--- a/docs/paper/paper.docx
+++ b/docs/paper/paper.docx
@@ -93,7 +93,23 @@
         <w:rPr>
           <w:color w:val="111111"/>
         </w:rPr>
-        <w:t xml:space="preserve"> as an online, multi-resource allocation problem with uncertain content usefulness and time-decaying value. We propose a value-aware decision engine that, every 30 s, prices five scarce resources (downlink volume, energy, GPU time, CPU time and storage) by dual decomposition over a forecast horizon of upcoming ground passes, and lets every item take the option with the best net value. Guards keep the battery reserve through the next eclipse and keep room in storage for incoming data, and each decision carries a one-line explanation. We release an open simulator and benchmark built on real orbit geometry: the Sentinel-2A orbit propagated from its current TLE with SGP4, passes over a Toulouse ground station and eclipses from the JPL ephemeris. Five scenarios make each resource binding in turn. Over 400 simulated days (5 scenarios × 4 strategies × 20 real days), the engine delivered the most value in four scenarios, beating both baselines on all 20 days, and tied the best baseline when storage was tightest. In those four scenarios it captured 3–21 % more value than a hand-tuned rule set and 6–59 % more than processing everything. It used 2–35 % less discretionary energy than both processing baselines. In an energy-starved configuration it kept a mean lowest battery charge of 35 %, while the process-everything strategy fell to 4 %. The ranking is unchanged under a synthetic geometry. An ablation study shows where the gains come from. Re-valuing raw transmissions at their downlink-queue position contributes most. Shadow prices matter most when storage binds, and the battery guard keeps the charge above its reserve. We discuss the limits of this partly synthetic evaluation and the planned next steps.</w:t>
+        <w:t xml:space="preserve"> as an online, multi-resource allocation problem with uncertain content usefulness and time-decaying value. We propose a value-aware decision engine that, every 30 s, prices five scarce resources (downlink volume, energy, GPU time, CPU time and storage) by dual decomposition over a forecast horizon of upcoming ground passes, and lets every item take the option with the best net value. Guards keep the battery reserve through the next eclipse and keep room in storage for incoming data, and each decision carries a one-line explanation. We release an open simulator and benchmark built on real orbit geometry: the Sentinel-2A orbit propagated from its current TLE with SGP4, passes over a Toulouse ground station and eclipses from the JPL ephemeris. The simulator's power system sheds loads so that the platform always survives the next eclipse. Six scenarios stress energy, downlink, storage, compute and urgent workload in turn, with stress levels set by one fixed rule: each offers 2/3 of what processing everything needs. We compare against four baselines, including a bandwidth-aware rule set, over 600 simulated days (6 scenarios × 5 strategies × 20 real days).</w:t>
+      </w:r>
+    </w:p>
+    <w:p>
+      <w:r>
+        <w:rPr>
+          <w:color w:val="111111"/>
+        </w:rPr>
+        <w:t>The engine delivered the most value in five of the six scenarios, capturing 2–20 % more than the best baseline. In paired comparisons it beat that baseline on 18–20 of the 20 days in each of those five scenarios. When mass memory is the bottleneck, processing everything immediately remains best (−1.5 points for the engine). The engine used 2–22 % less discretionary energy than the rule set and process-all.</w:t>
+      </w:r>
+    </w:p>
+    <w:p>
+      <w:r>
+        <w:rPr>
+          <w:color w:val="111111"/>
+        </w:rPr>
+        <w:t>An ablation study shows that re-valuing raw transmissions at their downlink-queue position contributes most, and that the shadow prices matter most when storage binds. We discuss the limits of this partly synthetic evaluation and the planned next steps.</w:t>
       </w:r>
     </w:p>
     <w:p>
@@ -208,7 +224,7 @@
         <w:rPr>
           <w:color w:val="111111"/>
         </w:rPr>
-        <w:t xml:space="preserve"> An open, reproducible simulator and benchmark dataset built on real orbit geometry, with three baselines, five stress scenarios and metrics mapped to the five evaluation criteria of the challenge (Section 5).</w:t>
+        <w:t xml:space="preserve"> An open, reproducible simulator and benchmark dataset built on real orbit geometry. It includes four baselines, six scenarios calibrated by a single rule, a check that each scenario binds its resource, and metrics mapped to the five evaluation criteria of the challenge (Section 5).</w:t>
       </w:r>
     </w:p>
     <w:p>
@@ -226,7 +242,7 @@
         <w:rPr>
           <w:color w:val="111111"/>
         </w:rPr>
-        <w:t xml:space="preserve"> An evaluation over 400 simulated days, including paired comparisons, an ablation study and a sensitivity analysis (Section 6).</w:t>
+        <w:t xml:space="preserve"> An evaluation over 600 simulated days, including paired comparisons, an ablation study and a sensitivity analysis (Section 6).</w:t>
       </w:r>
     </w:p>
     <w:p>
@@ -660,7 +676,7 @@
               <w:rPr>
                 <w:sz w:val="16"/>
               </w:rPr>
-              <w:t>46 W</w:t>
+              <w:t>44.8 W</w:t>
             </w:r>
           </w:p>
         </w:tc>
@@ -730,7 +746,7 @@
               <w:rPr>
                 <w:sz w:val="16"/>
               </w:rPr>
-              <w:t>Degraded solar array and smaller battery: processing everything is not affordable.</w:t>
+              <w:t>Degraded 44.8 W solar array and 60 Wh battery: energy for 2/3 of the processing demand.</w:t>
             </w:r>
           </w:p>
         </w:tc>
@@ -888,7 +904,7 @@
               <w:rPr>
                 <w:sz w:val="16"/>
               </w:rPr>
-              <w:t>8 GB</w:t>
+              <w:t>2.851 GB</w:t>
             </w:r>
           </w:p>
         </w:tc>
@@ -930,7 +946,107 @@
               <w:rPr>
                 <w:sz w:val="16"/>
               </w:rPr>
-              <w:t>Only 8 GB of mass memory: storing raw data for later is expensive.</w:t>
+              <w:t>2.85 GB of mass memory: 2/3 of what processing everything needs.</w:t>
+            </w:r>
+          </w:p>
+        </w:tc>
+      </w:tr>
+      <w:tr>
+        <w:tc>
+          <w:tcPr>
+            <w:tcW w:type="dxa" w:w="1419"/>
+          </w:tcPr>
+          <w:p>
+            <w:r/>
+            <w:r>
+              <w:rPr>
+                <w:sz w:val="16"/>
+              </w:rPr>
+              <w:t>Compute-starved</w:t>
+            </w:r>
+          </w:p>
+        </w:tc>
+        <w:tc>
+          <w:tcPr>
+            <w:tcW w:type="dxa" w:w="1419"/>
+          </w:tcPr>
+          <w:p>
+            <w:r/>
+            <w:r>
+              <w:rPr>
+                <w:sz w:val="16"/>
+              </w:rPr>
+              <w:t>60 W</w:t>
+            </w:r>
+          </w:p>
+        </w:tc>
+        <w:tc>
+          <w:tcPr>
+            <w:tcW w:type="dxa" w:w="1419"/>
+          </w:tcPr>
+          <w:p>
+            <w:r/>
+            <w:r>
+              <w:rPr>
+                <w:sz w:val="16"/>
+              </w:rPr>
+              <w:t>80 Wh</w:t>
+            </w:r>
+          </w:p>
+        </w:tc>
+        <w:tc>
+          <w:tcPr>
+            <w:tcW w:type="dxa" w:w="1419"/>
+          </w:tcPr>
+          <w:p>
+            <w:r/>
+            <w:r>
+              <w:rPr>
+                <w:sz w:val="16"/>
+              </w:rPr>
+              <w:t>32 GB</w:t>
+            </w:r>
+          </w:p>
+        </w:tc>
+        <w:tc>
+          <w:tcPr>
+            <w:tcW w:type="dxa" w:w="1419"/>
+          </w:tcPr>
+          <w:p>
+            <w:r/>
+            <w:r>
+              <w:rPr>
+                <w:sz w:val="16"/>
+              </w:rPr>
+              <w:t>4.4 (≥ 10°)</w:t>
+            </w:r>
+          </w:p>
+        </w:tc>
+        <w:tc>
+          <w:tcPr>
+            <w:tcW w:type="dxa" w:w="1419"/>
+          </w:tcPr>
+          <w:p>
+            <w:r/>
+            <w:r>
+              <w:rPr>
+                <w:sz w:val="16"/>
+              </w:rPr>
+              <w:t>10 MB/s</w:t>
+            </w:r>
+          </w:p>
+        </w:tc>
+        <w:tc>
+          <w:tcPr>
+            <w:tcW w:type="dxa" w:w="1419"/>
+          </w:tcPr>
+          <w:p>
+            <w:r/>
+            <w:r>
+              <w:rPr>
+                <w:sz w:val="16"/>
+              </w:rPr>
+              <w:t>A 4.72x slower low-power accelerator (same energy per job): GPU time for 2/3 of the demand.</w:t>
             </w:r>
           </w:p>
         </w:tc>
@@ -1049,7 +1165,131 @@
         <w:rPr>
           <w:color w:val="111111"/>
         </w:rPr>
-        <w:t xml:space="preserve"> Benchmark scenarios. Each stresses a different resource. Passes per day are real averages over 62 days for the given elevation mask. All other parameters are nominal: 22 W platform load, CPU 4 × 5 W, GPU 1 × 35 W, radio 20 W, 30 % battery reserve, 10 % hard floor.</w:t>
+        <w:t xml:space="preserve"> Benchmark scenarios. Passes per day are real averages over 62 days for the given elevation mask. All other parameters are nominal: 22 W platform load, CPU 4 × 5 W, GPU 1 × 35 W, radio 20 W, 30 % battery reserve, 10 % hard floor.</w:t>
+      </w:r>
+    </w:p>
+    <w:p>
+      <w:r>
+        <w:rPr>
+          <w:color w:val="111111"/>
+        </w:rPr>
+        <w:t>The stress levels follow one rule, fixed before the evaluation and applied on the tuning days only (</w:t>
+      </w:r>
+      <w:r>
+        <w:rPr>
+          <w:rFonts w:ascii="Consolas" w:hAnsi="Consolas"/>
+          <w:color w:val="111111"/>
+        </w:rPr>
+        <w:t>tools/calibrate_scenarios.py</w:t>
+      </w:r>
+      <w:r>
+        <w:rPr>
+          <w:color w:val="111111"/>
+        </w:rPr>
+        <w:t xml:space="preserve">): in each stress scenario, the named resource offers </w:t>
+      </w:r>
+      <w:r>
+        <w:rPr>
+          <w:b/>
+          <w:color w:val="111111"/>
+        </w:rPr>
+        <w:t>2/3 of what the process-all reference strategy needs</w:t>
+      </w:r>
+      <w:r>
+        <w:rPr>
+          <w:color w:val="111111"/>
+        </w:rPr>
+        <w:t xml:space="preserve"> in the nominal scenario.</w:t>
+      </w:r>
+    </w:p>
+    <w:p>
+      <w:pPr>
+        <w:pStyle w:val="ListBullet"/>
+      </w:pPr>
+      <w:r>
+        <w:rPr>
+          <w:b/>
+          <w:color w:val="111111"/>
+        </w:rPr>
+        <w:t>Energy-starved:</w:t>
+      </w:r>
+      <w:r>
+        <w:rPr>
+          <w:color w:val="111111"/>
+        </w:rPr>
+        <w:t xml:space="preserve"> the daily solar surplus is 2/3 of process-all's discretionary energy. That gives a 44.8 W array, with a 60 Wh battery.</w:t>
+      </w:r>
+    </w:p>
+    <w:p>
+      <w:pPr>
+        <w:pStyle w:val="ListBullet"/>
+      </w:pPr>
+      <w:r>
+        <w:rPr>
+          <w:b/>
+          <w:color w:val="111111"/>
+        </w:rPr>
+        <w:t>Storage-tight:</w:t>
+      </w:r>
+      <w:r>
+        <w:rPr>
+          <w:color w:val="111111"/>
+        </w:rPr>
+        <w:t xml:space="preserve"> the mass memory is 2/3 of process-all's peak storage, which is 2.85 GB.</w:t>
+      </w:r>
+    </w:p>
+    <w:p>
+      <w:pPr>
+        <w:pStyle w:val="ListBullet"/>
+      </w:pPr>
+      <w:r>
+        <w:rPr>
+          <w:b/>
+          <w:color w:val="111111"/>
+        </w:rPr>
+        <w:t>Compute-starved:</w:t>
+      </w:r>
+      <w:r>
+        <w:rPr>
+          <w:color w:val="111111"/>
+        </w:rPr>
+        <w:t xml:space="preserve"> the GPU time is 2/3 of process-all's demand. This is a 4.72× slower, lower-power accelerator with the same energy per job.</w:t>
+      </w:r>
+    </w:p>
+    <w:p>
+      <w:pPr>
+        <w:pStyle w:val="ListBullet"/>
+      </w:pPr>
+      <w:r>
+        <w:rPr>
+          <w:b/>
+          <w:color w:val="111111"/>
+        </w:rPr>
+        <w:t>Downlink-starved:</w:t>
+      </w:r>
+      <w:r>
+        <w:rPr>
+          <w:color w:val="111111"/>
+        </w:rPr>
+        <w:t xml:space="preserve"> passes above 20° only, at half the data rate.</w:t>
+      </w:r>
+    </w:p>
+    <w:p>
+      <w:pPr>
+        <w:pStyle w:val="ListBullet"/>
+      </w:pPr>
+      <w:r>
+        <w:rPr>
+          <w:b/>
+          <w:color w:val="111111"/>
+        </w:rPr>
+        <w:t>Event surge:</w:t>
+      </w:r>
+      <w:r>
+        <w:rPr>
+          <w:color w:val="111111"/>
+        </w:rPr>
+        <w:t xml:space="preserve"> five times more urgent event candidates.</w:t>
       </w:r>
     </w:p>
     <w:p>
@@ -2923,7 +3163,7 @@
         <w:rPr>
           <w:color w:val="111111"/>
         </w:rPr>
-        <w:t xml:space="preserve"> The battery state of charge evolves with solar input (sunlight only), platform load, processing and radio power, clamped to its capacity. Discretionary loads are shed below the 10 % hard floor.</w:t>
+        <w:t xml:space="preserve"> The battery state of charge evolves with solar input (sunlight only), platform load, processing and radio power, clamped to its capacity. Like a spacecraft power-conditioning unit, the simulator sheds processing and radio loads before the charge would fall below the 10 % floor plus the energy the platform needs to cross the next eclipse. The platform load is therefore always met: no run of any strategy recorded a power failure.</w:t>
       </w:r>
     </w:p>
     <w:p>
@@ -3169,7 +3409,7 @@
         <w:rPr>
           <w:color w:val="111111"/>
         </w:rPr>
-        <w:t xml:space="preserve"> Downlink MB and radio energy, plus storage held until the pass.</w:t>
+        <w:t xml:space="preserve"> Downlink MB and radio energy. Keeping an item adds nothing to the storage it already occupies.</w:t>
       </w:r>
     </w:p>
     <w:p>
@@ -3239,7 +3479,20 @@
         <w:rPr>
           <w:color w:val="111111"/>
         </w:rPr>
-        <w:t>, processing energy, GPU or CPU seconds, and the product's storage.</w:t>
+        <w:t xml:space="preserve"> on the downlink, processing energy, and GPU or CPU seconds. In storage it has a </w:t>
+      </w:r>
+      <w:r>
+        <w:rPr>
+          <w:i/>
+          <w:color w:val="111111"/>
+        </w:rPr>
+        <w:t>negative</w:t>
+      </w:r>
+      <w:r>
+        <w:rPr>
+          <w:color w:val="111111"/>
+        </w:rPr>
+        <w:t xml:space="preserve"> use: it frees the raw size minus the product size.</w:t>
       </w:r>
     </w:p>
     <w:p>
@@ -3548,7 +3801,7 @@
         <w:rPr>
           <w:color w:val="111111"/>
         </w:rPr>
-        <w:t xml:space="preserve"> capacity, minus a guard reserve, minus the compact footprint of data expected to arrive before the next pass.</w:t>
+        <w:t xml:space="preserve"> the free space left after a guard reserve and after the compact footprint of data expected to arrive before the next pass. It is negative when items already onboard must shrink to make room.</w:t>
       </w:r>
     </w:p>
     <w:p>
@@ -3556,7 +3809,7 @@
         <w:rPr>
           <w:color w:val="111111"/>
         </w:rPr>
-        <w:t>It then raises each price by coordinate-wise geometric bisection, in two rounds over the five resources, until planned use fits supply:</w:t>
+        <w:t>It then raises each price, in two rounds over the five resources, until planned use fits supply. The search doubles the price until the plan fits, then refines it by geometric bisection:</w:t>
       </w:r>
     </w:p>
     <w:p>
@@ -3629,7 +3882,7 @@
         <w:rPr>
           <w:color w:val="111111"/>
         </w:rPr>
-        <w:t>A price stays at zero while its resource is plentiful. In particular, energy is free when the battery is full in sunlight, because unused solar power would be wasted. A price rises to the value density of the marginal item when its resource binds. This explains why the engine processes aggressively in sunlight and sends raw data when bandwidth is spare, but switches to compact products when passes are saturated or storage is tight.</w:t>
+        <w:t>A price stays at zero while its resource is plentiful. In particular, energy is free when the battery is full in sunlight, because unused solar power would be wasted. A price rises to the value density of the marginal item when its resource binds. This explains why the engine sends raw data when bandwidth is spare but switches to compact products when passes are saturated. When storage runs short, the storage price rewards processing precisely because processing frees space.</w:t>
       </w:r>
     </w:p>
     <w:p>
@@ -3837,7 +4090,15 @@
         <w:rPr>
           <w:color w:val="111111"/>
         </w:rPr>
-        <w:t xml:space="preserve">This is value per MB plus an urgency term: the value lost by waiting for the next pass. A </w:t>
+        <w:t>This is value per MB plus an urgency term: the value lost by waiting for the next pass.</w:t>
+      </w:r>
+    </w:p>
+    <w:p>
+      <w:r>
+        <w:rPr>
+          <w:color w:val="111111"/>
+        </w:rPr>
+        <w:t xml:space="preserve">A </w:t>
       </w:r>
       <w:r>
         <w:rPr>
@@ -3850,7 +4111,7 @@
         <w:rPr>
           <w:color w:val="111111"/>
         </w:rPr>
-        <w:t xml:space="preserve"> keeps free space for five minutes of peak acquisition, and at least 5 % of capacity. When space runs short it drops the raw items with the lowest net value per MB.</w:t>
+        <w:t xml:space="preserve"> keeps free space for five minutes of peak acquisition, and at least 5 % of capacity. When space runs short it drops items, cheapest per MB first. It only drops an item worth less per MB than the data it makes room for, which is the expected value density of new acquisitions (≈ 0.03 value/MB for the nominal instruments). Small, valuable items such as telemetry are therefore never sacrificed to free space for bulk imagery.</w:t>
       </w:r>
     </w:p>
     <w:p>
@@ -3905,7 +4166,7 @@
         <w:rPr>
           <w:color w:val="111111"/>
         </w:rPr>
-        <w:t xml:space="preserve"> (a hyperspectral cube: with spare downlink, raw data keeps more science).</w:t>
+        <w:t xml:space="preserve"> (a hyperspectral cube in the nominal case: with spare downlink, raw data keeps more science).</w:t>
       </w:r>
     </w:p>
     <w:p>
@@ -3917,13 +4178,13 @@
           <w:i/>
           <w:color w:val="111111"/>
         </w:rPr>
-        <w:t>"drop: storage guard, lowest value per MB onboard [… storage 0.0029/MB]"</w:t>
-      </w:r>
-      <w:r>
-        <w:rPr>
-          <w:color w:val="111111"/>
-        </w:rPr>
-        <w:t xml:space="preserve"> (an optical image, storage-tight, T+18.8 h).</w:t>
+        <w:t>"process now: U_proc very high (frees scarce storage) &gt; U_raw 4.47; ~26 MB product vs 651 MB raw [… storage saturated]"</w:t>
+      </w:r>
+      <w:r>
+        <w:rPr>
+          <w:color w:val="111111"/>
+        </w:rPr>
+        <w:t xml:space="preserve"> (the same kind of cube when storage is tight).</w:t>
       </w:r>
     </w:p>
     <w:p>
@@ -3949,7 +4210,15 @@
         <w:rPr>
           <w:color w:val="111111"/>
         </w:rPr>
-        <w:t xml:space="preserve">The per-step computation is dominated by the bisection: at most a few hundred vectorized evaluations over the </w:t>
+        <w:t>When no price can make the plan fit (for example, storage that even full processing cannot free), the price saturates and the explanation says so in words.</w:t>
+      </w:r>
+    </w:p>
+    <w:p>
+      <w:r>
+        <w:rPr>
+          <w:color w:val="111111"/>
+        </w:rPr>
+        <w:t xml:space="preserve">The per-step computation is dominated by the price search: at most a few hundred vectorized evaluations over the </w:t>
       </w:r>
       <w:r>
         <w:rPr>
@@ -3962,7 +4231,7 @@
         <w:rPr>
           <w:color w:val="111111"/>
         </w:rPr>
-        <w:t xml:space="preserve"> onboard items. Measured on one laptop core in pure Python/NumPy over 14,400 decisions (seed 7, all five scenarios), a decision takes 1.2 ms on average, 2.8 ms at the 95th percentile and at most 8 ms, with up to 277 items onboard. That is more than three orders of magnitude below the 30 s decision period.</w:t>
+        <w:t xml:space="preserve"> onboard items. Measured on one laptop core in pure Python/NumPy over 17,280 decisions (seed 7, all six scenarios), a decision takes 1.5 ms on average, 3.8 ms at the 95th percentile and at most 8 ms, with up to 277 items onboard. That is more than three orders of magnitude below the 30 s decision period.</w:t>
       </w:r>
     </w:p>
     <w:p>
@@ -4076,6 +4345,44 @@
       </w:r>
     </w:p>
     <w:p>
+      <w:pPr>
+        <w:pStyle w:val="ListBullet"/>
+      </w:pPr>
+      <w:r>
+        <w:rPr>
+          <w:b/>
+          <w:color w:val="111111"/>
+        </w:rPr>
+        <w:t>Bandwidth-aware rules:</w:t>
+      </w:r>
+      <w:r>
+        <w:rPr>
+          <w:color w:val="111111"/>
+        </w:rPr>
+        <w:t xml:space="preserve"> the priority rules plus what a careful operator would add to exploit spare downlink. Hyperspectral cubes and optical images forecast useful (</w:t>
+      </w:r>
+      <w:r>
+        <w:rPr>
+          <w:i/>
+          <w:color w:val="111111"/>
+        </w:rPr>
+        <w:t>p</w:t>
+      </w:r>
+      <w:r>
+        <w:rPr>
+          <w:i/>
+          <w:color w:val="111111"/>
+        </w:rPr>
+        <w:t>i</w:t>
+      </w:r>
+      <w:r>
+        <w:rPr>
+          <w:color w:val="111111"/>
+        </w:rPr>
+        <w:t xml:space="preserve"> ≥ 0.7) are kept raw, highest priority first, while they fit in 80 % of the next two passes and in half of the mass memory. The thresholds were fixed a priori.</w:t>
+      </w:r>
+    </w:p>
+    <w:p>
       <w:r>
         <w:rPr>
           <w:b/>
@@ -4141,7 +4448,7 @@
         <w:rPr>
           <w:color w:val="111111"/>
         </w:rPr>
-        <w:t xml:space="preserve"> discretionary energy (processing + radio), Wh per unit of value, lowest battery charge and time below the reserve.</w:t>
+        <w:t xml:space="preserve"> discretionary energy (processing + radio), Wh per unit of value, lowest battery charge, time below the reserve, and unmet platform load (power failures).</w:t>
       </w:r>
     </w:p>
     <w:p>
@@ -4192,7 +4499,602 @@
         <w:rPr>
           <w:color w:val="111111"/>
         </w:rPr>
-        <w:t xml:space="preserve"> Engine parameters were tuned only on seeds 1000–1003, which are real days 24–27 and never overlap the evaluation days. All reported results use seeds 0–19: 20 real days per scenario and strategy, 400 simulated days in total. We report means with 95 % confidence intervals. Because every strategy sees the same days, we also report paired differences. As a robustness check, we repeated the whole benchmark with a synthetic geometry (Section 6.6).</w:t>
+        <w:t xml:space="preserve"> Engine parameters and scenario stress levels were set only on seeds 1000–1003, which are real days 24–27 and never overlap the evaluation days. All reported results use seeds 0–19: 20 real days per scenario and strategy, 600 simulated days in total. We report means with 95 % confidence intervals. Because every strategy sees the same days, we also report paired differences. As a robustness check, we repeated the whole benchmark with a synthetic geometry (Section 6.6).</w:t>
+      </w:r>
+    </w:p>
+    <w:p>
+      <w:r>
+        <w:rPr>
+          <w:b/>
+          <w:color w:val="111111"/>
+        </w:rPr>
+        <w:t>Scenario validation.</w:t>
+      </w:r>
+      <w:r>
+        <w:rPr>
+          <w:color w:val="111111"/>
+        </w:rPr>
+        <w:t xml:space="preserve"> A stress scenario is only informative if its resource actually binds. Table 3 shows, for each stress scenario, the named resource under load, nominal → stressed, for every strategy that processes data. The battery falls to the load-shedding floor for process-all and within a few points of the reserve for the others. Storage peaks at 90–99 %, passes run full, and the GPU is busy 86–96 % of the day.</w:t>
+      </w:r>
+    </w:p>
+    <w:tbl>
+      <w:tblPr>
+        <w:tblStyle w:val="LightList-Accent1"/>
+        <w:tblW w:type="auto" w:w="0"/>
+        <w:jc w:val="center"/>
+        <w:tblLook w:firstColumn="1" w:firstRow="1" w:lastColumn="0" w:lastRow="0" w:noHBand="0" w:noVBand="1" w:val="04A0"/>
+      </w:tblPr>
+      <w:tblGrid>
+        <w:gridCol w:w="1656"/>
+        <w:gridCol w:w="1656"/>
+        <w:gridCol w:w="1656"/>
+        <w:gridCol w:w="1656"/>
+        <w:gridCol w:w="1656"/>
+        <w:gridCol w:w="1656"/>
+      </w:tblGrid>
+      <w:tr>
+        <w:tc>
+          <w:tcPr>
+            <w:tcW w:type="dxa" w:w="1656"/>
+          </w:tcPr>
+          <w:p>
+            <w:r/>
+            <w:r>
+              <w:rPr>
+                <w:b/>
+                <w:sz w:val="16"/>
+              </w:rPr>
+              <w:t>Scenario</w:t>
+            </w:r>
+          </w:p>
+        </w:tc>
+        <w:tc>
+          <w:tcPr>
+            <w:tcW w:type="dxa" w:w="1656"/>
+          </w:tcPr>
+          <w:p>
+            <w:r/>
+            <w:r>
+              <w:rPr>
+                <w:b/>
+                <w:sz w:val="16"/>
+              </w:rPr>
+              <w:t>Binding resource</w:t>
+            </w:r>
+          </w:p>
+        </w:tc>
+        <w:tc>
+          <w:tcPr>
+            <w:tcW w:type="dxa" w:w="1656"/>
+          </w:tcPr>
+          <w:p>
+            <w:r/>
+            <w:r>
+              <w:rPr>
+                <w:b/>
+                <w:sz w:val="16"/>
+              </w:rPr>
+              <w:t>Process-all</w:t>
+            </w:r>
+          </w:p>
+        </w:tc>
+        <w:tc>
+          <w:tcPr>
+            <w:tcW w:type="dxa" w:w="1656"/>
+          </w:tcPr>
+          <w:p>
+            <w:r/>
+            <w:r>
+              <w:rPr>
+                <w:b/>
+                <w:sz w:val="16"/>
+              </w:rPr>
+              <w:t>Priority rules</w:t>
+            </w:r>
+          </w:p>
+        </w:tc>
+        <w:tc>
+          <w:tcPr>
+            <w:tcW w:type="dxa" w:w="1656"/>
+          </w:tcPr>
+          <w:p>
+            <w:r/>
+            <w:r>
+              <w:rPr>
+                <w:b/>
+                <w:sz w:val="16"/>
+              </w:rPr>
+              <w:t>Bandwidth rules</w:t>
+            </w:r>
+          </w:p>
+        </w:tc>
+        <w:tc>
+          <w:tcPr>
+            <w:tcW w:type="dxa" w:w="1656"/>
+          </w:tcPr>
+          <w:p>
+            <w:r/>
+            <w:r>
+              <w:rPr>
+                <w:b/>
+                <w:sz w:val="16"/>
+              </w:rPr>
+              <w:t>Value-aware</w:t>
+            </w:r>
+          </w:p>
+        </w:tc>
+      </w:tr>
+      <w:tr>
+        <w:tc>
+          <w:tcPr>
+            <w:tcW w:type="dxa" w:w="1656"/>
+          </w:tcPr>
+          <w:p>
+            <w:r/>
+            <w:r>
+              <w:rPr>
+                <w:sz w:val="16"/>
+              </w:rPr>
+              <w:t>Energy-starved</w:t>
+            </w:r>
+          </w:p>
+        </w:tc>
+        <w:tc>
+          <w:tcPr>
+            <w:tcW w:type="dxa" w:w="1656"/>
+          </w:tcPr>
+          <w:p>
+            <w:r/>
+            <w:r>
+              <w:rPr>
+                <w:sz w:val="16"/>
+              </w:rPr>
+              <w:t>Energy: lowest battery (%)</w:t>
+            </w:r>
+          </w:p>
+        </w:tc>
+        <w:tc>
+          <w:tcPr>
+            <w:tcW w:type="dxa" w:w="1656"/>
+          </w:tcPr>
+          <w:p>
+            <w:r/>
+            <w:r>
+              <w:rPr>
+                <w:sz w:val="16"/>
+              </w:rPr>
+              <w:t xml:space="preserve">74 → </w:t>
+            </w:r>
+            <w:r>
+              <w:rPr>
+                <w:b/>
+                <w:sz w:val="16"/>
+              </w:rPr>
+              <w:t>10</w:t>
+            </w:r>
+          </w:p>
+        </w:tc>
+        <w:tc>
+          <w:tcPr>
+            <w:tcW w:type="dxa" w:w="1656"/>
+          </w:tcPr>
+          <w:p>
+            <w:r/>
+            <w:r>
+              <w:rPr>
+                <w:sz w:val="16"/>
+              </w:rPr>
+              <w:t xml:space="preserve">74 → </w:t>
+            </w:r>
+            <w:r>
+              <w:rPr>
+                <w:b/>
+                <w:sz w:val="16"/>
+              </w:rPr>
+              <w:t>23</w:t>
+            </w:r>
+          </w:p>
+        </w:tc>
+        <w:tc>
+          <w:tcPr>
+            <w:tcW w:type="dxa" w:w="1656"/>
+          </w:tcPr>
+          <w:p>
+            <w:r/>
+            <w:r>
+              <w:rPr>
+                <w:sz w:val="16"/>
+              </w:rPr>
+              <w:t xml:space="preserve">75 → </w:t>
+            </w:r>
+            <w:r>
+              <w:rPr>
+                <w:b/>
+                <w:sz w:val="16"/>
+              </w:rPr>
+              <w:t>27</w:t>
+            </w:r>
+          </w:p>
+        </w:tc>
+        <w:tc>
+          <w:tcPr>
+            <w:tcW w:type="dxa" w:w="1656"/>
+          </w:tcPr>
+          <w:p>
+            <w:r/>
+            <w:r>
+              <w:rPr>
+                <w:sz w:val="16"/>
+              </w:rPr>
+              <w:t xml:space="preserve">75 → </w:t>
+            </w:r>
+            <w:r>
+              <w:rPr>
+                <w:b/>
+                <w:sz w:val="16"/>
+              </w:rPr>
+              <w:t>28</w:t>
+            </w:r>
+          </w:p>
+        </w:tc>
+      </w:tr>
+      <w:tr>
+        <w:tc>
+          <w:tcPr>
+            <w:tcW w:type="dxa" w:w="1656"/>
+          </w:tcPr>
+          <w:p>
+            <w:r/>
+            <w:r>
+              <w:rPr>
+                <w:sz w:val="16"/>
+              </w:rPr>
+              <w:t>Downlink-starved</w:t>
+            </w:r>
+          </w:p>
+        </w:tc>
+        <w:tc>
+          <w:tcPr>
+            <w:tcW w:type="dxa" w:w="1656"/>
+          </w:tcPr>
+          <w:p>
+            <w:r/>
+            <w:r>
+              <w:rPr>
+                <w:sz w:val="16"/>
+              </w:rPr>
+              <w:t>Downlink: pass capacity used (%)</w:t>
+            </w:r>
+          </w:p>
+        </w:tc>
+        <w:tc>
+          <w:tcPr>
+            <w:tcW w:type="dxa" w:w="1656"/>
+          </w:tcPr>
+          <w:p>
+            <w:r/>
+            <w:r>
+              <w:rPr>
+                <w:sz w:val="16"/>
+              </w:rPr>
+              <w:t xml:space="preserve">28 → </w:t>
+            </w:r>
+            <w:r>
+              <w:rPr>
+                <w:b/>
+                <w:sz w:val="16"/>
+              </w:rPr>
+              <w:t>98</w:t>
+            </w:r>
+          </w:p>
+        </w:tc>
+        <w:tc>
+          <w:tcPr>
+            <w:tcW w:type="dxa" w:w="1656"/>
+          </w:tcPr>
+          <w:p>
+            <w:r/>
+            <w:r>
+              <w:rPr>
+                <w:sz w:val="16"/>
+              </w:rPr>
+              <w:t xml:space="preserve">29 → </w:t>
+            </w:r>
+            <w:r>
+              <w:rPr>
+                <w:b/>
+                <w:sz w:val="16"/>
+              </w:rPr>
+              <w:t>98</w:t>
+            </w:r>
+          </w:p>
+        </w:tc>
+        <w:tc>
+          <w:tcPr>
+            <w:tcW w:type="dxa" w:w="1656"/>
+          </w:tcPr>
+          <w:p>
+            <w:r/>
+            <w:r>
+              <w:rPr>
+                <w:sz w:val="16"/>
+              </w:rPr>
+              <w:t xml:space="preserve">99 → </w:t>
+            </w:r>
+            <w:r>
+              <w:rPr>
+                <w:b/>
+                <w:sz w:val="16"/>
+              </w:rPr>
+              <w:t>100</w:t>
+            </w:r>
+          </w:p>
+        </w:tc>
+        <w:tc>
+          <w:tcPr>
+            <w:tcW w:type="dxa" w:w="1656"/>
+          </w:tcPr>
+          <w:p>
+            <w:r/>
+            <w:r>
+              <w:rPr>
+                <w:sz w:val="16"/>
+              </w:rPr>
+              <w:t xml:space="preserve">99 → </w:t>
+            </w:r>
+            <w:r>
+              <w:rPr>
+                <w:b/>
+                <w:sz w:val="16"/>
+              </w:rPr>
+              <w:t>100</w:t>
+            </w:r>
+          </w:p>
+        </w:tc>
+      </w:tr>
+      <w:tr>
+        <w:tc>
+          <w:tcPr>
+            <w:tcW w:type="dxa" w:w="1656"/>
+          </w:tcPr>
+          <w:p>
+            <w:r/>
+            <w:r>
+              <w:rPr>
+                <w:sz w:val="16"/>
+              </w:rPr>
+              <w:t>Storage-tight</w:t>
+            </w:r>
+          </w:p>
+        </w:tc>
+        <w:tc>
+          <w:tcPr>
+            <w:tcW w:type="dxa" w:w="1656"/>
+          </w:tcPr>
+          <w:p>
+            <w:r/>
+            <w:r>
+              <w:rPr>
+                <w:sz w:val="16"/>
+              </w:rPr>
+              <w:t>Storage: peak storage (%)</w:t>
+            </w:r>
+          </w:p>
+        </w:tc>
+        <w:tc>
+          <w:tcPr>
+            <w:tcW w:type="dxa" w:w="1656"/>
+          </w:tcPr>
+          <w:p>
+            <w:r/>
+            <w:r>
+              <w:rPr>
+                <w:sz w:val="16"/>
+              </w:rPr>
+              <w:t xml:space="preserve">13 → </w:t>
+            </w:r>
+            <w:r>
+              <w:rPr>
+                <w:b/>
+                <w:sz w:val="16"/>
+              </w:rPr>
+              <w:t>99</w:t>
+            </w:r>
+          </w:p>
+        </w:tc>
+        <w:tc>
+          <w:tcPr>
+            <w:tcW w:type="dxa" w:w="1656"/>
+          </w:tcPr>
+          <w:p>
+            <w:r/>
+            <w:r>
+              <w:rPr>
+                <w:sz w:val="16"/>
+              </w:rPr>
+              <w:t xml:space="preserve">13 → </w:t>
+            </w:r>
+            <w:r>
+              <w:rPr>
+                <w:b/>
+                <w:sz w:val="16"/>
+              </w:rPr>
+              <w:t>90</w:t>
+            </w:r>
+          </w:p>
+        </w:tc>
+        <w:tc>
+          <w:tcPr>
+            <w:tcW w:type="dxa" w:w="1656"/>
+          </w:tcPr>
+          <w:p>
+            <w:r/>
+            <w:r>
+              <w:rPr>
+                <w:sz w:val="16"/>
+              </w:rPr>
+              <w:t xml:space="preserve">33 → </w:t>
+            </w:r>
+            <w:r>
+              <w:rPr>
+                <w:b/>
+                <w:sz w:val="16"/>
+              </w:rPr>
+              <w:t>90</w:t>
+            </w:r>
+          </w:p>
+        </w:tc>
+        <w:tc>
+          <w:tcPr>
+            <w:tcW w:type="dxa" w:w="1656"/>
+          </w:tcPr>
+          <w:p>
+            <w:r/>
+            <w:r>
+              <w:rPr>
+                <w:sz w:val="16"/>
+              </w:rPr>
+              <w:t xml:space="preserve">39 → </w:t>
+            </w:r>
+            <w:r>
+              <w:rPr>
+                <w:b/>
+                <w:sz w:val="16"/>
+              </w:rPr>
+              <w:t>97</w:t>
+            </w:r>
+          </w:p>
+        </w:tc>
+      </w:tr>
+      <w:tr>
+        <w:tc>
+          <w:tcPr>
+            <w:tcW w:type="dxa" w:w="1656"/>
+          </w:tcPr>
+          <w:p>
+            <w:r/>
+            <w:r>
+              <w:rPr>
+                <w:sz w:val="16"/>
+              </w:rPr>
+              <w:t>Compute-starved</w:t>
+            </w:r>
+          </w:p>
+        </w:tc>
+        <w:tc>
+          <w:tcPr>
+            <w:tcW w:type="dxa" w:w="1656"/>
+          </w:tcPr>
+          <w:p>
+            <w:r/>
+            <w:r>
+              <w:rPr>
+                <w:sz w:val="16"/>
+              </w:rPr>
+              <w:t>Compute: GPU busy (%)</w:t>
+            </w:r>
+          </w:p>
+        </w:tc>
+        <w:tc>
+          <w:tcPr>
+            <w:tcW w:type="dxa" w:w="1656"/>
+          </w:tcPr>
+          <w:p>
+            <w:r/>
+            <w:r>
+              <w:rPr>
+                <w:sz w:val="16"/>
+              </w:rPr>
+              <w:t xml:space="preserve">29 → </w:t>
+            </w:r>
+            <w:r>
+              <w:rPr>
+                <w:b/>
+                <w:sz w:val="16"/>
+              </w:rPr>
+              <w:t>95</w:t>
+            </w:r>
+          </w:p>
+        </w:tc>
+        <w:tc>
+          <w:tcPr>
+            <w:tcW w:type="dxa" w:w="1656"/>
+          </w:tcPr>
+          <w:p>
+            <w:r/>
+            <w:r>
+              <w:rPr>
+                <w:sz w:val="16"/>
+              </w:rPr>
+              <w:t xml:space="preserve">29 → </w:t>
+            </w:r>
+            <w:r>
+              <w:rPr>
+                <w:b/>
+                <w:sz w:val="16"/>
+              </w:rPr>
+              <w:t>96</w:t>
+            </w:r>
+          </w:p>
+        </w:tc>
+        <w:tc>
+          <w:tcPr>
+            <w:tcW w:type="dxa" w:w="1656"/>
+          </w:tcPr>
+          <w:p>
+            <w:r/>
+            <w:r>
+              <w:rPr>
+                <w:sz w:val="16"/>
+              </w:rPr>
+              <w:t xml:space="preserve">22 → </w:t>
+            </w:r>
+            <w:r>
+              <w:rPr>
+                <w:b/>
+                <w:sz w:val="16"/>
+              </w:rPr>
+              <w:t>89</w:t>
+            </w:r>
+          </w:p>
+        </w:tc>
+        <w:tc>
+          <w:tcPr>
+            <w:tcW w:type="dxa" w:w="1656"/>
+          </w:tcPr>
+          <w:p>
+            <w:r/>
+            <w:r>
+              <w:rPr>
+                <w:sz w:val="16"/>
+              </w:rPr>
+              <w:t xml:space="preserve">22 → </w:t>
+            </w:r>
+            <w:r>
+              <w:rPr>
+                <w:b/>
+                <w:sz w:val="16"/>
+              </w:rPr>
+              <w:t>86</w:t>
+            </w:r>
+          </w:p>
+        </w:tc>
+      </w:tr>
+    </w:tbl>
+    <w:p/>
+    <w:p>
+      <w:r>
+        <w:rPr>
+          <w:b/>
+          <w:color w:val="111111"/>
+        </w:rPr>
+        <w:t>Table 3.</w:t>
+      </w:r>
+      <w:r>
+        <w:rPr>
+          <w:color w:val="111111"/>
+        </w:rPr>
+        <w:t xml:space="preserve"> Scenario validation: the binding resource of each stress scenario, nominal → stressed (mean over the 20 evaluation days).</w:t>
       </w:r>
     </w:p>
     <w:p>
@@ -4222,7 +5124,7 @@
         <w:rPr>
           <w:color w:val="111111"/>
         </w:rPr>
-        <w:t>Table 3 and Figure 2 give the main results. The value-aware engine captures the most value in four of the five scenarios and ties the best baseline in the fifth. The margin over the strongest baseline, the hand-tuned rules, varies by scenario:</w:t>
+        <w:t>Table 4 and Figure 2 give the main results. The value-aware engine captures the most value in five of the six scenarios. Its margin over the best baseline in each scenario:</w:t>
       </w:r>
     </w:p>
     <w:p>
@@ -4240,7 +5142,7 @@
         <w:rPr>
           <w:color w:val="111111"/>
         </w:rPr>
-        <w:t xml:space="preserve"> largest, 33.2 % vs 27.6 % (+20 % relative).</w:t>
+        <w:t xml:space="preserve"> 33.2 % vs 27.6 % for the rules (+20 % relative). When passes are scarce, choosing which items to send raw and which to shrink matters most.</w:t>
       </w:r>
     </w:p>
     <w:p>
@@ -4252,13 +5154,13 @@
           <w:b/>
           <w:color w:val="111111"/>
         </w:rPr>
-        <w:t>Nominal:</w:t>
-      </w:r>
-      <w:r>
-        <w:rPr>
-          <w:color w:val="111111"/>
-        </w:rPr>
-        <w:t xml:space="preserve"> +6.0 % relative (43.6 % vs 41.1 %).</w:t>
+        <w:t>Energy-starved:</w:t>
+      </w:r>
+      <w:r>
+        <w:rPr>
+          <w:color w:val="111111"/>
+        </w:rPr>
+        <w:t xml:space="preserve"> 42.5 % vs 38.3 % for the bandwidth-aware rules (+11 %). Process-all is throttled by load shedding and falls to 22.2 %.</w:t>
       </w:r>
     </w:p>
     <w:p>
@@ -4270,13 +5172,13 @@
           <w:b/>
           <w:color w:val="111111"/>
         </w:rPr>
-        <w:t>Energy-starved:</w:t>
-      </w:r>
-      <w:r>
-        <w:rPr>
-          <w:color w:val="111111"/>
-        </w:rPr>
-        <w:t xml:space="preserve"> +5.7 %.</w:t>
+        <w:t>Compute-starved:</w:t>
+      </w:r>
+      <w:r>
+        <w:rPr>
+          <w:color w:val="111111"/>
+        </w:rPr>
+        <w:t xml:space="preserve"> 38.7 % vs 36.1 % for the rules (+7 %). Process-all queues everything on the slow accelerator and reaches only 27.7 %.</w:t>
       </w:r>
     </w:p>
     <w:p>
@@ -4288,13 +5190,13 @@
           <w:b/>
           <w:color w:val="111111"/>
         </w:rPr>
-        <w:t>Event surge:</w:t>
-      </w:r>
-      <w:r>
-        <w:rPr>
-          <w:color w:val="111111"/>
-        </w:rPr>
-        <w:t xml:space="preserve"> +2.7 %.</w:t>
+        <w:t>Nominal:</w:t>
+      </w:r>
+      <w:r>
+        <w:rPr>
+          <w:color w:val="111111"/>
+        </w:rPr>
+        <w:t xml:space="preserve"> 43.6 % vs 41.9 % for the bandwidth-aware rules (+4 %).</w:t>
       </w:r>
     </w:p>
     <w:p>
@@ -4306,21 +5208,39 @@
           <w:b/>
           <w:color w:val="111111"/>
         </w:rPr>
-        <w:t>Storage-tight:</w:t>
-      </w:r>
-      <w:r>
-        <w:rPr>
-          <w:color w:val="111111"/>
-        </w:rPr>
-        <w:t xml:space="preserve"> a tie (41.0 % vs 41.1 %), reached with 34 % less energy. With only 8 GB of storage the engine cannot hold raw data until a pass, so it converges to the same compact-product strategy as the rules.</w:t>
+        <w:t>Event surge:</w:t>
+      </w:r>
+      <w:r>
+        <w:rPr>
+          <w:color w:val="111111"/>
+        </w:rPr>
+        <w:t xml:space="preserve"> 31.1 % vs 30.5 % (+2 %).</w:t>
       </w:r>
     </w:p>
     <w:p>
-      <w:r>
-        <w:rPr>
-          <w:color w:val="111111"/>
-        </w:rPr>
-        <w:t>Bent-pipe captures only 1–11 %: without onboard filtering, the downlink is spent on cloudy scenes and false alarms, storage overflows and urgent data expires.</w:t>
+      <w:pPr>
+        <w:pStyle w:val="ListBullet"/>
+      </w:pPr>
+      <w:r>
+        <w:rPr>
+          <w:b/>
+          <w:color w:val="111111"/>
+        </w:rPr>
+        <w:t>Storage-tight:</w:t>
+      </w:r>
+      <w:r>
+        <w:rPr>
+          <w:color w:val="111111"/>
+        </w:rPr>
+        <w:t xml:space="preserve"> when mass memory is the bottleneck, processing everything immediately is hard to beat. Process-all captures 38.4 % against 36.9 % for the engine, which ties the rule set and beats the bandwidth-aware rules by 5.4 points. With 2.85 GB, any raw data held for a pass hours away competes with incoming acquisitions. The engine forecasts arrivals as averages, so acquisition bursts still cost it overflow and drops that shrinking everything at once avoids.</w:t>
+      </w:r>
+    </w:p>
+    <w:p>
+      <w:r>
+        <w:rPr>
+          <w:color w:val="111111"/>
+        </w:rPr>
+        <w:t>Bent-pipe captures only 1–11 %: without onboard filtering, the downlink is spent on cloudy scenes and false alarms, storage overflows and urgent data expires. The bandwidth-aware rules gain less than a point over the plain rules (nominal, energy-starved, event surge) and lose elsewhere. Simply filling spare downlink with raw imagery therefore does not reproduce the engine's gains: what matters is valuing each item.</w:t>
       </w:r>
     </w:p>
     <w:tbl>
@@ -4656,7 +5576,7 @@
               <w:rPr>
                 <w:sz w:val="16"/>
               </w:rPr>
-              <w:t>Priority rules</w:t>
+              <w:t>Bandwidth-aware rules</w:t>
             </w:r>
           </w:p>
         </w:tc>
@@ -4670,7 +5590,7 @@
               <w:rPr>
                 <w:sz w:val="16"/>
               </w:rPr>
-              <w:t>41.1±1.2</w:t>
+              <w:t>41.9±1.2</w:t>
             </w:r>
           </w:p>
         </w:tc>
@@ -4684,7 +5604,7 @@
               <w:rPr>
                 <w:sz w:val="16"/>
               </w:rPr>
-              <w:t>84.7±0.9</w:t>
+              <w:t>84.3±1.0</w:t>
             </w:r>
           </w:p>
         </w:tc>
@@ -4698,7 +5618,7 @@
               <w:rPr>
                 <w:sz w:val="16"/>
               </w:rPr>
-              <w:t>253±6</w:t>
+              <w:t>204±6</w:t>
             </w:r>
           </w:p>
         </w:tc>
@@ -4712,7 +5632,7 @@
               <w:rPr>
                 <w:sz w:val="16"/>
               </w:rPr>
-              <w:t>74±3</w:t>
+              <w:t>75±2</w:t>
             </w:r>
           </w:p>
         </w:tc>
@@ -4726,7 +5646,7 @@
               <w:rPr>
                 <w:sz w:val="16"/>
               </w:rPr>
-              <w:t>205±6</w:t>
+              <w:t>217±6</w:t>
             </w:r>
           </w:p>
         </w:tc>
@@ -4754,7 +5674,7 @@
               <w:rPr>
                 <w:sz w:val="16"/>
               </w:rPr>
-              <w:t>29±1</w:t>
+              <w:t>99±1</w:t>
             </w:r>
           </w:p>
         </w:tc>
@@ -4768,7 +5688,7 @@
               <w:rPr>
                 <w:sz w:val="16"/>
               </w:rPr>
-              <w:t>13±1</w:t>
+              <w:t>33±1</w:t>
             </w:r>
           </w:p>
         </w:tc>
@@ -4792,7 +5712,7 @@
               <w:rPr>
                 <w:sz w:val="16"/>
               </w:rPr>
-              <w:t>Process-all</w:t>
+              <w:t>Priority rules</w:t>
             </w:r>
           </w:p>
         </w:tc>
@@ -4806,7 +5726,7 @@
               <w:rPr>
                 <w:sz w:val="16"/>
               </w:rPr>
-              <w:t>40.7±1.2</w:t>
+              <w:t>41.1±1.2</w:t>
             </w:r>
           </w:p>
         </w:tc>
@@ -4820,7 +5740,7 @@
               <w:rPr>
                 <w:sz w:val="16"/>
               </w:rPr>
-              <w:t>84.6±1.0</w:t>
+              <w:t>84.7±0.9</w:t>
             </w:r>
           </w:p>
         </w:tc>
@@ -4862,7 +5782,7 @@
               <w:rPr>
                 <w:sz w:val="16"/>
               </w:rPr>
-              <w:t>205±7</w:t>
+              <w:t>205±6</w:t>
             </w:r>
           </w:p>
         </w:tc>
@@ -4876,7 +5796,7 @@
               <w:rPr>
                 <w:sz w:val="16"/>
               </w:rPr>
-              <w:t>145±13</w:t>
+              <w:t>140±12</w:t>
             </w:r>
           </w:p>
         </w:tc>
@@ -4890,7 +5810,7 @@
               <w:rPr>
                 <w:sz w:val="16"/>
               </w:rPr>
-              <w:t>28±1</w:t>
+              <w:t>29±1</w:t>
             </w:r>
           </w:p>
         </w:tc>
@@ -4928,7 +5848,7 @@
               <w:rPr>
                 <w:sz w:val="16"/>
               </w:rPr>
-              <w:t>Bent-pipe</w:t>
+              <w:t>Process-all</w:t>
             </w:r>
           </w:p>
         </w:tc>
@@ -4942,7 +5862,7 @@
               <w:rPr>
                 <w:sz w:val="16"/>
               </w:rPr>
-              <w:t>5.2±0.3</w:t>
+              <w:t>40.7±1.2</w:t>
             </w:r>
           </w:p>
         </w:tc>
@@ -4956,7 +5876,7 @@
               <w:rPr>
                 <w:sz w:val="16"/>
               </w:rPr>
-              <w:t>12.9±0.7</w:t>
+              <w:t>84.6±1.0</w:t>
             </w:r>
           </w:p>
         </w:tc>
@@ -4970,7 +5890,7 @@
               <w:rPr>
                 <w:sz w:val="16"/>
               </w:rPr>
-              <w:t>12±0</w:t>
+              <w:t>253±6</w:t>
             </w:r>
           </w:p>
         </w:tc>
@@ -4984,7 +5904,7 @@
               <w:rPr>
                 <w:sz w:val="16"/>
               </w:rPr>
-              <w:t>76±2</w:t>
+              <w:t>74±3</w:t>
             </w:r>
           </w:p>
         </w:tc>
@@ -4998,7 +5918,7 @@
               <w:rPr>
                 <w:sz w:val="16"/>
               </w:rPr>
-              <w:t>878±22</w:t>
+              <w:t>205±7</w:t>
             </w:r>
           </w:p>
         </w:tc>
@@ -5012,7 +5932,7 @@
               <w:rPr>
                 <w:sz w:val="16"/>
               </w:rPr>
-              <w:t>nan±nan</w:t>
+              <w:t>145±13</w:t>
             </w:r>
           </w:p>
         </w:tc>
@@ -5026,7 +5946,7 @@
               <w:rPr>
                 <w:sz w:val="16"/>
               </w:rPr>
-              <w:t>100±0</w:t>
+              <w:t>28±1</w:t>
             </w:r>
           </w:p>
         </w:tc>
@@ -5040,7 +5960,7 @@
               <w:rPr>
                 <w:sz w:val="16"/>
               </w:rPr>
-              <w:t>100±0</w:t>
+              <w:t>13±1</w:t>
             </w:r>
           </w:p>
         </w:tc>
@@ -5052,12 +5972,6 @@
           </w:tcPr>
           <w:p>
             <w:r/>
-            <w:r>
-              <w:rPr>
-                <w:sz w:val="16"/>
-              </w:rPr>
-              <w:t>Energy-starved</w:t>
-            </w:r>
           </w:p>
         </w:tc>
         <w:tc>
@@ -5068,10 +5982,9 @@
             <w:r/>
             <w:r>
               <w:rPr>
-                <w:b/>
-                <w:sz w:val="16"/>
-              </w:rPr>
-              <w:t>Value-aware (ours)</w:t>
+                <w:sz w:val="16"/>
+              </w:rPr>
+              <w:t>Bent-pipe</w:t>
             </w:r>
           </w:p>
         </w:tc>
@@ -5085,7 +5998,7 @@
               <w:rPr>
                 <w:sz w:val="16"/>
               </w:rPr>
-              <w:t>43.3±1.2</w:t>
+              <w:t>5.2±0.3</w:t>
             </w:r>
           </w:p>
         </w:tc>
@@ -5099,7 +6012,7 @@
               <w:rPr>
                 <w:sz w:val="16"/>
               </w:rPr>
-              <w:t>79.3±1.0</w:t>
+              <w:t>12.9±0.7</w:t>
             </w:r>
           </w:p>
         </w:tc>
@@ -5113,7 +6026,7 @@
               <w:rPr>
                 <w:sz w:val="16"/>
               </w:rPr>
-              <w:t>195±5</w:t>
+              <w:t>12±0</w:t>
             </w:r>
           </w:p>
         </w:tc>
@@ -5127,7 +6040,7 @@
               <w:rPr>
                 <w:sz w:val="16"/>
               </w:rPr>
-              <w:t>35±4</w:t>
+              <w:t>76±2</w:t>
             </w:r>
           </w:p>
         </w:tc>
@@ -5141,7 +6054,7 @@
               <w:rPr>
                 <w:sz w:val="16"/>
               </w:rPr>
-              <w:t>229±7</w:t>
+              <w:t>878±22</w:t>
             </w:r>
           </w:p>
         </w:tc>
@@ -5155,7 +6068,7 @@
               <w:rPr>
                 <w:sz w:val="16"/>
               </w:rPr>
-              <w:t>140±12</w:t>
+              <w:t>nan±nan</w:t>
             </w:r>
           </w:p>
         </w:tc>
@@ -5169,7 +6082,7 @@
               <w:rPr>
                 <w:sz w:val="16"/>
               </w:rPr>
-              <w:t>99±0</w:t>
+              <w:t>100±0</w:t>
             </w:r>
           </w:p>
         </w:tc>
@@ -5183,7 +6096,7 @@
               <w:rPr>
                 <w:sz w:val="16"/>
               </w:rPr>
-              <w:t>40±2</w:t>
+              <w:t>100±0</w:t>
             </w:r>
           </w:p>
         </w:tc>
@@ -5195,6 +6108,12 @@
           </w:tcPr>
           <w:p>
             <w:r/>
+            <w:r>
+              <w:rPr>
+                <w:sz w:val="16"/>
+              </w:rPr>
+              <w:t>Energy-starved</w:t>
+            </w:r>
           </w:p>
         </w:tc>
         <w:tc>
@@ -5205,9 +6124,10 @@
             <w:r/>
             <w:r>
               <w:rPr>
-                <w:sz w:val="16"/>
-              </w:rPr>
-              <w:t>Priority rules</w:t>
+                <w:b/>
+                <w:sz w:val="16"/>
+              </w:rPr>
+              <w:t>Value-aware (ours)</w:t>
             </w:r>
           </w:p>
         </w:tc>
@@ -5221,7 +6141,7 @@
               <w:rPr>
                 <w:sz w:val="16"/>
               </w:rPr>
-              <w:t>41.0±1.3</w:t>
+              <w:t>42.5±1.2</w:t>
             </w:r>
           </w:p>
         </w:tc>
@@ -5235,7 +6155,7 @@
               <w:rPr>
                 <w:sz w:val="16"/>
               </w:rPr>
-              <w:t>82.6±1.9</w:t>
+              <w:t>78.8±0.9</w:t>
             </w:r>
           </w:p>
         </w:tc>
@@ -5249,7 +6169,7 @@
               <w:rPr>
                 <w:sz w:val="16"/>
               </w:rPr>
-              <w:t>224±2</w:t>
+              <w:t>189±4</w:t>
             </w:r>
           </w:p>
         </w:tc>
@@ -5263,7 +6183,7 @@
               <w:rPr>
                 <w:sz w:val="16"/>
               </w:rPr>
-              <w:t>25±2</w:t>
+              <w:t>28±2</w:t>
             </w:r>
           </w:p>
         </w:tc>
@@ -5277,7 +6197,7 @@
               <w:rPr>
                 <w:sz w:val="16"/>
               </w:rPr>
-              <w:t>250±21</w:t>
+              <w:t>229±7</w:t>
             </w:r>
           </w:p>
         </w:tc>
@@ -5305,7 +6225,7 @@
               <w:rPr>
                 <w:sz w:val="16"/>
               </w:rPr>
-              <w:t>68±9</w:t>
+              <w:t>100±0</w:t>
             </w:r>
           </w:p>
         </w:tc>
@@ -5319,7 +6239,7 @@
               <w:rPr>
                 <w:sz w:val="16"/>
               </w:rPr>
-              <w:t>27±4</w:t>
+              <w:t>43±3</w:t>
             </w:r>
           </w:p>
         </w:tc>
@@ -5343,7 +6263,7 @@
               <w:rPr>
                 <w:sz w:val="16"/>
               </w:rPr>
-              <w:t>Process-all</w:t>
+              <w:t>Bandwidth-aware rules</w:t>
             </w:r>
           </w:p>
         </w:tc>
@@ -5357,7 +6277,7 @@
               <w:rPr>
                 <w:sz w:val="16"/>
               </w:rPr>
-              <w:t>27.2±3.5</w:t>
+              <w:t>38.3±1.7</w:t>
             </w:r>
           </w:p>
         </w:tc>
@@ -5371,7 +6291,7 @@
               <w:rPr>
                 <w:sz w:val="16"/>
               </w:rPr>
-              <w:t>64.4±5.7</w:t>
+              <w:t>75.9±2.8</w:t>
             </w:r>
           </w:p>
         </w:tc>
@@ -5385,7 +6305,7 @@
               <w:rPr>
                 <w:sz w:val="16"/>
               </w:rPr>
-              <w:t>251±6</w:t>
+              <w:t>197±4</w:t>
             </w:r>
           </w:p>
         </w:tc>
@@ -5399,7 +6319,7 @@
               <w:rPr>
                 <w:sz w:val="16"/>
               </w:rPr>
-              <w:t>4±4</w:t>
+              <w:t>27±3</w:t>
             </w:r>
           </w:p>
         </w:tc>
@@ -5413,7 +6333,7 @@
               <w:rPr>
                 <w:sz w:val="16"/>
               </w:rPr>
-              <w:t>223±13</w:t>
+              <w:t>250±10</w:t>
             </w:r>
           </w:p>
         </w:tc>
@@ -5427,7 +6347,7 @@
               <w:rPr>
                 <w:sz w:val="16"/>
               </w:rPr>
-              <w:t>150±15</w:t>
+              <w:t>140±12</w:t>
             </w:r>
           </w:p>
         </w:tc>
@@ -5441,7 +6361,7 @@
               <w:rPr>
                 <w:sz w:val="16"/>
               </w:rPr>
-              <w:t>19±2</w:t>
+              <w:t>100±0</w:t>
             </w:r>
           </w:p>
         </w:tc>
@@ -5455,7 +6375,7 @@
               <w:rPr>
                 <w:sz w:val="16"/>
               </w:rPr>
-              <w:t>16±1</w:t>
+              <w:t>41±4</w:t>
             </w:r>
           </w:p>
         </w:tc>
@@ -5479,7 +6399,7 @@
               <w:rPr>
                 <w:sz w:val="16"/>
               </w:rPr>
-              <w:t>Bent-pipe</w:t>
+              <w:t>Priority rules</w:t>
             </w:r>
           </w:p>
         </w:tc>
@@ -5493,7 +6413,7 @@
               <w:rPr>
                 <w:sz w:val="16"/>
               </w:rPr>
-              <w:t>5.2±0.3</w:t>
+              <w:t>37.6±1.8</w:t>
             </w:r>
           </w:p>
         </w:tc>
@@ -5507,7 +6427,7 @@
               <w:rPr>
                 <w:sz w:val="16"/>
               </w:rPr>
-              <w:t>12.9±0.7</w:t>
+              <w:t>74.0±3.4</w:t>
             </w:r>
           </w:p>
         </w:tc>
@@ -5521,7 +6441,7 @@
               <w:rPr>
                 <w:sz w:val="16"/>
               </w:rPr>
-              <w:t>12±0</w:t>
+              <w:t>206±2</w:t>
             </w:r>
           </w:p>
         </w:tc>
@@ -5535,7 +6455,7 @@
               <w:rPr>
                 <w:sz w:val="16"/>
               </w:rPr>
-              <w:t>70±2</w:t>
+              <w:t>23±0</w:t>
             </w:r>
           </w:p>
         </w:tc>
@@ -5549,7 +6469,7 @@
               <w:rPr>
                 <w:sz w:val="16"/>
               </w:rPr>
-              <w:t>878±22</w:t>
+              <w:t>246±22</w:t>
             </w:r>
           </w:p>
         </w:tc>
@@ -5563,7 +6483,7 @@
               <w:rPr>
                 <w:sz w:val="16"/>
               </w:rPr>
-              <w:t>nan±nan</w:t>
+              <w:t>140±12</w:t>
             </w:r>
           </w:p>
         </w:tc>
@@ -5577,7 +6497,7 @@
               <w:rPr>
                 <w:sz w:val="16"/>
               </w:rPr>
-              <w:t>100±0</w:t>
+              <w:t>86±7</w:t>
             </w:r>
           </w:p>
         </w:tc>
@@ -5591,7 +6511,7 @@
               <w:rPr>
                 <w:sz w:val="16"/>
               </w:rPr>
-              <w:t>100±0</w:t>
+              <w:t>38±5</w:t>
             </w:r>
           </w:p>
         </w:tc>
@@ -5603,12 +6523,6 @@
           </w:tcPr>
           <w:p>
             <w:r/>
-            <w:r>
-              <w:rPr>
-                <w:sz w:val="16"/>
-              </w:rPr>
-              <w:t>Downlink-starved</w:t>
-            </w:r>
           </w:p>
         </w:tc>
         <w:tc>
@@ -5619,10 +6533,9 @@
             <w:r/>
             <w:r>
               <w:rPr>
-                <w:b/>
-                <w:sz w:val="16"/>
-              </w:rPr>
-              <w:t>Value-aware (ours)</w:t>
+                <w:sz w:val="16"/>
+              </w:rPr>
+              <w:t>Process-all</w:t>
             </w:r>
           </w:p>
         </w:tc>
@@ -5636,7 +6549,7 @@
               <w:rPr>
                 <w:sz w:val="16"/>
               </w:rPr>
-              <w:t>33.2±1.6</w:t>
+              <w:t>22.2±2.3</w:t>
             </w:r>
           </w:p>
         </w:tc>
@@ -5650,7 +6563,7 @@
               <w:rPr>
                 <w:sz w:val="16"/>
               </w:rPr>
-              <w:t>64.1±2.0</w:t>
+              <w:t>55.9±3.4</w:t>
             </w:r>
           </w:p>
         </w:tc>
@@ -5664,7 +6577,7 @@
               <w:rPr>
                 <w:sz w:val="16"/>
               </w:rPr>
-              <w:t>250±7</w:t>
+              <w:t>221±3</w:t>
             </w:r>
           </w:p>
         </w:tc>
@@ -5678,7 +6591,7 @@
               <w:rPr>
                 <w:sz w:val="16"/>
               </w:rPr>
-              <w:t>74±2</w:t>
+              <w:t>10±0</w:t>
             </w:r>
           </w:p>
         </w:tc>
@@ -5692,7 +6605,7 @@
               <w:rPr>
                 <w:sz w:val="16"/>
               </w:rPr>
-              <w:t>249±9</w:t>
+              <w:t>227±10</w:t>
             </w:r>
           </w:p>
         </w:tc>
@@ -5706,7 +6619,7 @@
               <w:rPr>
                 <w:sz w:val="16"/>
               </w:rPr>
-              <w:t>158±11</w:t>
+              <w:t>144±18</w:t>
             </w:r>
           </w:p>
         </w:tc>
@@ -5720,7 +6633,7 @@
               <w:rPr>
                 <w:sz w:val="16"/>
               </w:rPr>
-              <w:t>100±0</w:t>
+              <w:t>16±1</w:t>
             </w:r>
           </w:p>
         </w:tc>
@@ -5734,7 +6647,7 @@
               <w:rPr>
                 <w:sz w:val="16"/>
               </w:rPr>
-              <w:t>17±1</w:t>
+              <w:t>43±7</w:t>
             </w:r>
           </w:p>
         </w:tc>
@@ -5758,7 +6671,7 @@
               <w:rPr>
                 <w:sz w:val="16"/>
               </w:rPr>
-              <w:t>Priority rules</w:t>
+              <w:t>Bent-pipe</w:t>
             </w:r>
           </w:p>
         </w:tc>
@@ -5772,7 +6685,7 @@
               <w:rPr>
                 <w:sz w:val="16"/>
               </w:rPr>
-              <w:t>27.6±2.7</w:t>
+              <w:t>5.2±0.3</w:t>
             </w:r>
           </w:p>
         </w:tc>
@@ -5786,7 +6699,7 @@
               <w:rPr>
                 <w:sz w:val="16"/>
               </w:rPr>
-              <w:t>66.0±4.5</w:t>
+              <w:t>12.9±0.7</w:t>
             </w:r>
           </w:p>
         </w:tc>
@@ -5800,7 +6713,7 @@
               <w:rPr>
                 <w:sz w:val="16"/>
               </w:rPr>
-              <w:t>256±6</w:t>
+              <w:t>12±0</w:t>
             </w:r>
           </w:p>
         </w:tc>
@@ -5814,7 +6727,7 @@
               <w:rPr>
                 <w:sz w:val="16"/>
               </w:rPr>
-              <w:t>74±3</w:t>
+              <w:t>70±2</w:t>
             </w:r>
           </w:p>
         </w:tc>
@@ -5828,7 +6741,7 @@
               <w:rPr>
                 <w:sz w:val="16"/>
               </w:rPr>
-              <w:t>290±21</w:t>
+              <w:t>878±22</w:t>
             </w:r>
           </w:p>
         </w:tc>
@@ -5842,7 +6755,7 @@
               <w:rPr>
                 <w:sz w:val="16"/>
               </w:rPr>
-              <w:t>159±11</w:t>
+              <w:t>nan±nan</w:t>
             </w:r>
           </w:p>
         </w:tc>
@@ -5856,7 +6769,7 @@
               <w:rPr>
                 <w:sz w:val="16"/>
               </w:rPr>
-              <w:t>98±1</w:t>
+              <w:t>100±0</w:t>
             </w:r>
           </w:p>
         </w:tc>
@@ -5870,7 +6783,7 @@
               <w:rPr>
                 <w:sz w:val="16"/>
               </w:rPr>
-              <w:t>14±1</w:t>
+              <w:t>100±0</w:t>
             </w:r>
           </w:p>
         </w:tc>
@@ -5882,6 +6795,12 @@
           </w:tcPr>
           <w:p>
             <w:r/>
+            <w:r>
+              <w:rPr>
+                <w:sz w:val="16"/>
+              </w:rPr>
+              <w:t>Downlink-starved</w:t>
+            </w:r>
           </w:p>
         </w:tc>
         <w:tc>
@@ -5892,9 +6811,10 @@
             <w:r/>
             <w:r>
               <w:rPr>
-                <w:sz w:val="16"/>
-              </w:rPr>
-              <w:t>Process-all</w:t>
+                <w:b/>
+                <w:sz w:val="16"/>
+              </w:rPr>
+              <w:t>Value-aware (ours)</w:t>
             </w:r>
           </w:p>
         </w:tc>
@@ -5908,7 +6828,7 @@
               <w:rPr>
                 <w:sz w:val="16"/>
               </w:rPr>
-              <w:t>25.3±2.6</w:t>
+              <w:t>33.2±1.6</w:t>
             </w:r>
           </w:p>
         </w:tc>
@@ -5922,7 +6842,7 @@
               <w:rPr>
                 <w:sz w:val="16"/>
               </w:rPr>
-              <w:t>68.1±4.3</w:t>
+              <w:t>64.1±2.0</w:t>
             </w:r>
           </w:p>
         </w:tc>
@@ -5936,7 +6856,7 @@
               <w:rPr>
                 <w:sz w:val="16"/>
               </w:rPr>
-              <w:t>256±6</w:t>
+              <w:t>250±7</w:t>
             </w:r>
           </w:p>
         </w:tc>
@@ -5950,7 +6870,7 @@
               <w:rPr>
                 <w:sz w:val="16"/>
               </w:rPr>
-              <w:t>74±3</w:t>
+              <w:t>74±2</w:t>
             </w:r>
           </w:p>
         </w:tc>
@@ -5964,7 +6884,7 @@
               <w:rPr>
                 <w:sz w:val="16"/>
               </w:rPr>
-              <w:t>350±33</w:t>
+              <w:t>249±9</w:t>
             </w:r>
           </w:p>
         </w:tc>
@@ -5978,7 +6898,7 @@
               <w:rPr>
                 <w:sz w:val="16"/>
               </w:rPr>
-              <w:t>234±19</w:t>
+              <w:t>158±11</w:t>
             </w:r>
           </w:p>
         </w:tc>
@@ -5992,7 +6912,7 @@
               <w:rPr>
                 <w:sz w:val="16"/>
               </w:rPr>
-              <w:t>98±2</w:t>
+              <w:t>100±0</w:t>
             </w:r>
           </w:p>
         </w:tc>
@@ -6006,7 +6926,7 @@
               <w:rPr>
                 <w:sz w:val="16"/>
               </w:rPr>
-              <w:t>14±1</w:t>
+              <w:t>17±1</w:t>
             </w:r>
           </w:p>
         </w:tc>
@@ -6030,7 +6950,7 @@
               <w:rPr>
                 <w:sz w:val="16"/>
               </w:rPr>
-              <w:t>Bent-pipe</w:t>
+              <w:t>Bandwidth-aware rules</w:t>
             </w:r>
           </w:p>
         </w:tc>
@@ -6044,7 +6964,7 @@
               <w:rPr>
                 <w:sz w:val="16"/>
               </w:rPr>
-              <w:t>1.1±0.1</w:t>
+              <w:t>27.4±2.6</w:t>
             </w:r>
           </w:p>
         </w:tc>
@@ -6058,7 +6978,7 @@
               <w:rPr>
                 <w:sz w:val="16"/>
               </w:rPr>
-              <w:t>3.2±0.4</w:t>
+              <w:t>66.5±4.7</w:t>
             </w:r>
           </w:p>
         </w:tc>
@@ -6072,7 +6992,7 @@
               <w:rPr>
                 <w:sz w:val="16"/>
               </w:rPr>
-              <w:t>6±0</w:t>
+              <w:t>251±7</w:t>
             </w:r>
           </w:p>
         </w:tc>
@@ -6086,7 +7006,7 @@
               <w:rPr>
                 <w:sz w:val="16"/>
               </w:rPr>
-              <w:t>76±2</w:t>
+              <w:t>75±2</w:t>
             </w:r>
           </w:p>
         </w:tc>
@@ -6100,7 +7020,7 @@
               <w:rPr>
                 <w:sz w:val="16"/>
               </w:rPr>
-              <w:t>1010±41</w:t>
+              <w:t>294±24</w:t>
             </w:r>
           </w:p>
         </w:tc>
@@ -6114,7 +7034,7 @@
               <w:rPr>
                 <w:sz w:val="16"/>
               </w:rPr>
-              <w:t>nan±nan</w:t>
+              <w:t>159±11</w:t>
             </w:r>
           </w:p>
         </w:tc>
@@ -6142,7 +7062,7 @@
               <w:rPr>
                 <w:sz w:val="16"/>
               </w:rPr>
-              <w:t>100±0</w:t>
+              <w:t>16±1</w:t>
             </w:r>
           </w:p>
         </w:tc>
@@ -6154,12 +7074,6 @@
           </w:tcPr>
           <w:p>
             <w:r/>
-            <w:r>
-              <w:rPr>
-                <w:sz w:val="16"/>
-              </w:rPr>
-              <w:t>Storage-tight</w:t>
-            </w:r>
           </w:p>
         </w:tc>
         <w:tc>
@@ -6170,10 +7084,9 @@
             <w:r/>
             <w:r>
               <w:rPr>
-                <w:b/>
-                <w:sz w:val="16"/>
-              </w:rPr>
-              <w:t>Value-aware (ours)</w:t>
+                <w:sz w:val="16"/>
+              </w:rPr>
+              <w:t>Priority rules</w:t>
             </w:r>
           </w:p>
         </w:tc>
@@ -6187,7 +7100,7 @@
               <w:rPr>
                 <w:sz w:val="16"/>
               </w:rPr>
-              <w:t>41.0±1.2</w:t>
+              <w:t>27.6±2.7</w:t>
             </w:r>
           </w:p>
         </w:tc>
@@ -6201,7 +7114,7 @@
               <w:rPr>
                 <w:sz w:val="16"/>
               </w:rPr>
-              <w:t>77.5±1.0</w:t>
+              <w:t>66.0±4.5</w:t>
             </w:r>
           </w:p>
         </w:tc>
@@ -6215,7 +7128,7 @@
               <w:rPr>
                 <w:sz w:val="16"/>
               </w:rPr>
-              <w:t>166±6</w:t>
+              <w:t>256±6</w:t>
             </w:r>
           </w:p>
         </w:tc>
@@ -6229,7 +7142,7 @@
               <w:rPr>
                 <w:sz w:val="16"/>
               </w:rPr>
-              <w:t>76±2</w:t>
+              <w:t>74±3</w:t>
             </w:r>
           </w:p>
         </w:tc>
@@ -6243,7 +7156,7 @@
               <w:rPr>
                 <w:sz w:val="16"/>
               </w:rPr>
-              <w:t>227±7</w:t>
+              <w:t>290±21</w:t>
             </w:r>
           </w:p>
         </w:tc>
@@ -6257,7 +7170,7 @@
               <w:rPr>
                 <w:sz w:val="16"/>
               </w:rPr>
-              <w:t>140±12</w:t>
+              <w:t>159±11</w:t>
             </w:r>
           </w:p>
         </w:tc>
@@ -6285,7 +7198,7 @@
               <w:rPr>
                 <w:sz w:val="16"/>
               </w:rPr>
-              <w:t>94±0</w:t>
+              <w:t>14±1</w:t>
             </w:r>
           </w:p>
         </w:tc>
@@ -6309,7 +7222,7 @@
               <w:rPr>
                 <w:sz w:val="16"/>
               </w:rPr>
-              <w:t>Priority rules</w:t>
+              <w:t>Process-all</w:t>
             </w:r>
           </w:p>
         </w:tc>
@@ -6323,7 +7236,7 @@
               <w:rPr>
                 <w:sz w:val="16"/>
               </w:rPr>
-              <w:t>41.1±1.2</w:t>
+              <w:t>25.3±2.6</w:t>
             </w:r>
           </w:p>
         </w:tc>
@@ -6337,7 +7250,7 @@
               <w:rPr>
                 <w:sz w:val="16"/>
               </w:rPr>
-              <w:t>84.7±0.9</w:t>
+              <w:t>68.1±4.3</w:t>
             </w:r>
           </w:p>
         </w:tc>
@@ -6351,7 +7264,7 @@
               <w:rPr>
                 <w:sz w:val="16"/>
               </w:rPr>
-              <w:t>253±6</w:t>
+              <w:t>256±6</w:t>
             </w:r>
           </w:p>
         </w:tc>
@@ -6379,7 +7292,7 @@
               <w:rPr>
                 <w:sz w:val="16"/>
               </w:rPr>
-              <w:t>205±6</w:t>
+              <w:t>350±33</w:t>
             </w:r>
           </w:p>
         </w:tc>
@@ -6393,7 +7306,7 @@
               <w:rPr>
                 <w:sz w:val="16"/>
               </w:rPr>
-              <w:t>140±12</w:t>
+              <w:t>234±19</w:t>
             </w:r>
           </w:p>
         </w:tc>
@@ -6407,7 +7320,7 @@
               <w:rPr>
                 <w:sz w:val="16"/>
               </w:rPr>
-              <w:t>29±1</w:t>
+              <w:t>98±2</w:t>
             </w:r>
           </w:p>
         </w:tc>
@@ -6421,7 +7334,7 @@
               <w:rPr>
                 <w:sz w:val="16"/>
               </w:rPr>
-              <w:t>53±3</w:t>
+              <w:t>14±1</w:t>
             </w:r>
           </w:p>
         </w:tc>
@@ -6445,7 +7358,7 @@
               <w:rPr>
                 <w:sz w:val="16"/>
               </w:rPr>
-              <w:t>Process-all</w:t>
+              <w:t>Bent-pipe</w:t>
             </w:r>
           </w:p>
         </w:tc>
@@ -6459,7 +7372,7 @@
               <w:rPr>
                 <w:sz w:val="16"/>
               </w:rPr>
-              <w:t>40.7±1.2</w:t>
+              <w:t>1.1±0.1</w:t>
             </w:r>
           </w:p>
         </w:tc>
@@ -6473,7 +7386,7 @@
               <w:rPr>
                 <w:sz w:val="16"/>
               </w:rPr>
-              <w:t>84.6±1.0</w:t>
+              <w:t>3.2±0.4</w:t>
             </w:r>
           </w:p>
         </w:tc>
@@ -6487,7 +7400,7 @@
               <w:rPr>
                 <w:sz w:val="16"/>
               </w:rPr>
-              <w:t>253±6</w:t>
+              <w:t>6±0</w:t>
             </w:r>
           </w:p>
         </w:tc>
@@ -6501,7 +7414,7 @@
               <w:rPr>
                 <w:sz w:val="16"/>
               </w:rPr>
-              <w:t>74±3</w:t>
+              <w:t>76±2</w:t>
             </w:r>
           </w:p>
         </w:tc>
@@ -6515,7 +7428,7 @@
               <w:rPr>
                 <w:sz w:val="16"/>
               </w:rPr>
-              <w:t>205±7</w:t>
+              <w:t>1010±41</w:t>
             </w:r>
           </w:p>
         </w:tc>
@@ -6529,7 +7442,7 @@
               <w:rPr>
                 <w:sz w:val="16"/>
               </w:rPr>
-              <w:t>145±13</w:t>
+              <w:t>nan±nan</w:t>
             </w:r>
           </w:p>
         </w:tc>
@@ -6543,7 +7456,7 @@
               <w:rPr>
                 <w:sz w:val="16"/>
               </w:rPr>
-              <w:t>28±1</w:t>
+              <w:t>100±0</w:t>
             </w:r>
           </w:p>
         </w:tc>
@@ -6557,7 +7470,7 @@
               <w:rPr>
                 <w:sz w:val="16"/>
               </w:rPr>
-              <w:t>52±3</w:t>
+              <w:t>100±0</w:t>
             </w:r>
           </w:p>
         </w:tc>
@@ -6569,6 +7482,12 @@
           </w:tcPr>
           <w:p>
             <w:r/>
+            <w:r>
+              <w:rPr>
+                <w:sz w:val="16"/>
+              </w:rPr>
+              <w:t>Storage-tight</w:t>
+            </w:r>
           </w:p>
         </w:tc>
         <w:tc>
@@ -6579,9 +7498,10 @@
             <w:r/>
             <w:r>
               <w:rPr>
-                <w:sz w:val="16"/>
-              </w:rPr>
-              <w:t>Bent-pipe</w:t>
+                <w:b/>
+                <w:sz w:val="16"/>
+              </w:rPr>
+              <w:t>Value-aware (ours)</w:t>
             </w:r>
           </w:p>
         </w:tc>
@@ -6595,7 +7515,7 @@
               <w:rPr>
                 <w:sz w:val="16"/>
               </w:rPr>
-              <w:t>11.1±0.5</w:t>
+              <w:t>36.9±1.1</w:t>
             </w:r>
           </w:p>
         </w:tc>
@@ -6609,7 +7529,7 @@
               <w:rPr>
                 <w:sz w:val="16"/>
               </w:rPr>
-              <w:t>32.4±1.5</w:t>
+              <w:t>74.3±0.9</w:t>
             </w:r>
           </w:p>
         </w:tc>
@@ -6623,7 +7543,7 @@
               <w:rPr>
                 <w:sz w:val="16"/>
               </w:rPr>
-              <w:t>12±0</w:t>
+              <w:t>194±6</w:t>
             </w:r>
           </w:p>
         </w:tc>
@@ -6637,7 +7557,7 @@
               <w:rPr>
                 <w:sz w:val="16"/>
               </w:rPr>
-              <w:t>76±2</w:t>
+              <w:t>74±3</w:t>
             </w:r>
           </w:p>
         </w:tc>
@@ -6651,7 +7571,7 @@
               <w:rPr>
                 <w:sz w:val="16"/>
               </w:rPr>
-              <w:t>355±10</w:t>
+              <w:t>206±6</w:t>
             </w:r>
           </w:p>
         </w:tc>
@@ -6665,7 +7585,7 @@
               <w:rPr>
                 <w:sz w:val="16"/>
               </w:rPr>
-              <w:t>200±13</w:t>
+              <w:t>140±12</w:t>
             </w:r>
           </w:p>
         </w:tc>
@@ -6679,7 +7599,7 @@
               <w:rPr>
                 <w:sz w:val="16"/>
               </w:rPr>
-              <w:t>100±0</w:t>
+              <w:t>49±3</w:t>
             </w:r>
           </w:p>
         </w:tc>
@@ -6693,7 +7613,7 @@
               <w:rPr>
                 <w:sz w:val="16"/>
               </w:rPr>
-              <w:t>100±0</w:t>
+              <w:t>97±1</w:t>
             </w:r>
           </w:p>
         </w:tc>
@@ -6705,6 +7625,1237 @@
           </w:tcPr>
           <w:p>
             <w:r/>
+          </w:p>
+        </w:tc>
+        <w:tc>
+          <w:tcPr>
+            <w:tcW w:type="dxa" w:w="994"/>
+          </w:tcPr>
+          <w:p>
+            <w:r/>
+            <w:r>
+              <w:rPr>
+                <w:sz w:val="16"/>
+              </w:rPr>
+              <w:t>Bandwidth-aware rules</w:t>
+            </w:r>
+          </w:p>
+        </w:tc>
+        <w:tc>
+          <w:tcPr>
+            <w:tcW w:type="dxa" w:w="994"/>
+          </w:tcPr>
+          <w:p>
+            <w:r/>
+            <w:r>
+              <w:rPr>
+                <w:sz w:val="16"/>
+              </w:rPr>
+              <w:t>31.5±1.2</w:t>
+            </w:r>
+          </w:p>
+        </w:tc>
+        <w:tc>
+          <w:tcPr>
+            <w:tcW w:type="dxa" w:w="994"/>
+          </w:tcPr>
+          <w:p>
+            <w:r/>
+            <w:r>
+              <w:rPr>
+                <w:sz w:val="16"/>
+              </w:rPr>
+              <w:t>76.2±1.0</w:t>
+            </w:r>
+          </w:p>
+        </w:tc>
+        <w:tc>
+          <w:tcPr>
+            <w:tcW w:type="dxa" w:w="994"/>
+          </w:tcPr>
+          <w:p>
+            <w:r/>
+            <w:r>
+              <w:rPr>
+                <w:sz w:val="16"/>
+              </w:rPr>
+              <w:t>151±4</w:t>
+            </w:r>
+          </w:p>
+        </w:tc>
+        <w:tc>
+          <w:tcPr>
+            <w:tcW w:type="dxa" w:w="994"/>
+          </w:tcPr>
+          <w:p>
+            <w:r/>
+            <w:r>
+              <w:rPr>
+                <w:sz w:val="16"/>
+              </w:rPr>
+              <w:t>75±2</w:t>
+            </w:r>
+          </w:p>
+        </w:tc>
+        <w:tc>
+          <w:tcPr>
+            <w:tcW w:type="dxa" w:w="994"/>
+          </w:tcPr>
+          <w:p>
+            <w:r/>
+            <w:r>
+              <w:rPr>
+                <w:sz w:val="16"/>
+              </w:rPr>
+              <w:t>200±6</w:t>
+            </w:r>
+          </w:p>
+        </w:tc>
+        <w:tc>
+          <w:tcPr>
+            <w:tcW w:type="dxa" w:w="994"/>
+          </w:tcPr>
+          <w:p>
+            <w:r/>
+            <w:r>
+              <w:rPr>
+                <w:sz w:val="16"/>
+              </w:rPr>
+              <w:t>140±12</w:t>
+            </w:r>
+          </w:p>
+        </w:tc>
+        <w:tc>
+          <w:tcPr>
+            <w:tcW w:type="dxa" w:w="994"/>
+          </w:tcPr>
+          <w:p>
+            <w:r/>
+            <w:r>
+              <w:rPr>
+                <w:sz w:val="16"/>
+              </w:rPr>
+              <w:t>39±2</w:t>
+            </w:r>
+          </w:p>
+        </w:tc>
+        <w:tc>
+          <w:tcPr>
+            <w:tcW w:type="dxa" w:w="994"/>
+          </w:tcPr>
+          <w:p>
+            <w:r/>
+            <w:r>
+              <w:rPr>
+                <w:sz w:val="16"/>
+              </w:rPr>
+              <w:t>90±0</w:t>
+            </w:r>
+          </w:p>
+        </w:tc>
+      </w:tr>
+      <w:tr>
+        <w:tc>
+          <w:tcPr>
+            <w:tcW w:type="dxa" w:w="994"/>
+          </w:tcPr>
+          <w:p>
+            <w:r/>
+          </w:p>
+        </w:tc>
+        <w:tc>
+          <w:tcPr>
+            <w:tcW w:type="dxa" w:w="994"/>
+          </w:tcPr>
+          <w:p>
+            <w:r/>
+            <w:r>
+              <w:rPr>
+                <w:sz w:val="16"/>
+              </w:rPr>
+              <w:t>Priority rules</w:t>
+            </w:r>
+          </w:p>
+        </w:tc>
+        <w:tc>
+          <w:tcPr>
+            <w:tcW w:type="dxa" w:w="994"/>
+          </w:tcPr>
+          <w:p>
+            <w:r/>
+            <w:r>
+              <w:rPr>
+                <w:sz w:val="16"/>
+              </w:rPr>
+              <w:t>37.1±1.2</w:t>
+            </w:r>
+          </w:p>
+        </w:tc>
+        <w:tc>
+          <w:tcPr>
+            <w:tcW w:type="dxa" w:w="994"/>
+          </w:tcPr>
+          <w:p>
+            <w:r/>
+            <w:r>
+              <w:rPr>
+                <w:sz w:val="16"/>
+              </w:rPr>
+              <w:t>71.7±2.2</w:t>
+            </w:r>
+          </w:p>
+        </w:tc>
+        <w:tc>
+          <w:tcPr>
+            <w:tcW w:type="dxa" w:w="994"/>
+          </w:tcPr>
+          <w:p>
+            <w:r/>
+            <w:r>
+              <w:rPr>
+                <w:sz w:val="16"/>
+              </w:rPr>
+              <w:t>220±4</w:t>
+            </w:r>
+          </w:p>
+        </w:tc>
+        <w:tc>
+          <w:tcPr>
+            <w:tcW w:type="dxa" w:w="994"/>
+          </w:tcPr>
+          <w:p>
+            <w:r/>
+            <w:r>
+              <w:rPr>
+                <w:sz w:val="16"/>
+              </w:rPr>
+              <w:t>74±3</w:t>
+            </w:r>
+          </w:p>
+        </w:tc>
+        <w:tc>
+          <w:tcPr>
+            <w:tcW w:type="dxa" w:w="994"/>
+          </w:tcPr>
+          <w:p>
+            <w:r/>
+            <w:r>
+              <w:rPr>
+                <w:sz w:val="16"/>
+              </w:rPr>
+              <w:t>203±8</w:t>
+            </w:r>
+          </w:p>
+        </w:tc>
+        <w:tc>
+          <w:tcPr>
+            <w:tcW w:type="dxa" w:w="994"/>
+          </w:tcPr>
+          <w:p>
+            <w:r/>
+            <w:r>
+              <w:rPr>
+                <w:sz w:val="16"/>
+              </w:rPr>
+              <w:t>140±12</w:t>
+            </w:r>
+          </w:p>
+        </w:tc>
+        <w:tc>
+          <w:tcPr>
+            <w:tcW w:type="dxa" w:w="994"/>
+          </w:tcPr>
+          <w:p>
+            <w:r/>
+            <w:r>
+              <w:rPr>
+                <w:sz w:val="16"/>
+              </w:rPr>
+              <w:t>25±1</w:t>
+            </w:r>
+          </w:p>
+        </w:tc>
+        <w:tc>
+          <w:tcPr>
+            <w:tcW w:type="dxa" w:w="994"/>
+          </w:tcPr>
+          <w:p>
+            <w:r/>
+            <w:r>
+              <w:rPr>
+                <w:sz w:val="16"/>
+              </w:rPr>
+              <w:t>90±0</w:t>
+            </w:r>
+          </w:p>
+        </w:tc>
+      </w:tr>
+      <w:tr>
+        <w:tc>
+          <w:tcPr>
+            <w:tcW w:type="dxa" w:w="994"/>
+          </w:tcPr>
+          <w:p>
+            <w:r/>
+          </w:p>
+        </w:tc>
+        <w:tc>
+          <w:tcPr>
+            <w:tcW w:type="dxa" w:w="994"/>
+          </w:tcPr>
+          <w:p>
+            <w:r/>
+            <w:r>
+              <w:rPr>
+                <w:sz w:val="16"/>
+              </w:rPr>
+              <w:t>Process-all</w:t>
+            </w:r>
+          </w:p>
+        </w:tc>
+        <w:tc>
+          <w:tcPr>
+            <w:tcW w:type="dxa" w:w="994"/>
+          </w:tcPr>
+          <w:p>
+            <w:r/>
+            <w:r>
+              <w:rPr>
+                <w:sz w:val="16"/>
+              </w:rPr>
+              <w:t>38.4±1.1</w:t>
+            </w:r>
+          </w:p>
+        </w:tc>
+        <w:tc>
+          <w:tcPr>
+            <w:tcW w:type="dxa" w:w="994"/>
+          </w:tcPr>
+          <w:p>
+            <w:r/>
+            <w:r>
+              <w:rPr>
+                <w:sz w:val="16"/>
+              </w:rPr>
+              <w:t>82.9±0.9</w:t>
+            </w:r>
+          </w:p>
+        </w:tc>
+        <w:tc>
+          <w:tcPr>
+            <w:tcW w:type="dxa" w:w="994"/>
+          </w:tcPr>
+          <w:p>
+            <w:r/>
+            <w:r>
+              <w:rPr>
+                <w:sz w:val="16"/>
+              </w:rPr>
+              <w:t>232±5</w:t>
+            </w:r>
+          </w:p>
+        </w:tc>
+        <w:tc>
+          <w:tcPr>
+            <w:tcW w:type="dxa" w:w="994"/>
+          </w:tcPr>
+          <w:p>
+            <w:r/>
+            <w:r>
+              <w:rPr>
+                <w:sz w:val="16"/>
+              </w:rPr>
+              <w:t>74±3</w:t>
+            </w:r>
+          </w:p>
+        </w:tc>
+        <w:tc>
+          <w:tcPr>
+            <w:tcW w:type="dxa" w:w="994"/>
+          </w:tcPr>
+          <w:p>
+            <w:r/>
+            <w:r>
+              <w:rPr>
+                <w:sz w:val="16"/>
+              </w:rPr>
+              <w:t>206±7</w:t>
+            </w:r>
+          </w:p>
+        </w:tc>
+        <w:tc>
+          <w:tcPr>
+            <w:tcW w:type="dxa" w:w="994"/>
+          </w:tcPr>
+          <w:p>
+            <w:r/>
+            <w:r>
+              <w:rPr>
+                <w:sz w:val="16"/>
+              </w:rPr>
+              <w:t>145±13</w:t>
+            </w:r>
+          </w:p>
+        </w:tc>
+        <w:tc>
+          <w:tcPr>
+            <w:tcW w:type="dxa" w:w="994"/>
+          </w:tcPr>
+          <w:p>
+            <w:r/>
+            <w:r>
+              <w:rPr>
+                <w:sz w:val="16"/>
+              </w:rPr>
+              <w:t>26±1</w:t>
+            </w:r>
+          </w:p>
+        </w:tc>
+        <w:tc>
+          <w:tcPr>
+            <w:tcW w:type="dxa" w:w="994"/>
+          </w:tcPr>
+          <w:p>
+            <w:r/>
+            <w:r>
+              <w:rPr>
+                <w:sz w:val="16"/>
+              </w:rPr>
+              <w:t>99±1</w:t>
+            </w:r>
+          </w:p>
+        </w:tc>
+      </w:tr>
+      <w:tr>
+        <w:tc>
+          <w:tcPr>
+            <w:tcW w:type="dxa" w:w="994"/>
+          </w:tcPr>
+          <w:p>
+            <w:r/>
+          </w:p>
+        </w:tc>
+        <w:tc>
+          <w:tcPr>
+            <w:tcW w:type="dxa" w:w="994"/>
+          </w:tcPr>
+          <w:p>
+            <w:r/>
+            <w:r>
+              <w:rPr>
+                <w:sz w:val="16"/>
+              </w:rPr>
+              <w:t>Bent-pipe</w:t>
+            </w:r>
+          </w:p>
+        </w:tc>
+        <w:tc>
+          <w:tcPr>
+            <w:tcW w:type="dxa" w:w="994"/>
+          </w:tcPr>
+          <w:p>
+            <w:r/>
+            <w:r>
+              <w:rPr>
+                <w:sz w:val="16"/>
+              </w:rPr>
+              <w:t>10.6±0.6</w:t>
+            </w:r>
+          </w:p>
+        </w:tc>
+        <w:tc>
+          <w:tcPr>
+            <w:tcW w:type="dxa" w:w="994"/>
+          </w:tcPr>
+          <w:p>
+            <w:r/>
+            <w:r>
+              <w:rPr>
+                <w:sz w:val="16"/>
+              </w:rPr>
+              <w:t>25.6±1.8</w:t>
+            </w:r>
+          </w:p>
+        </w:tc>
+        <w:tc>
+          <w:tcPr>
+            <w:tcW w:type="dxa" w:w="994"/>
+          </w:tcPr>
+          <w:p>
+            <w:r/>
+            <w:r>
+              <w:rPr>
+                <w:sz w:val="16"/>
+              </w:rPr>
+              <w:t>7±0</w:t>
+            </w:r>
+          </w:p>
+        </w:tc>
+        <w:tc>
+          <w:tcPr>
+            <w:tcW w:type="dxa" w:w="994"/>
+          </w:tcPr>
+          <w:p>
+            <w:r/>
+            <w:r>
+              <w:rPr>
+                <w:sz w:val="16"/>
+              </w:rPr>
+              <w:t>76±2</w:t>
+            </w:r>
+          </w:p>
+        </w:tc>
+        <w:tc>
+          <w:tcPr>
+            <w:tcW w:type="dxa" w:w="994"/>
+          </w:tcPr>
+          <w:p>
+            <w:r/>
+            <w:r>
+              <w:rPr>
+                <w:sz w:val="16"/>
+              </w:rPr>
+              <w:t>209±8</w:t>
+            </w:r>
+          </w:p>
+        </w:tc>
+        <w:tc>
+          <w:tcPr>
+            <w:tcW w:type="dxa" w:w="994"/>
+          </w:tcPr>
+          <w:p>
+            <w:r/>
+            <w:r>
+              <w:rPr>
+                <w:sz w:val="16"/>
+              </w:rPr>
+              <w:t>98±14</w:t>
+            </w:r>
+          </w:p>
+        </w:tc>
+        <w:tc>
+          <w:tcPr>
+            <w:tcW w:type="dxa" w:w="994"/>
+          </w:tcPr>
+          <w:p>
+            <w:r/>
+            <w:r>
+              <w:rPr>
+                <w:sz w:val="16"/>
+              </w:rPr>
+              <w:t>61±2</w:t>
+            </w:r>
+          </w:p>
+        </w:tc>
+        <w:tc>
+          <w:tcPr>
+            <w:tcW w:type="dxa" w:w="994"/>
+          </w:tcPr>
+          <w:p>
+            <w:r/>
+            <w:r>
+              <w:rPr>
+                <w:sz w:val="16"/>
+              </w:rPr>
+              <w:t>100±0</w:t>
+            </w:r>
+          </w:p>
+        </w:tc>
+      </w:tr>
+      <w:tr>
+        <w:tc>
+          <w:tcPr>
+            <w:tcW w:type="dxa" w:w="994"/>
+          </w:tcPr>
+          <w:p>
+            <w:r/>
+            <w:r>
+              <w:rPr>
+                <w:sz w:val="16"/>
+              </w:rPr>
+              <w:t>Compute-starved</w:t>
+            </w:r>
+          </w:p>
+        </w:tc>
+        <w:tc>
+          <w:tcPr>
+            <w:tcW w:type="dxa" w:w="994"/>
+          </w:tcPr>
+          <w:p>
+            <w:r/>
+            <w:r>
+              <w:rPr>
+                <w:b/>
+                <w:sz w:val="16"/>
+              </w:rPr>
+              <w:t>Value-aware (ours)</w:t>
+            </w:r>
+          </w:p>
+        </w:tc>
+        <w:tc>
+          <w:tcPr>
+            <w:tcW w:type="dxa" w:w="994"/>
+          </w:tcPr>
+          <w:p>
+            <w:r/>
+            <w:r>
+              <w:rPr>
+                <w:sz w:val="16"/>
+              </w:rPr>
+              <w:t>38.7±1.3</w:t>
+            </w:r>
+          </w:p>
+        </w:tc>
+        <w:tc>
+          <w:tcPr>
+            <w:tcW w:type="dxa" w:w="994"/>
+          </w:tcPr>
+          <w:p>
+            <w:r/>
+            <w:r>
+              <w:rPr>
+                <w:sz w:val="16"/>
+              </w:rPr>
+              <w:t>76.3±1.0</w:t>
+            </w:r>
+          </w:p>
+        </w:tc>
+        <w:tc>
+          <w:tcPr>
+            <w:tcW w:type="dxa" w:w="994"/>
+          </w:tcPr>
+          <w:p>
+            <w:r/>
+            <w:r>
+              <w:rPr>
+                <w:sz w:val="16"/>
+              </w:rPr>
+              <w:t>166±4</w:t>
+            </w:r>
+          </w:p>
+        </w:tc>
+        <w:tc>
+          <w:tcPr>
+            <w:tcW w:type="dxa" w:w="994"/>
+          </w:tcPr>
+          <w:p>
+            <w:r/>
+            <w:r>
+              <w:rPr>
+                <w:sz w:val="16"/>
+              </w:rPr>
+              <w:t>73±2</w:t>
+            </w:r>
+          </w:p>
+        </w:tc>
+        <w:tc>
+          <w:tcPr>
+            <w:tcW w:type="dxa" w:w="994"/>
+          </w:tcPr>
+          <w:p>
+            <w:r/>
+            <w:r>
+              <w:rPr>
+                <w:sz w:val="16"/>
+              </w:rPr>
+              <w:t>240±7</w:t>
+            </w:r>
+          </w:p>
+        </w:tc>
+        <w:tc>
+          <w:tcPr>
+            <w:tcW w:type="dxa" w:w="994"/>
+          </w:tcPr>
+          <w:p>
+            <w:r/>
+            <w:r>
+              <w:rPr>
+                <w:sz w:val="16"/>
+              </w:rPr>
+              <w:t>140±12</w:t>
+            </w:r>
+          </w:p>
+        </w:tc>
+        <w:tc>
+          <w:tcPr>
+            <w:tcW w:type="dxa" w:w="994"/>
+          </w:tcPr>
+          <w:p>
+            <w:r/>
+            <w:r>
+              <w:rPr>
+                <w:sz w:val="16"/>
+              </w:rPr>
+              <w:t>100±0</w:t>
+            </w:r>
+          </w:p>
+        </w:tc>
+        <w:tc>
+          <w:tcPr>
+            <w:tcW w:type="dxa" w:w="994"/>
+          </w:tcPr>
+          <w:p>
+            <w:r/>
+            <w:r>
+              <w:rPr>
+                <w:sz w:val="16"/>
+              </w:rPr>
+              <w:t>73±4</w:t>
+            </w:r>
+          </w:p>
+        </w:tc>
+      </w:tr>
+      <w:tr>
+        <w:tc>
+          <w:tcPr>
+            <w:tcW w:type="dxa" w:w="994"/>
+          </w:tcPr>
+          <w:p>
+            <w:r/>
+          </w:p>
+        </w:tc>
+        <w:tc>
+          <w:tcPr>
+            <w:tcW w:type="dxa" w:w="994"/>
+          </w:tcPr>
+          <w:p>
+            <w:r/>
+            <w:r>
+              <w:rPr>
+                <w:sz w:val="16"/>
+              </w:rPr>
+              <w:t>Bandwidth-aware rules</w:t>
+            </w:r>
+          </w:p>
+        </w:tc>
+        <w:tc>
+          <w:tcPr>
+            <w:tcW w:type="dxa" w:w="994"/>
+          </w:tcPr>
+          <w:p>
+            <w:r/>
+            <w:r>
+              <w:rPr>
+                <w:sz w:val="16"/>
+              </w:rPr>
+              <w:t>35.1±1.5</w:t>
+            </w:r>
+          </w:p>
+        </w:tc>
+        <w:tc>
+          <w:tcPr>
+            <w:tcW w:type="dxa" w:w="994"/>
+          </w:tcPr>
+          <w:p>
+            <w:r/>
+            <w:r>
+              <w:rPr>
+                <w:sz w:val="16"/>
+              </w:rPr>
+              <w:t>80.4±1.1</w:t>
+            </w:r>
+          </w:p>
+        </w:tc>
+        <w:tc>
+          <w:tcPr>
+            <w:tcW w:type="dxa" w:w="994"/>
+          </w:tcPr>
+          <w:p>
+            <w:r/>
+            <w:r>
+              <w:rPr>
+                <w:sz w:val="16"/>
+              </w:rPr>
+              <w:t>176±3</w:t>
+            </w:r>
+          </w:p>
+        </w:tc>
+        <w:tc>
+          <w:tcPr>
+            <w:tcW w:type="dxa" w:w="994"/>
+          </w:tcPr>
+          <w:p>
+            <w:r/>
+            <w:r>
+              <w:rPr>
+                <w:sz w:val="16"/>
+              </w:rPr>
+              <w:t>73±2</w:t>
+            </w:r>
+          </w:p>
+        </w:tc>
+        <w:tc>
+          <w:tcPr>
+            <w:tcW w:type="dxa" w:w="994"/>
+          </w:tcPr>
+          <w:p>
+            <w:r/>
+            <w:r>
+              <w:rPr>
+                <w:sz w:val="16"/>
+              </w:rPr>
+              <w:t>243±8</w:t>
+            </w:r>
+          </w:p>
+        </w:tc>
+        <w:tc>
+          <w:tcPr>
+            <w:tcW w:type="dxa" w:w="994"/>
+          </w:tcPr>
+          <w:p>
+            <w:r/>
+            <w:r>
+              <w:rPr>
+                <w:sz w:val="16"/>
+              </w:rPr>
+              <w:t>140±12</w:t>
+            </w:r>
+          </w:p>
+        </w:tc>
+        <w:tc>
+          <w:tcPr>
+            <w:tcW w:type="dxa" w:w="994"/>
+          </w:tcPr>
+          <w:p>
+            <w:r/>
+            <w:r>
+              <w:rPr>
+                <w:sz w:val="16"/>
+              </w:rPr>
+              <w:t>100±0</w:t>
+            </w:r>
+          </w:p>
+        </w:tc>
+        <w:tc>
+          <w:tcPr>
+            <w:tcW w:type="dxa" w:w="994"/>
+          </w:tcPr>
+          <w:p>
+            <w:r/>
+            <w:r>
+              <w:rPr>
+                <w:sz w:val="16"/>
+              </w:rPr>
+              <w:t>66±4</w:t>
+            </w:r>
+          </w:p>
+        </w:tc>
+      </w:tr>
+      <w:tr>
+        <w:tc>
+          <w:tcPr>
+            <w:tcW w:type="dxa" w:w="994"/>
+          </w:tcPr>
+          <w:p>
+            <w:r/>
+          </w:p>
+        </w:tc>
+        <w:tc>
+          <w:tcPr>
+            <w:tcW w:type="dxa" w:w="994"/>
+          </w:tcPr>
+          <w:p>
+            <w:r/>
+            <w:r>
+              <w:rPr>
+                <w:sz w:val="16"/>
+              </w:rPr>
+              <w:t>Priority rules</w:t>
+            </w:r>
+          </w:p>
+        </w:tc>
+        <w:tc>
+          <w:tcPr>
+            <w:tcW w:type="dxa" w:w="994"/>
+          </w:tcPr>
+          <w:p>
+            <w:r/>
+            <w:r>
+              <w:rPr>
+                <w:sz w:val="16"/>
+              </w:rPr>
+              <w:t>36.1±1.7</w:t>
+            </w:r>
+          </w:p>
+        </w:tc>
+        <w:tc>
+          <w:tcPr>
+            <w:tcW w:type="dxa" w:w="994"/>
+          </w:tcPr>
+          <w:p>
+            <w:r/>
+            <w:r>
+              <w:rPr>
+                <w:sz w:val="16"/>
+              </w:rPr>
+              <w:t>81.4±1.2</w:t>
+            </w:r>
+          </w:p>
+        </w:tc>
+        <w:tc>
+          <w:tcPr>
+            <w:tcW w:type="dxa" w:w="994"/>
+          </w:tcPr>
+          <w:p>
+            <w:r/>
+            <w:r>
+              <w:rPr>
+                <w:sz w:val="16"/>
+              </w:rPr>
+              <w:t>187±1</w:t>
+            </w:r>
+          </w:p>
+        </w:tc>
+        <w:tc>
+          <w:tcPr>
+            <w:tcW w:type="dxa" w:w="994"/>
+          </w:tcPr>
+          <w:p>
+            <w:r/>
+            <w:r>
+              <w:rPr>
+                <w:sz w:val="16"/>
+              </w:rPr>
+              <w:t>73±2</w:t>
+            </w:r>
+          </w:p>
+        </w:tc>
+        <w:tc>
+          <w:tcPr>
+            <w:tcW w:type="dxa" w:w="994"/>
+          </w:tcPr>
+          <w:p>
+            <w:r/>
+            <w:r>
+              <w:rPr>
+                <w:sz w:val="16"/>
+              </w:rPr>
+              <w:t>237±10</w:t>
+            </w:r>
+          </w:p>
+        </w:tc>
+        <w:tc>
+          <w:tcPr>
+            <w:tcW w:type="dxa" w:w="994"/>
+          </w:tcPr>
+          <w:p>
+            <w:r/>
+            <w:r>
+              <w:rPr>
+                <w:sz w:val="16"/>
+              </w:rPr>
+              <w:t>140±12</w:t>
+            </w:r>
+          </w:p>
+        </w:tc>
+        <w:tc>
+          <w:tcPr>
+            <w:tcW w:type="dxa" w:w="994"/>
+          </w:tcPr>
+          <w:p>
+            <w:r/>
+            <w:r>
+              <w:rPr>
+                <w:sz w:val="16"/>
+              </w:rPr>
+              <w:t>99±1</w:t>
+            </w:r>
+          </w:p>
+        </w:tc>
+        <w:tc>
+          <w:tcPr>
+            <w:tcW w:type="dxa" w:w="994"/>
+          </w:tcPr>
+          <w:p>
+            <w:r/>
+            <w:r>
+              <w:rPr>
+                <w:sz w:val="16"/>
+              </w:rPr>
+              <w:t>56±6</w:t>
+            </w:r>
+          </w:p>
+        </w:tc>
+      </w:tr>
+      <w:tr>
+        <w:tc>
+          <w:tcPr>
+            <w:tcW w:type="dxa" w:w="994"/>
+          </w:tcPr>
+          <w:p>
+            <w:r/>
+          </w:p>
+        </w:tc>
+        <w:tc>
+          <w:tcPr>
+            <w:tcW w:type="dxa" w:w="994"/>
+          </w:tcPr>
+          <w:p>
+            <w:r/>
+            <w:r>
+              <w:rPr>
+                <w:sz w:val="16"/>
+              </w:rPr>
+              <w:t>Process-all</w:t>
+            </w:r>
+          </w:p>
+        </w:tc>
+        <w:tc>
+          <w:tcPr>
+            <w:tcW w:type="dxa" w:w="994"/>
+          </w:tcPr>
+          <w:p>
+            <w:r/>
+            <w:r>
+              <w:rPr>
+                <w:sz w:val="16"/>
+              </w:rPr>
+              <w:t>27.7±1.3</w:t>
+            </w:r>
+          </w:p>
+        </w:tc>
+        <w:tc>
+          <w:tcPr>
+            <w:tcW w:type="dxa" w:w="994"/>
+          </w:tcPr>
+          <w:p>
+            <w:r/>
+            <w:r>
+              <w:rPr>
+                <w:sz w:val="16"/>
+              </w:rPr>
+              <w:t>76.0±0.9</w:t>
+            </w:r>
+          </w:p>
+        </w:tc>
+        <w:tc>
+          <w:tcPr>
+            <w:tcW w:type="dxa" w:w="994"/>
+          </w:tcPr>
+          <w:p>
+            <w:r/>
+            <w:r>
+              <w:rPr>
+                <w:sz w:val="16"/>
+              </w:rPr>
+              <w:t>176±1</w:t>
+            </w:r>
+          </w:p>
+        </w:tc>
+        <w:tc>
+          <w:tcPr>
+            <w:tcW w:type="dxa" w:w="994"/>
+          </w:tcPr>
+          <w:p>
+            <w:r/>
+            <w:r>
+              <w:rPr>
+                <w:sz w:val="16"/>
+              </w:rPr>
+              <w:t>74±2</w:t>
+            </w:r>
+          </w:p>
+        </w:tc>
+        <w:tc>
+          <w:tcPr>
+            <w:tcW w:type="dxa" w:w="994"/>
+          </w:tcPr>
+          <w:p>
+            <w:r/>
+            <w:r>
+              <w:rPr>
+                <w:sz w:val="16"/>
+              </w:rPr>
+              <w:t>244±8</w:t>
+            </w:r>
+          </w:p>
+        </w:tc>
+        <w:tc>
+          <w:tcPr>
+            <w:tcW w:type="dxa" w:w="994"/>
+          </w:tcPr>
+          <w:p>
+            <w:r/>
+            <w:r>
+              <w:rPr>
+                <w:sz w:val="16"/>
+              </w:rPr>
+              <w:t>144±12</w:t>
+            </w:r>
+          </w:p>
+        </w:tc>
+        <w:tc>
+          <w:tcPr>
+            <w:tcW w:type="dxa" w:w="994"/>
+          </w:tcPr>
+          <w:p>
+            <w:r/>
+            <w:r>
+              <w:rPr>
+                <w:sz w:val="16"/>
+              </w:rPr>
+              <w:t>20±1</w:t>
+            </w:r>
+          </w:p>
+        </w:tc>
+        <w:tc>
+          <w:tcPr>
+            <w:tcW w:type="dxa" w:w="994"/>
+          </w:tcPr>
+          <w:p>
+            <w:r/>
+            <w:r>
+              <w:rPr>
+                <w:sz w:val="16"/>
+              </w:rPr>
+              <w:t>85±6</w:t>
+            </w:r>
+          </w:p>
+        </w:tc>
+      </w:tr>
+      <w:tr>
+        <w:tc>
+          <w:tcPr>
+            <w:tcW w:type="dxa" w:w="994"/>
+          </w:tcPr>
+          <w:p>
+            <w:r/>
+          </w:p>
+        </w:tc>
+        <w:tc>
+          <w:tcPr>
+            <w:tcW w:type="dxa" w:w="994"/>
+          </w:tcPr>
+          <w:p>
+            <w:r/>
+            <w:r>
+              <w:rPr>
+                <w:sz w:val="16"/>
+              </w:rPr>
+              <w:t>Bent-pipe</w:t>
+            </w:r>
+          </w:p>
+        </w:tc>
+        <w:tc>
+          <w:tcPr>
+            <w:tcW w:type="dxa" w:w="994"/>
+          </w:tcPr>
+          <w:p>
+            <w:r/>
+            <w:r>
+              <w:rPr>
+                <w:sz w:val="16"/>
+              </w:rPr>
+              <w:t>5.2±0.3</w:t>
+            </w:r>
+          </w:p>
+        </w:tc>
+        <w:tc>
+          <w:tcPr>
+            <w:tcW w:type="dxa" w:w="994"/>
+          </w:tcPr>
+          <w:p>
+            <w:r/>
+            <w:r>
+              <w:rPr>
+                <w:sz w:val="16"/>
+              </w:rPr>
+              <w:t>12.9±0.7</w:t>
+            </w:r>
+          </w:p>
+        </w:tc>
+        <w:tc>
+          <w:tcPr>
+            <w:tcW w:type="dxa" w:w="994"/>
+          </w:tcPr>
+          <w:p>
+            <w:r/>
+            <w:r>
+              <w:rPr>
+                <w:sz w:val="16"/>
+              </w:rPr>
+              <w:t>12±0</w:t>
+            </w:r>
+          </w:p>
+        </w:tc>
+        <w:tc>
+          <w:tcPr>
+            <w:tcW w:type="dxa" w:w="994"/>
+          </w:tcPr>
+          <w:p>
+            <w:r/>
+            <w:r>
+              <w:rPr>
+                <w:sz w:val="16"/>
+              </w:rPr>
+              <w:t>76±2</w:t>
+            </w:r>
+          </w:p>
+        </w:tc>
+        <w:tc>
+          <w:tcPr>
+            <w:tcW w:type="dxa" w:w="994"/>
+          </w:tcPr>
+          <w:p>
+            <w:r/>
+            <w:r>
+              <w:rPr>
+                <w:sz w:val="16"/>
+              </w:rPr>
+              <w:t>878±22</w:t>
+            </w:r>
+          </w:p>
+        </w:tc>
+        <w:tc>
+          <w:tcPr>
+            <w:tcW w:type="dxa" w:w="994"/>
+          </w:tcPr>
+          <w:p>
+            <w:r/>
+            <w:r>
+              <w:rPr>
+                <w:sz w:val="16"/>
+              </w:rPr>
+              <w:t>nan±nan</w:t>
+            </w:r>
+          </w:p>
+        </w:tc>
+        <w:tc>
+          <w:tcPr>
+            <w:tcW w:type="dxa" w:w="994"/>
+          </w:tcPr>
+          <w:p>
+            <w:r/>
+            <w:r>
+              <w:rPr>
+                <w:sz w:val="16"/>
+              </w:rPr>
+              <w:t>100±0</w:t>
+            </w:r>
+          </w:p>
+        </w:tc>
+        <w:tc>
+          <w:tcPr>
+            <w:tcW w:type="dxa" w:w="994"/>
+          </w:tcPr>
+          <w:p>
+            <w:r/>
+            <w:r>
+              <w:rPr>
+                <w:sz w:val="16"/>
+              </w:rPr>
+              <w:t>100±0</w:t>
+            </w:r>
+          </w:p>
+        </w:tc>
+      </w:tr>
+      <w:tr>
+        <w:tc>
+          <w:tcPr>
+            <w:tcW w:type="dxa" w:w="994"/>
+          </w:tcPr>
+          <w:p>
+            <w:r/>
             <w:r>
               <w:rPr>
                 <w:sz w:val="16"/>
@@ -6837,6 +8988,142 @@
                 <w:sz w:val="16"/>
               </w:rPr>
               <w:t>39±1</w:t>
+            </w:r>
+          </w:p>
+        </w:tc>
+      </w:tr>
+      <w:tr>
+        <w:tc>
+          <w:tcPr>
+            <w:tcW w:type="dxa" w:w="994"/>
+          </w:tcPr>
+          <w:p>
+            <w:r/>
+          </w:p>
+        </w:tc>
+        <w:tc>
+          <w:tcPr>
+            <w:tcW w:type="dxa" w:w="994"/>
+          </w:tcPr>
+          <w:p>
+            <w:r/>
+            <w:r>
+              <w:rPr>
+                <w:sz w:val="16"/>
+              </w:rPr>
+              <w:t>Bandwidth-aware rules</w:t>
+            </w:r>
+          </w:p>
+        </w:tc>
+        <w:tc>
+          <w:tcPr>
+            <w:tcW w:type="dxa" w:w="994"/>
+          </w:tcPr>
+          <w:p>
+            <w:r/>
+            <w:r>
+              <w:rPr>
+                <w:sz w:val="16"/>
+              </w:rPr>
+              <w:t>30.5±1.3</w:t>
+            </w:r>
+          </w:p>
+        </w:tc>
+        <w:tc>
+          <w:tcPr>
+            <w:tcW w:type="dxa" w:w="994"/>
+          </w:tcPr>
+          <w:p>
+            <w:r/>
+            <w:r>
+              <w:rPr>
+                <w:sz w:val="16"/>
+              </w:rPr>
+              <w:t>84.6±0.8</w:t>
+            </w:r>
+          </w:p>
+        </w:tc>
+        <w:tc>
+          <w:tcPr>
+            <w:tcW w:type="dxa" w:w="994"/>
+          </w:tcPr>
+          <w:p>
+            <w:r/>
+            <w:r>
+              <w:rPr>
+                <w:sz w:val="16"/>
+              </w:rPr>
+              <w:t>211±7</w:t>
+            </w:r>
+          </w:p>
+        </w:tc>
+        <w:tc>
+          <w:tcPr>
+            <w:tcW w:type="dxa" w:w="994"/>
+          </w:tcPr>
+          <w:p>
+            <w:r/>
+            <w:r>
+              <w:rPr>
+                <w:sz w:val="16"/>
+              </w:rPr>
+              <w:t>74±2</w:t>
+            </w:r>
+          </w:p>
+        </w:tc>
+        <w:tc>
+          <w:tcPr>
+            <w:tcW w:type="dxa" w:w="994"/>
+          </w:tcPr>
+          <w:p>
+            <w:r/>
+            <w:r>
+              <w:rPr>
+                <w:sz w:val="16"/>
+              </w:rPr>
+              <w:t>203±6</w:t>
+            </w:r>
+          </w:p>
+        </w:tc>
+        <w:tc>
+          <w:tcPr>
+            <w:tcW w:type="dxa" w:w="994"/>
+          </w:tcPr>
+          <w:p>
+            <w:r/>
+            <w:r>
+              <w:rPr>
+                <w:sz w:val="16"/>
+              </w:rPr>
+              <w:t>143±6</w:t>
+            </w:r>
+          </w:p>
+        </w:tc>
+        <w:tc>
+          <w:tcPr>
+            <w:tcW w:type="dxa" w:w="994"/>
+          </w:tcPr>
+          <w:p>
+            <w:r/>
+            <w:r>
+              <w:rPr>
+                <w:sz w:val="16"/>
+              </w:rPr>
+              <w:t>99±0</w:t>
+            </w:r>
+          </w:p>
+        </w:tc>
+        <w:tc>
+          <w:tcPr>
+            <w:tcW w:type="dxa" w:w="994"/>
+          </w:tcPr>
+          <w:p>
+            <w:r/>
+            <w:r>
+              <w:rPr>
+                <w:sz w:val="16"/>
+              </w:rPr>
+              <w:t>33±1</w:t>
             </w:r>
           </w:p>
         </w:tc>
@@ -7257,13 +9544,13 @@
           <w:b/>
           <w:color w:val="111111"/>
         </w:rPr>
-        <w:t>Table 3.</w:t>
-      </w:r>
-      <w:r>
-        <w:rPr>
-          <w:color w:val="111111"/>
-        </w:rPr>
-        <w:t xml:space="preserve"> Benchmark results: mean ± 95 % CI over 20 seeds. "Energy" is discretionary energy (processing + radio) per day. "Alert lat." is the mean latency of true event alerts.</w:t>
+        <w:t>Table 4.</w:t>
+      </w:r>
+      <w:r>
+        <w:rPr>
+          <w:color w:val="111111"/>
+        </w:rPr>
+        <w:t xml:space="preserve"> Benchmark results: mean ± 95 % CI over 20 days. "Energy" is discretionary energy (processing + radio) per day. "Alert lat." is the mean latency of true event alerts.</w:t>
       </w:r>
     </w:p>
     <w:p>
@@ -7276,7 +9563,7 @@
         </w:rPr>
         <w:drawing>
           <wp:inline xmlns:a="http://schemas.openxmlformats.org/drawingml/2006/main" xmlns:pic="http://schemas.openxmlformats.org/drawingml/2006/picture">
-            <wp:extent cx="5669280" cy="2628830"/>
+            <wp:extent cx="5669280" cy="2303145"/>
             <wp:docPr id="2" name="Picture 2"/>
             <wp:cNvGraphicFramePr>
               <a:graphicFrameLocks noChangeAspect="1"/>
@@ -7297,7 +9584,7 @@
                   <pic:spPr>
                     <a:xfrm>
                       <a:off x="0" y="0"/>
-                      <a:ext cx="5669280" cy="2628830"/>
+                      <a:ext cx="5669280" cy="2303145"/>
                     </a:xfrm>
                     <a:prstGeom prst="rect"/>
                   </pic:spPr>
@@ -7330,7 +9617,40 @@
         <w:rPr>
           <w:color w:val="111111"/>
         </w:rPr>
-        <w:t>Because all strategies face identical passes and data for a given seed, paired differences are much tighter than the across-seed intervals of Table 3. In four scenarios the engine beats both processing baselines on every one of the 20 days, and all their paired 95 % confidence intervals exclude zero (Table 4). In the storage-tight scenario the paired differences are −0.11 ± 0.42 points against the rule set and +0.30 ± 0.48 against process-all: statistical ties.</w:t>
+        <w:t>Because all strategies face identical passes and data for a given seed, paired differences are much tighter than the across-seed intervals of Table 4 (Table 5). In five scenarios the engine beats every processing baseline on 18–20 of the 20 days, and all these paired 95 % intervals exclude zero. In the storage-tight scenario the engine:</w:t>
+      </w:r>
+    </w:p>
+    <w:p>
+      <w:pPr>
+        <w:pStyle w:val="ListBullet"/>
+      </w:pPr>
+      <w:r>
+        <w:rPr>
+          <w:color w:val="111111"/>
+        </w:rPr>
+        <w:t>ties the rule set (−0.21 ± 0.59 points);</w:t>
+      </w:r>
+    </w:p>
+    <w:p>
+      <w:pPr>
+        <w:pStyle w:val="ListBullet"/>
+      </w:pPr>
+      <w:r>
+        <w:rPr>
+          <w:color w:val="111111"/>
+        </w:rPr>
+        <w:t>trails process-all by 1.51 ± 0.43 points, winning 2 of 20 days;</w:t>
+      </w:r>
+    </w:p>
+    <w:p>
+      <w:pPr>
+        <w:pStyle w:val="ListBullet"/>
+      </w:pPr>
+      <w:r>
+        <w:rPr>
+          <w:color w:val="111111"/>
+        </w:rPr>
+        <w:t>beats the bandwidth-aware rules on every day.</w:t>
       </w:r>
     </w:p>
     <w:tbl>
@@ -7341,16 +9661,18 @@
         <w:tblLook w:firstColumn="1" w:firstRow="1" w:lastColumn="0" w:lastRow="0" w:noHBand="0" w:noVBand="1" w:val="04A0"/>
       </w:tblPr>
       <w:tblGrid>
-        <w:gridCol w:w="1987"/>
-        <w:gridCol w:w="1987"/>
-        <w:gridCol w:w="1987"/>
-        <w:gridCol w:w="1987"/>
-        <w:gridCol w:w="1987"/>
+        <w:gridCol w:w="1419"/>
+        <w:gridCol w:w="1419"/>
+        <w:gridCol w:w="1419"/>
+        <w:gridCol w:w="1419"/>
+        <w:gridCol w:w="1419"/>
+        <w:gridCol w:w="1419"/>
+        <w:gridCol w:w="1419"/>
       </w:tblGrid>
       <w:tr>
         <w:tc>
           <w:tcPr>
-            <w:tcW w:type="dxa" w:w="1987"/>
+            <w:tcW w:type="dxa" w:w="1419"/>
           </w:tcPr>
           <w:p>
             <w:r/>
@@ -7365,7 +9687,7 @@
         </w:tc>
         <w:tc>
           <w:tcPr>
-            <w:tcW w:type="dxa" w:w="1987"/>
+            <w:tcW w:type="dxa" w:w="1419"/>
           </w:tcPr>
           <w:p>
             <w:r/>
@@ -7374,13 +9696,13 @@
                 <w:b/>
                 <w:sz w:val="16"/>
               </w:rPr>
-              <w:t>Δ vs priority rules (pts)</w:t>
-            </w:r>
-          </w:p>
-        </w:tc>
-        <w:tc>
-          <w:tcPr>
-            <w:tcW w:type="dxa" w:w="1987"/>
+              <w:t>Δ vs bandwidth rules</w:t>
+            </w:r>
+          </w:p>
+        </w:tc>
+        <w:tc>
+          <w:tcPr>
+            <w:tcW w:type="dxa" w:w="1419"/>
           </w:tcPr>
           <w:p>
             <w:r/>
@@ -7395,7 +9717,7 @@
         </w:tc>
         <w:tc>
           <w:tcPr>
-            <w:tcW w:type="dxa" w:w="1987"/>
+            <w:tcW w:type="dxa" w:w="1419"/>
           </w:tcPr>
           <w:p>
             <w:r/>
@@ -7404,13 +9726,43 @@
                 <w:b/>
                 <w:sz w:val="16"/>
               </w:rPr>
-              <w:t>Δ vs process-all (pts)</w:t>
-            </w:r>
-          </w:p>
-        </w:tc>
-        <w:tc>
-          <w:tcPr>
-            <w:tcW w:type="dxa" w:w="1987"/>
+              <w:t>Δ vs priority rules</w:t>
+            </w:r>
+          </w:p>
+        </w:tc>
+        <w:tc>
+          <w:tcPr>
+            <w:tcW w:type="dxa" w:w="1419"/>
+          </w:tcPr>
+          <w:p>
+            <w:r/>
+            <w:r>
+              <w:rPr>
+                <w:b/>
+                <w:sz w:val="16"/>
+              </w:rPr>
+              <w:t>Wins</w:t>
+            </w:r>
+          </w:p>
+        </w:tc>
+        <w:tc>
+          <w:tcPr>
+            <w:tcW w:type="dxa" w:w="1419"/>
+          </w:tcPr>
+          <w:p>
+            <w:r/>
+            <w:r>
+              <w:rPr>
+                <w:b/>
+                <w:sz w:val="16"/>
+              </w:rPr>
+              <w:t>Δ vs process-all</w:t>
+            </w:r>
+          </w:p>
+        </w:tc>
+        <w:tc>
+          <w:tcPr>
+            <w:tcW w:type="dxa" w:w="1419"/>
           </w:tcPr>
           <w:p>
             <w:r/>
@@ -7427,7 +9779,7 @@
       <w:tr>
         <w:tc>
           <w:tcPr>
-            <w:tcW w:type="dxa" w:w="1987"/>
+            <w:tcW w:type="dxa" w:w="1419"/>
           </w:tcPr>
           <w:p>
             <w:r/>
@@ -7441,21 +9793,21 @@
         </w:tc>
         <w:tc>
           <w:tcPr>
-            <w:tcW w:type="dxa" w:w="1987"/>
-          </w:tcPr>
-          <w:p>
-            <w:r/>
-            <w:r>
-              <w:rPr>
-                <w:sz w:val="16"/>
-              </w:rPr>
-              <w:t>+2.47 ± 0.19</w:t>
-            </w:r>
-          </w:p>
-        </w:tc>
-        <w:tc>
-          <w:tcPr>
-            <w:tcW w:type="dxa" w:w="1987"/>
+            <w:tcW w:type="dxa" w:w="1419"/>
+          </w:tcPr>
+          <w:p>
+            <w:r/>
+            <w:r>
+              <w:rPr>
+                <w:sz w:val="16"/>
+              </w:rPr>
+              <w:t>+1.67±0.26</w:t>
+            </w:r>
+          </w:p>
+        </w:tc>
+        <w:tc>
+          <w:tcPr>
+            <w:tcW w:type="dxa" w:w="1419"/>
           </w:tcPr>
           <w:p>
             <w:r/>
@@ -7469,21 +9821,49 @@
         </w:tc>
         <w:tc>
           <w:tcPr>
-            <w:tcW w:type="dxa" w:w="1987"/>
-          </w:tcPr>
-          <w:p>
-            <w:r/>
-            <w:r>
-              <w:rPr>
-                <w:sz w:val="16"/>
-              </w:rPr>
-              <w:t>+2.89 ± 0.24</w:t>
-            </w:r>
-          </w:p>
-        </w:tc>
-        <w:tc>
-          <w:tcPr>
-            <w:tcW w:type="dxa" w:w="1987"/>
+            <w:tcW w:type="dxa" w:w="1419"/>
+          </w:tcPr>
+          <w:p>
+            <w:r/>
+            <w:r>
+              <w:rPr>
+                <w:sz w:val="16"/>
+              </w:rPr>
+              <w:t>+2.47±0.19</w:t>
+            </w:r>
+          </w:p>
+        </w:tc>
+        <w:tc>
+          <w:tcPr>
+            <w:tcW w:type="dxa" w:w="1419"/>
+          </w:tcPr>
+          <w:p>
+            <w:r/>
+            <w:r>
+              <w:rPr>
+                <w:sz w:val="16"/>
+              </w:rPr>
+              <w:t>20/20</w:t>
+            </w:r>
+          </w:p>
+        </w:tc>
+        <w:tc>
+          <w:tcPr>
+            <w:tcW w:type="dxa" w:w="1419"/>
+          </w:tcPr>
+          <w:p>
+            <w:r/>
+            <w:r>
+              <w:rPr>
+                <w:sz w:val="16"/>
+              </w:rPr>
+              <w:t>+2.89±0.24</w:t>
+            </w:r>
+          </w:p>
+        </w:tc>
+        <w:tc>
+          <w:tcPr>
+            <w:tcW w:type="dxa" w:w="1419"/>
           </w:tcPr>
           <w:p>
             <w:r/>
@@ -7499,7 +9879,7 @@
       <w:tr>
         <w:tc>
           <w:tcPr>
-            <w:tcW w:type="dxa" w:w="1987"/>
+            <w:tcW w:type="dxa" w:w="1419"/>
           </w:tcPr>
           <w:p>
             <w:r/>
@@ -7513,21 +9893,21 @@
         </w:tc>
         <w:tc>
           <w:tcPr>
-            <w:tcW w:type="dxa" w:w="1987"/>
-          </w:tcPr>
-          <w:p>
-            <w:r/>
-            <w:r>
-              <w:rPr>
-                <w:sz w:val="16"/>
-              </w:rPr>
-              <w:t>+2.35 ± 0.45</w:t>
-            </w:r>
-          </w:p>
-        </w:tc>
-        <w:tc>
-          <w:tcPr>
-            <w:tcW w:type="dxa" w:w="1987"/>
+            <w:tcW w:type="dxa" w:w="1419"/>
+          </w:tcPr>
+          <w:p>
+            <w:r/>
+            <w:r>
+              <w:rPr>
+                <w:sz w:val="16"/>
+              </w:rPr>
+              <w:t>+4.29±0.86</w:t>
+            </w:r>
+          </w:p>
+        </w:tc>
+        <w:tc>
+          <w:tcPr>
+            <w:tcW w:type="dxa" w:w="1419"/>
           </w:tcPr>
           <w:p>
             <w:r/>
@@ -7541,21 +9921,49 @@
         </w:tc>
         <w:tc>
           <w:tcPr>
-            <w:tcW w:type="dxa" w:w="1987"/>
-          </w:tcPr>
-          <w:p>
-            <w:r/>
-            <w:r>
-              <w:rPr>
-                <w:sz w:val="16"/>
-              </w:rPr>
-              <w:t>+16.14 ± 3.40</w:t>
-            </w:r>
-          </w:p>
-        </w:tc>
-        <w:tc>
-          <w:tcPr>
-            <w:tcW w:type="dxa" w:w="1987"/>
+            <w:tcW w:type="dxa" w:w="1419"/>
+          </w:tcPr>
+          <w:p>
+            <w:r/>
+            <w:r>
+              <w:rPr>
+                <w:sz w:val="16"/>
+              </w:rPr>
+              <w:t>+4.93±0.98</w:t>
+            </w:r>
+          </w:p>
+        </w:tc>
+        <w:tc>
+          <w:tcPr>
+            <w:tcW w:type="dxa" w:w="1419"/>
+          </w:tcPr>
+          <w:p>
+            <w:r/>
+            <w:r>
+              <w:rPr>
+                <w:sz w:val="16"/>
+              </w:rPr>
+              <w:t>20/20</w:t>
+            </w:r>
+          </w:p>
+        </w:tc>
+        <w:tc>
+          <w:tcPr>
+            <w:tcW w:type="dxa" w:w="1419"/>
+          </w:tcPr>
+          <w:p>
+            <w:r/>
+            <w:r>
+              <w:rPr>
+                <w:sz w:val="16"/>
+              </w:rPr>
+              <w:t>+20.30±2.30</w:t>
+            </w:r>
+          </w:p>
+        </w:tc>
+        <w:tc>
+          <w:tcPr>
+            <w:tcW w:type="dxa" w:w="1419"/>
           </w:tcPr>
           <w:p>
             <w:r/>
@@ -7571,7 +9979,7 @@
       <w:tr>
         <w:tc>
           <w:tcPr>
-            <w:tcW w:type="dxa" w:w="1987"/>
+            <w:tcW w:type="dxa" w:w="1419"/>
           </w:tcPr>
           <w:p>
             <w:r/>
@@ -7585,21 +9993,21 @@
         </w:tc>
         <w:tc>
           <w:tcPr>
-            <w:tcW w:type="dxa" w:w="1987"/>
-          </w:tcPr>
-          <w:p>
-            <w:r/>
-            <w:r>
-              <w:rPr>
-                <w:sz w:val="16"/>
-              </w:rPr>
-              <w:t>+5.66 ± 1.47</w:t>
-            </w:r>
-          </w:p>
-        </w:tc>
-        <w:tc>
-          <w:tcPr>
-            <w:tcW w:type="dxa" w:w="1987"/>
+            <w:tcW w:type="dxa" w:w="1419"/>
+          </w:tcPr>
+          <w:p>
+            <w:r/>
+            <w:r>
+              <w:rPr>
+                <w:sz w:val="16"/>
+              </w:rPr>
+              <w:t>+5.80±1.39</w:t>
+            </w:r>
+          </w:p>
+        </w:tc>
+        <w:tc>
+          <w:tcPr>
+            <w:tcW w:type="dxa" w:w="1419"/>
           </w:tcPr>
           <w:p>
             <w:r/>
@@ -7613,21 +10021,49 @@
         </w:tc>
         <w:tc>
           <w:tcPr>
-            <w:tcW w:type="dxa" w:w="1987"/>
-          </w:tcPr>
-          <w:p>
-            <w:r/>
-            <w:r>
-              <w:rPr>
-                <w:sz w:val="16"/>
-              </w:rPr>
-              <w:t>+7.94 ± 1.49</w:t>
-            </w:r>
-          </w:p>
-        </w:tc>
-        <w:tc>
-          <w:tcPr>
-            <w:tcW w:type="dxa" w:w="1987"/>
+            <w:tcW w:type="dxa" w:w="1419"/>
+          </w:tcPr>
+          <w:p>
+            <w:r/>
+            <w:r>
+              <w:rPr>
+                <w:sz w:val="16"/>
+              </w:rPr>
+              <w:t>+5.66±1.47</w:t>
+            </w:r>
+          </w:p>
+        </w:tc>
+        <w:tc>
+          <w:tcPr>
+            <w:tcW w:type="dxa" w:w="1419"/>
+          </w:tcPr>
+          <w:p>
+            <w:r/>
+            <w:r>
+              <w:rPr>
+                <w:sz w:val="16"/>
+              </w:rPr>
+              <w:t>20/20</w:t>
+            </w:r>
+          </w:p>
+        </w:tc>
+        <w:tc>
+          <w:tcPr>
+            <w:tcW w:type="dxa" w:w="1419"/>
+          </w:tcPr>
+          <w:p>
+            <w:r/>
+            <w:r>
+              <w:rPr>
+                <w:sz w:val="16"/>
+              </w:rPr>
+              <w:t>+7.94±1.49</w:t>
+            </w:r>
+          </w:p>
+        </w:tc>
+        <w:tc>
+          <w:tcPr>
+            <w:tcW w:type="dxa" w:w="1419"/>
           </w:tcPr>
           <w:p>
             <w:r/>
@@ -7643,7 +10079,7 @@
       <w:tr>
         <w:tc>
           <w:tcPr>
-            <w:tcW w:type="dxa" w:w="1987"/>
+            <w:tcW w:type="dxa" w:w="1419"/>
           </w:tcPr>
           <w:p>
             <w:r/>
@@ -7657,57 +10093,85 @@
         </w:tc>
         <w:tc>
           <w:tcPr>
-            <w:tcW w:type="dxa" w:w="1987"/>
-          </w:tcPr>
-          <w:p>
-            <w:r/>
-            <w:r>
-              <w:rPr>
-                <w:sz w:val="16"/>
-              </w:rPr>
-              <w:t>-0.11 ± 0.42</w:t>
-            </w:r>
-          </w:p>
-        </w:tc>
-        <w:tc>
-          <w:tcPr>
-            <w:tcW w:type="dxa" w:w="1987"/>
-          </w:tcPr>
-          <w:p>
-            <w:r/>
-            <w:r>
-              <w:rPr>
-                <w:sz w:val="16"/>
-              </w:rPr>
-              <w:t>10/20</w:t>
-            </w:r>
-          </w:p>
-        </w:tc>
-        <w:tc>
-          <w:tcPr>
-            <w:tcW w:type="dxa" w:w="1987"/>
-          </w:tcPr>
-          <w:p>
-            <w:r/>
-            <w:r>
-              <w:rPr>
-                <w:sz w:val="16"/>
-              </w:rPr>
-              <w:t>+0.30 ± 0.48</w:t>
-            </w:r>
-          </w:p>
-        </w:tc>
-        <w:tc>
-          <w:tcPr>
-            <w:tcW w:type="dxa" w:w="1987"/>
-          </w:tcPr>
-          <w:p>
-            <w:r/>
-            <w:r>
-              <w:rPr>
-                <w:sz w:val="16"/>
-              </w:rPr>
-              <w:t>13/20</w:t>
+            <w:tcW w:type="dxa" w:w="1419"/>
+          </w:tcPr>
+          <w:p>
+            <w:r/>
+            <w:r>
+              <w:rPr>
+                <w:sz w:val="16"/>
+              </w:rPr>
+              <w:t>+5.43±0.61</w:t>
+            </w:r>
+          </w:p>
+        </w:tc>
+        <w:tc>
+          <w:tcPr>
+            <w:tcW w:type="dxa" w:w="1419"/>
+          </w:tcPr>
+          <w:p>
+            <w:r/>
+            <w:r>
+              <w:rPr>
+                <w:sz w:val="16"/>
+              </w:rPr>
+              <w:t>20/20</w:t>
+            </w:r>
+          </w:p>
+        </w:tc>
+        <w:tc>
+          <w:tcPr>
+            <w:tcW w:type="dxa" w:w="1419"/>
+          </w:tcPr>
+          <w:p>
+            <w:r/>
+            <w:r>
+              <w:rPr>
+                <w:sz w:val="16"/>
+              </w:rPr>
+              <w:t>-0.21±0.59</w:t>
+            </w:r>
+          </w:p>
+        </w:tc>
+        <w:tc>
+          <w:tcPr>
+            <w:tcW w:type="dxa" w:w="1419"/>
+          </w:tcPr>
+          <w:p>
+            <w:r/>
+            <w:r>
+              <w:rPr>
+                <w:sz w:val="16"/>
+              </w:rPr>
+              <w:t>8/20</w:t>
+            </w:r>
+          </w:p>
+        </w:tc>
+        <w:tc>
+          <w:tcPr>
+            <w:tcW w:type="dxa" w:w="1419"/>
+          </w:tcPr>
+          <w:p>
+            <w:r/>
+            <w:r>
+              <w:rPr>
+                <w:sz w:val="16"/>
+              </w:rPr>
+              <w:t>-1.51±0.43</w:t>
+            </w:r>
+          </w:p>
+        </w:tc>
+        <w:tc>
+          <w:tcPr>
+            <w:tcW w:type="dxa" w:w="1419"/>
+          </w:tcPr>
+          <w:p>
+            <w:r/>
+            <w:r>
+              <w:rPr>
+                <w:sz w:val="16"/>
+              </w:rPr>
+              <w:t>2/20</w:t>
             </w:r>
           </w:p>
         </w:tc>
@@ -7715,7 +10179,107 @@
       <w:tr>
         <w:tc>
           <w:tcPr>
-            <w:tcW w:type="dxa" w:w="1987"/>
+            <w:tcW w:type="dxa" w:w="1419"/>
+          </w:tcPr>
+          <w:p>
+            <w:r/>
+            <w:r>
+              <w:rPr>
+                <w:sz w:val="16"/>
+              </w:rPr>
+              <w:t>Compute-starved</w:t>
+            </w:r>
+          </w:p>
+        </w:tc>
+        <w:tc>
+          <w:tcPr>
+            <w:tcW w:type="dxa" w:w="1419"/>
+          </w:tcPr>
+          <w:p>
+            <w:r/>
+            <w:r>
+              <w:rPr>
+                <w:sz w:val="16"/>
+              </w:rPr>
+              <w:t>+3.62±0.40</w:t>
+            </w:r>
+          </w:p>
+        </w:tc>
+        <w:tc>
+          <w:tcPr>
+            <w:tcW w:type="dxa" w:w="1419"/>
+          </w:tcPr>
+          <w:p>
+            <w:r/>
+            <w:r>
+              <w:rPr>
+                <w:sz w:val="16"/>
+              </w:rPr>
+              <w:t>20/20</w:t>
+            </w:r>
+          </w:p>
+        </w:tc>
+        <w:tc>
+          <w:tcPr>
+            <w:tcW w:type="dxa" w:w="1419"/>
+          </w:tcPr>
+          <w:p>
+            <w:r/>
+            <w:r>
+              <w:rPr>
+                <w:sz w:val="16"/>
+              </w:rPr>
+              <w:t>+2.59±0.80</w:t>
+            </w:r>
+          </w:p>
+        </w:tc>
+        <w:tc>
+          <w:tcPr>
+            <w:tcW w:type="dxa" w:w="1419"/>
+          </w:tcPr>
+          <w:p>
+            <w:r/>
+            <w:r>
+              <w:rPr>
+                <w:sz w:val="16"/>
+              </w:rPr>
+              <w:t>18/20</w:t>
+            </w:r>
+          </w:p>
+        </w:tc>
+        <w:tc>
+          <w:tcPr>
+            <w:tcW w:type="dxa" w:w="1419"/>
+          </w:tcPr>
+          <w:p>
+            <w:r/>
+            <w:r>
+              <w:rPr>
+                <w:sz w:val="16"/>
+              </w:rPr>
+              <w:t>+11.04±0.48</w:t>
+            </w:r>
+          </w:p>
+        </w:tc>
+        <w:tc>
+          <w:tcPr>
+            <w:tcW w:type="dxa" w:w="1419"/>
+          </w:tcPr>
+          <w:p>
+            <w:r/>
+            <w:r>
+              <w:rPr>
+                <w:sz w:val="16"/>
+              </w:rPr>
+              <w:t>20/20</w:t>
+            </w:r>
+          </w:p>
+        </w:tc>
+      </w:tr>
+      <w:tr>
+        <w:tc>
+          <w:tcPr>
+            <w:tcW w:type="dxa" w:w="1419"/>
           </w:tcPr>
           <w:p>
             <w:r/>
@@ -7729,21 +10293,49 @@
         </w:tc>
         <w:tc>
           <w:tcPr>
-            <w:tcW w:type="dxa" w:w="1987"/>
-          </w:tcPr>
-          <w:p>
-            <w:r/>
-            <w:r>
-              <w:rPr>
-                <w:sz w:val="16"/>
-              </w:rPr>
-              <w:t>+0.82 ± 0.12</w:t>
-            </w:r>
-          </w:p>
-        </w:tc>
-        <w:tc>
-          <w:tcPr>
-            <w:tcW w:type="dxa" w:w="1987"/>
+            <w:tcW w:type="dxa" w:w="1419"/>
+          </w:tcPr>
+          <w:p>
+            <w:r/>
+            <w:r>
+              <w:rPr>
+                <w:sz w:val="16"/>
+              </w:rPr>
+              <w:t>+0.57±0.13</w:t>
+            </w:r>
+          </w:p>
+        </w:tc>
+        <w:tc>
+          <w:tcPr>
+            <w:tcW w:type="dxa" w:w="1419"/>
+          </w:tcPr>
+          <w:p>
+            <w:r/>
+            <w:r>
+              <w:rPr>
+                <w:sz w:val="16"/>
+              </w:rPr>
+              <w:t>19/20</w:t>
+            </w:r>
+          </w:p>
+        </w:tc>
+        <w:tc>
+          <w:tcPr>
+            <w:tcW w:type="dxa" w:w="1419"/>
+          </w:tcPr>
+          <w:p>
+            <w:r/>
+            <w:r>
+              <w:rPr>
+                <w:sz w:val="16"/>
+              </w:rPr>
+              <w:t>+0.82±0.12</w:t>
+            </w:r>
+          </w:p>
+        </w:tc>
+        <w:tc>
+          <w:tcPr>
+            <w:tcW w:type="dxa" w:w="1419"/>
           </w:tcPr>
           <w:p>
             <w:r/>
@@ -7757,21 +10349,21 @@
         </w:tc>
         <w:tc>
           <w:tcPr>
-            <w:tcW w:type="dxa" w:w="1987"/>
-          </w:tcPr>
-          <w:p>
-            <w:r/>
-            <w:r>
-              <w:rPr>
-                <w:sz w:val="16"/>
-              </w:rPr>
-              <w:t>+1.77 ± 0.51</w:t>
-            </w:r>
-          </w:p>
-        </w:tc>
-        <w:tc>
-          <w:tcPr>
-            <w:tcW w:type="dxa" w:w="1987"/>
+            <w:tcW w:type="dxa" w:w="1419"/>
+          </w:tcPr>
+          <w:p>
+            <w:r/>
+            <w:r>
+              <w:rPr>
+                <w:sz w:val="16"/>
+              </w:rPr>
+              <w:t>+1.77±0.51</w:t>
+            </w:r>
+          </w:p>
+        </w:tc>
+        <w:tc>
+          <w:tcPr>
+            <w:tcW w:type="dxa" w:w="1419"/>
           </w:tcPr>
           <w:p>
             <w:r/>
@@ -7792,13 +10384,13 @@
           <w:b/>
           <w:color w:val="111111"/>
         </w:rPr>
-        <w:t>Table 4.</w:t>
-      </w:r>
-      <w:r>
-        <w:rPr>
-          <w:color w:val="111111"/>
-        </w:rPr>
-        <w:t xml:space="preserve"> Paired comparison against the two strongest baselines over the 20 shared seeds: mean difference in value captured (percentage points, ± 95 % CI) and the number of seeds on which the value-aware engine is better.</w:t>
+        <w:t>Table 5.</w:t>
+      </w:r>
+      <w:r>
+        <w:rPr>
+          <w:color w:val="111111"/>
+        </w:rPr>
+        <w:t xml:space="preserve"> Paired comparison against the three processing baselines over the 20 shared days: mean difference in value captured (percentage points, ± 95 % CI) and the number of days on which the value-aware engine is better.</w:t>
       </w:r>
     </w:p>
     <w:p>
@@ -7817,7 +10409,15 @@
         <w:rPr>
           <w:color w:val="111111"/>
         </w:rPr>
-        <w:t>The engine spends 2–35 % less discretionary energy than the processing baselines (Figure 3). The saving is small only under downlink starvation, where every strategy must process almost everything. It processes only where processing adds value: it filters and compresses when bandwidth or storage is scarce, and sends raw data when passes have spare capacity. Its battery guard also defers any job that would push the charge below the reserve before the next sunrise. In the energy-starved scenario the difference is qualitative (Figure 4):</w:t>
+        <w:t>The engine spends 2–22 % less discretionary energy than the rule set and process-all (Figure 3). The saving is largest in the nominal case (−22 %) and smallest under downlink starvation (−2 %), where every strategy must process almost everything. The bandwidth-aware rules, which also send raw data, use about as little energy as the engine. The exception is the storage-tight case, where they process little and pay for it in value. The engine processes only where processing adds value: it filters and compresses when bandwidth, storage or compute are scarce, and sends raw data when passes have spare capacity. Its battery guard also defers any job that would push the charge below the reserve before the next sunrise.</w:t>
+      </w:r>
+    </w:p>
+    <w:p>
+      <w:r>
+        <w:rPr>
+          <w:color w:val="111111"/>
+        </w:rPr>
+        <w:t>In the energy-starved scenario the strategies behave very differently (Figure 4):</w:t>
       </w:r>
     </w:p>
     <w:p>
@@ -7835,7 +10435,7 @@
         <w:rPr>
           <w:color w:val="111111"/>
         </w:rPr>
-        <w:t xml:space="preserve"> falls to a mean lowest charge of 4 % and spends 43 % of the day below the reserve.</w:t>
+        <w:t xml:space="preserve"> hits the load-shedding floor (10 %): 2,034 job-steps per day stall for lack of power, and it spends 55 % of the day below the reserve.</w:t>
       </w:r>
     </w:p>
     <w:p>
@@ -7853,7 +10453,7 @@
         <w:rPr>
           <w:color w:val="111111"/>
         </w:rPr>
-        <w:t xml:space="preserve"> oscillates around its 50 % processing threshold. Its lowest charge is 25 %, and it is below the reserve 3.3 % of the time.</w:t>
+        <w:t xml:space="preserve"> oscillates around its 50 % processing threshold, with a lowest charge of 23 %.</w:t>
       </w:r>
     </w:p>
     <w:p>
@@ -7871,7 +10471,25 @@
         <w:rPr>
           <w:color w:val="111111"/>
         </w:rPr>
-        <w:t xml:space="preserve"> keeps a mean lowest charge of 35 % and is below the reserve only 1.1 % of the time. It still delivers the most value: 43.3 % vs 41.0 %.</w:t>
+        <w:t xml:space="preserve"> keeps a mean lowest charge of 28 % and is below the reserve 3.3 % of the time, while delivering the most value: 42.5 % vs 38.3 %.</w:t>
+      </w:r>
+    </w:p>
+    <w:p>
+      <w:pPr>
+        <w:pStyle w:val="ListBullet"/>
+      </w:pPr>
+      <w:r>
+        <w:rPr>
+          <w:b/>
+          <w:color w:val="111111"/>
+        </w:rPr>
+        <w:t>No strategy</w:t>
+      </w:r>
+      <w:r>
+        <w:rPr>
+          <w:color w:val="111111"/>
+        </w:rPr>
+        <w:t xml:space="preserve"> ever caused a power failure.</w:t>
       </w:r>
     </w:p>
     <w:p>
@@ -7884,7 +10502,7 @@
         </w:rPr>
         <w:drawing>
           <wp:inline xmlns:a="http://schemas.openxmlformats.org/drawingml/2006/main" xmlns:pic="http://schemas.openxmlformats.org/drawingml/2006/picture">
-            <wp:extent cx="5669280" cy="2628830"/>
+            <wp:extent cx="5669280" cy="2303145"/>
             <wp:docPr id="3" name="Picture 3"/>
             <wp:cNvGraphicFramePr>
               <a:graphicFrameLocks noChangeAspect="1"/>
@@ -7905,7 +10523,7 @@
                   <pic:spPr>
                     <a:xfrm>
                       <a:off x="0" y="0"/>
-                      <a:ext cx="5669280" cy="2628830"/>
+                      <a:ext cx="5669280" cy="2303145"/>
                     </a:xfrm>
                     <a:prstGeom prst="rect"/>
                   </pic:spPr>
@@ -7989,7 +10607,7 @@
           <w:color w:val="111111"/>
           <w:sz w:val="18"/>
         </w:rPr>
-        <w:t xml:space="preserve"> One energy-starved day (seed 7: the real passes and eclipses of 3 October 2026). Grey bands are eclipses and blue bands are ground passes over Toulouse. Process-all empties the battery. The value-aware engine keeps a margin, holds more raw data in storage for the passes, and ends the day with the most value delivered.</w:t>
+        <w:t xml:space="preserve"> One energy-starved day (seed 7: the real passes and eclipses of 3 October 2026). Grey bands are eclipses and blue bands are ground passes over Toulouse. Process-all runs the battery down to the load-shedding floor. The value-aware engine keeps a margin, holds more raw data in storage for the passes, and ends the day with the most value delivered.</w:t>
       </w:r>
     </w:p>
     <w:p>
@@ -8008,7 +10626,7 @@
         <w:rPr>
           <w:color w:val="111111"/>
         </w:rPr>
-        <w:t xml:space="preserve">The engine delivers the largest share of items in all five scenarios: 65.0 % vs 63.5 % on average in the nominal case (Figure 5 shows one day). No item expires onboard. Its </w:t>
+        <w:t xml:space="preserve">The engine delivers the largest share of items in four scenarios: 65.0 % vs 63.7 % on average in the nominal case (Figure 5 shows one day). No item expires onboard. Its </w:t>
       </w:r>
       <w:r>
         <w:rPr>
@@ -8021,7 +10639,7 @@
         <w:rPr>
           <w:color w:val="111111"/>
         </w:rPr>
-        <w:t xml:space="preserve"> (delivered + filtered onboard) is nevertheless 2–9 points lower than the rule set's in every scenario: 79.4 % vs 84.7 % in the nominal case. It is higher than process-all's only when energy-starved (79.3 % vs 64.4 %). There are two reasons:</w:t>
+        <w:t xml:space="preserve"> (delivered + filtered onboard) is higher than the rule set's when energy or storage is short: 78.8 % vs 74.0 % and 74.3 % vs 71.7 %. It is the highest of all strategies when energy-starved. In the other four scenarios it is 2–9 points lower than the rule set's, for example 79.4 % vs 84.7 % in the nominal case. There are two reasons:</w:t>
       </w:r>
     </w:p>
     <w:p>
@@ -8051,7 +10669,7 @@
         <w:rPr>
           <w:color w:val="111111"/>
         </w:rPr>
-        <w:t>We report this trade-off explicitly because completion is one of the challenge's criteria. A mission that rewards completion itself can raise its weight in the value model. Urgent-alert latency equals the rule set's: 140 min in the nominal case, and 158 vs 159 min under downlink starvation, against 234 min for process-all. The engine uses 98–100 % of pass capacity, against 19–98 % for the processing baselines. The cost is more data held in storage: a peak of 39 % vs 13 % in the nominal case.</w:t>
+        <w:t>We report this trade-off explicitly because completion is one of the challenge's criteria. A mission that rewards completion itself can raise its weight in the value model. Urgent-alert latency equals the rule set's: 140 min in the nominal case, and 158 vs 159 min under downlink starvation, against 234 min for process-all. Outside storage-tight, the engine uses 98–100 % of pass capacity. The rule set and process-all use 16–99 %, and much less whenever the downlink is not the bottleneck. The cost is more data held in storage: a peak of 39 % vs 13 % in the nominal case.</w:t>
       </w:r>
     </w:p>
     <w:p>
@@ -8129,7 +10747,913 @@
         <w:rPr>
           <w:color w:val="111111"/>
         </w:rPr>
-        <w:t>Table 5 removes one component at a time, evaluated on the same 20 seeds.</w:t>
+        <w:t>Table 6 removes one component at a time, evaluated on the same 20 days.</w:t>
+      </w:r>
+    </w:p>
+    <w:tbl>
+      <w:tblPr>
+        <w:tblStyle w:val="LightList-Accent1"/>
+        <w:tblW w:type="auto" w:w="0"/>
+        <w:jc w:val="center"/>
+        <w:tblLook w:firstColumn="1" w:firstRow="1" w:lastColumn="0" w:lastRow="0" w:noHBand="0" w:noVBand="1" w:val="04A0"/>
+      </w:tblPr>
+      <w:tblGrid>
+        <w:gridCol w:w="1242"/>
+        <w:gridCol w:w="1242"/>
+        <w:gridCol w:w="1242"/>
+        <w:gridCol w:w="1242"/>
+        <w:gridCol w:w="1242"/>
+        <w:gridCol w:w="1242"/>
+        <w:gridCol w:w="1242"/>
+        <w:gridCol w:w="1242"/>
+      </w:tblGrid>
+      <w:tr>
+        <w:tc>
+          <w:tcPr>
+            <w:tcW w:type="dxa" w:w="1242"/>
+          </w:tcPr>
+          <w:p>
+            <w:r/>
+            <w:r>
+              <w:rPr>
+                <w:b/>
+                <w:sz w:val="16"/>
+              </w:rPr>
+              <w:t>Variant</w:t>
+            </w:r>
+          </w:p>
+        </w:tc>
+        <w:tc>
+          <w:tcPr>
+            <w:tcW w:type="dxa" w:w="1242"/>
+          </w:tcPr>
+          <w:p>
+            <w:r/>
+            <w:r>
+              <w:rPr>
+                <w:b/>
+                <w:sz w:val="16"/>
+              </w:rPr>
+              <w:t>Nominal</w:t>
+            </w:r>
+          </w:p>
+        </w:tc>
+        <w:tc>
+          <w:tcPr>
+            <w:tcW w:type="dxa" w:w="1242"/>
+          </w:tcPr>
+          <w:p>
+            <w:r/>
+            <w:r>
+              <w:rPr>
+                <w:b/>
+                <w:sz w:val="16"/>
+              </w:rPr>
+              <w:t>Energy-starved</w:t>
+            </w:r>
+          </w:p>
+        </w:tc>
+        <w:tc>
+          <w:tcPr>
+            <w:tcW w:type="dxa" w:w="1242"/>
+          </w:tcPr>
+          <w:p>
+            <w:r/>
+            <w:r>
+              <w:rPr>
+                <w:b/>
+                <w:sz w:val="16"/>
+              </w:rPr>
+              <w:t>Downlink-starved</w:t>
+            </w:r>
+          </w:p>
+        </w:tc>
+        <w:tc>
+          <w:tcPr>
+            <w:tcW w:type="dxa" w:w="1242"/>
+          </w:tcPr>
+          <w:p>
+            <w:r/>
+            <w:r>
+              <w:rPr>
+                <w:b/>
+                <w:sz w:val="16"/>
+              </w:rPr>
+              <w:t>Storage-tight</w:t>
+            </w:r>
+          </w:p>
+        </w:tc>
+        <w:tc>
+          <w:tcPr>
+            <w:tcW w:type="dxa" w:w="1242"/>
+          </w:tcPr>
+          <w:p>
+            <w:r/>
+            <w:r>
+              <w:rPr>
+                <w:b/>
+                <w:sz w:val="16"/>
+              </w:rPr>
+              <w:t>Compute-starved</w:t>
+            </w:r>
+          </w:p>
+        </w:tc>
+        <w:tc>
+          <w:tcPr>
+            <w:tcW w:type="dxa" w:w="1242"/>
+          </w:tcPr>
+          <w:p>
+            <w:r/>
+            <w:r>
+              <w:rPr>
+                <w:b/>
+                <w:sz w:val="16"/>
+              </w:rPr>
+              <w:t>Event surge</w:t>
+            </w:r>
+          </w:p>
+        </w:tc>
+        <w:tc>
+          <w:tcPr>
+            <w:tcW w:type="dxa" w:w="1242"/>
+          </w:tcPr>
+          <w:p>
+            <w:r/>
+            <w:r>
+              <w:rPr>
+                <w:b/>
+                <w:sz w:val="16"/>
+              </w:rPr>
+              <w:t>Below reserve % (energy-starved)</w:t>
+            </w:r>
+          </w:p>
+        </w:tc>
+      </w:tr>
+      <w:tr>
+        <w:tc>
+          <w:tcPr>
+            <w:tcW w:type="dxa" w:w="1242"/>
+          </w:tcPr>
+          <w:p>
+            <w:r/>
+            <w:r>
+              <w:rPr>
+                <w:sz w:val="16"/>
+              </w:rPr>
+              <w:t>Full engine</w:t>
+            </w:r>
+          </w:p>
+        </w:tc>
+        <w:tc>
+          <w:tcPr>
+            <w:tcW w:type="dxa" w:w="1242"/>
+          </w:tcPr>
+          <w:p>
+            <w:r/>
+            <w:r>
+              <w:rPr>
+                <w:sz w:val="16"/>
+              </w:rPr>
+              <w:t>43.6±1.2</w:t>
+            </w:r>
+          </w:p>
+        </w:tc>
+        <w:tc>
+          <w:tcPr>
+            <w:tcW w:type="dxa" w:w="1242"/>
+          </w:tcPr>
+          <w:p>
+            <w:r/>
+            <w:r>
+              <w:rPr>
+                <w:sz w:val="16"/>
+              </w:rPr>
+              <w:t>42.5±1.2</w:t>
+            </w:r>
+          </w:p>
+        </w:tc>
+        <w:tc>
+          <w:tcPr>
+            <w:tcW w:type="dxa" w:w="1242"/>
+          </w:tcPr>
+          <w:p>
+            <w:r/>
+            <w:r>
+              <w:rPr>
+                <w:sz w:val="16"/>
+              </w:rPr>
+              <w:t>33.2±1.6</w:t>
+            </w:r>
+          </w:p>
+        </w:tc>
+        <w:tc>
+          <w:tcPr>
+            <w:tcW w:type="dxa" w:w="1242"/>
+          </w:tcPr>
+          <w:p>
+            <w:r/>
+            <w:r>
+              <w:rPr>
+                <w:sz w:val="16"/>
+              </w:rPr>
+              <w:t>36.9±1.1</w:t>
+            </w:r>
+          </w:p>
+        </w:tc>
+        <w:tc>
+          <w:tcPr>
+            <w:tcW w:type="dxa" w:w="1242"/>
+          </w:tcPr>
+          <w:p>
+            <w:r/>
+            <w:r>
+              <w:rPr>
+                <w:sz w:val="16"/>
+              </w:rPr>
+              <w:t>38.7±1.3</w:t>
+            </w:r>
+          </w:p>
+        </w:tc>
+        <w:tc>
+          <w:tcPr>
+            <w:tcW w:type="dxa" w:w="1242"/>
+          </w:tcPr>
+          <w:p>
+            <w:r/>
+            <w:r>
+              <w:rPr>
+                <w:sz w:val="16"/>
+              </w:rPr>
+              <w:t>31.1±1.3</w:t>
+            </w:r>
+          </w:p>
+        </w:tc>
+        <w:tc>
+          <w:tcPr>
+            <w:tcW w:type="dxa" w:w="1242"/>
+          </w:tcPr>
+          <w:p>
+            <w:r/>
+            <w:r>
+              <w:rPr>
+                <w:sz w:val="16"/>
+              </w:rPr>
+              <w:t>3.3</w:t>
+            </w:r>
+          </w:p>
+        </w:tc>
+      </w:tr>
+      <w:tr>
+        <w:tc>
+          <w:tcPr>
+            <w:tcW w:type="dxa" w:w="1242"/>
+          </w:tcPr>
+          <w:p>
+            <w:r/>
+            <w:r>
+              <w:rPr>
+                <w:sz w:val="16"/>
+              </w:rPr>
+              <w:t>No shadow prices (all λ = 0)</w:t>
+            </w:r>
+          </w:p>
+        </w:tc>
+        <w:tc>
+          <w:tcPr>
+            <w:tcW w:type="dxa" w:w="1242"/>
+          </w:tcPr>
+          <w:p>
+            <w:r/>
+            <w:r>
+              <w:rPr>
+                <w:sz w:val="16"/>
+              </w:rPr>
+              <w:t>43.5±1.2</w:t>
+            </w:r>
+          </w:p>
+        </w:tc>
+        <w:tc>
+          <w:tcPr>
+            <w:tcW w:type="dxa" w:w="1242"/>
+          </w:tcPr>
+          <w:p>
+            <w:r/>
+            <w:r>
+              <w:rPr>
+                <w:sz w:val="16"/>
+              </w:rPr>
+              <w:t>42.1±1.2</w:t>
+            </w:r>
+          </w:p>
+        </w:tc>
+        <w:tc>
+          <w:tcPr>
+            <w:tcW w:type="dxa" w:w="1242"/>
+          </w:tcPr>
+          <w:p>
+            <w:r/>
+            <w:r>
+              <w:rPr>
+                <w:sz w:val="16"/>
+              </w:rPr>
+              <w:t>32.6±1.6</w:t>
+            </w:r>
+          </w:p>
+        </w:tc>
+        <w:tc>
+          <w:tcPr>
+            <w:tcW w:type="dxa" w:w="1242"/>
+          </w:tcPr>
+          <w:p>
+            <w:r/>
+            <w:r>
+              <w:rPr>
+                <w:sz w:val="16"/>
+              </w:rPr>
+              <w:t>23.9±1.3</w:t>
+            </w:r>
+          </w:p>
+        </w:tc>
+        <w:tc>
+          <w:tcPr>
+            <w:tcW w:type="dxa" w:w="1242"/>
+          </w:tcPr>
+          <w:p>
+            <w:r/>
+            <w:r>
+              <w:rPr>
+                <w:sz w:val="16"/>
+              </w:rPr>
+              <w:t>39.4±1.1</w:t>
+            </w:r>
+          </w:p>
+        </w:tc>
+        <w:tc>
+          <w:tcPr>
+            <w:tcW w:type="dxa" w:w="1242"/>
+          </w:tcPr>
+          <w:p>
+            <w:r/>
+            <w:r>
+              <w:rPr>
+                <w:sz w:val="16"/>
+              </w:rPr>
+              <w:t>31.0±1.3</w:t>
+            </w:r>
+          </w:p>
+        </w:tc>
+        <w:tc>
+          <w:tcPr>
+            <w:tcW w:type="dxa" w:w="1242"/>
+          </w:tcPr>
+          <w:p>
+            <w:r/>
+            <w:r>
+              <w:rPr>
+                <w:sz w:val="16"/>
+              </w:rPr>
+              <w:t>2.9</w:t>
+            </w:r>
+          </w:p>
+        </w:tc>
+      </w:tr>
+      <w:tr>
+        <w:tc>
+          <w:tcPr>
+            <w:tcW w:type="dxa" w:w="1242"/>
+          </w:tcPr>
+          <w:p>
+            <w:r/>
+            <w:r>
+              <w:rPr>
+                <w:sz w:val="16"/>
+              </w:rPr>
+              <w:t>No storage price</w:t>
+            </w:r>
+          </w:p>
+        </w:tc>
+        <w:tc>
+          <w:tcPr>
+            <w:tcW w:type="dxa" w:w="1242"/>
+          </w:tcPr>
+          <w:p>
+            <w:r/>
+            <w:r>
+              <w:rPr>
+                <w:sz w:val="16"/>
+              </w:rPr>
+              <w:t>43.6±1.2</w:t>
+            </w:r>
+          </w:p>
+        </w:tc>
+        <w:tc>
+          <w:tcPr>
+            <w:tcW w:type="dxa" w:w="1242"/>
+          </w:tcPr>
+          <w:p>
+            <w:r/>
+            <w:r>
+              <w:rPr>
+                <w:sz w:val="16"/>
+              </w:rPr>
+              <w:t>42.5±1.2</w:t>
+            </w:r>
+          </w:p>
+        </w:tc>
+        <w:tc>
+          <w:tcPr>
+            <w:tcW w:type="dxa" w:w="1242"/>
+          </w:tcPr>
+          <w:p>
+            <w:r/>
+            <w:r>
+              <w:rPr>
+                <w:sz w:val="16"/>
+              </w:rPr>
+              <w:t>33.2±1.6</w:t>
+            </w:r>
+          </w:p>
+        </w:tc>
+        <w:tc>
+          <w:tcPr>
+            <w:tcW w:type="dxa" w:w="1242"/>
+          </w:tcPr>
+          <w:p>
+            <w:r/>
+            <w:r>
+              <w:rPr>
+                <w:sz w:val="16"/>
+              </w:rPr>
+              <w:t>23.9±1.3</w:t>
+            </w:r>
+          </w:p>
+        </w:tc>
+        <w:tc>
+          <w:tcPr>
+            <w:tcW w:type="dxa" w:w="1242"/>
+          </w:tcPr>
+          <w:p>
+            <w:r/>
+            <w:r>
+              <w:rPr>
+                <w:sz w:val="16"/>
+              </w:rPr>
+              <w:t>38.7±1.3</w:t>
+            </w:r>
+          </w:p>
+        </w:tc>
+        <w:tc>
+          <w:tcPr>
+            <w:tcW w:type="dxa" w:w="1242"/>
+          </w:tcPr>
+          <w:p>
+            <w:r/>
+            <w:r>
+              <w:rPr>
+                <w:sz w:val="16"/>
+              </w:rPr>
+              <w:t>31.1±1.3</w:t>
+            </w:r>
+          </w:p>
+        </w:tc>
+        <w:tc>
+          <w:tcPr>
+            <w:tcW w:type="dxa" w:w="1242"/>
+          </w:tcPr>
+          <w:p>
+            <w:r/>
+            <w:r>
+              <w:rPr>
+                <w:sz w:val="16"/>
+              </w:rPr>
+              <w:t>3.3</w:t>
+            </w:r>
+          </w:p>
+        </w:tc>
+      </w:tr>
+      <w:tr>
+        <w:tc>
+          <w:tcPr>
+            <w:tcW w:type="dxa" w:w="1242"/>
+          </w:tcPr>
+          <w:p>
+            <w:r/>
+            <w:r>
+              <w:rPr>
+                <w:sz w:val="16"/>
+              </w:rPr>
+              <w:t>No queue-aware re-valuation</w:t>
+            </w:r>
+          </w:p>
+        </w:tc>
+        <w:tc>
+          <w:tcPr>
+            <w:tcW w:type="dxa" w:w="1242"/>
+          </w:tcPr>
+          <w:p>
+            <w:r/>
+            <w:r>
+              <w:rPr>
+                <w:sz w:val="16"/>
+              </w:rPr>
+              <w:t>42.2±1.1</w:t>
+            </w:r>
+          </w:p>
+        </w:tc>
+        <w:tc>
+          <w:tcPr>
+            <w:tcW w:type="dxa" w:w="1242"/>
+          </w:tcPr>
+          <w:p>
+            <w:r/>
+            <w:r>
+              <w:rPr>
+                <w:sz w:val="16"/>
+              </w:rPr>
+              <w:t>41.4±1.1</w:t>
+            </w:r>
+          </w:p>
+        </w:tc>
+        <w:tc>
+          <w:tcPr>
+            <w:tcW w:type="dxa" w:w="1242"/>
+          </w:tcPr>
+          <w:p>
+            <w:r/>
+            <w:r>
+              <w:rPr>
+                <w:sz w:val="16"/>
+              </w:rPr>
+              <w:t>32.7±1.5</w:t>
+            </w:r>
+          </w:p>
+        </w:tc>
+        <w:tc>
+          <w:tcPr>
+            <w:tcW w:type="dxa" w:w="1242"/>
+          </w:tcPr>
+          <w:p>
+            <w:r/>
+            <w:r>
+              <w:rPr>
+                <w:sz w:val="16"/>
+              </w:rPr>
+              <w:t>36.9±1.1</w:t>
+            </w:r>
+          </w:p>
+        </w:tc>
+        <w:tc>
+          <w:tcPr>
+            <w:tcW w:type="dxa" w:w="1242"/>
+          </w:tcPr>
+          <w:p>
+            <w:r/>
+            <w:r>
+              <w:rPr>
+                <w:sz w:val="16"/>
+              </w:rPr>
+              <w:t>38.7±1.2</w:t>
+            </w:r>
+          </w:p>
+        </w:tc>
+        <w:tc>
+          <w:tcPr>
+            <w:tcW w:type="dxa" w:w="1242"/>
+          </w:tcPr>
+          <w:p>
+            <w:r/>
+            <w:r>
+              <w:rPr>
+                <w:sz w:val="16"/>
+              </w:rPr>
+              <w:t>30.5±1.3</w:t>
+            </w:r>
+          </w:p>
+        </w:tc>
+        <w:tc>
+          <w:tcPr>
+            <w:tcW w:type="dxa" w:w="1242"/>
+          </w:tcPr>
+          <w:p>
+            <w:r/>
+            <w:r>
+              <w:rPr>
+                <w:sz w:val="16"/>
+              </w:rPr>
+              <w:t>3.5</w:t>
+            </w:r>
+          </w:p>
+        </w:tc>
+      </w:tr>
+      <w:tr>
+        <w:tc>
+          <w:tcPr>
+            <w:tcW w:type="dxa" w:w="1242"/>
+          </w:tcPr>
+          <w:p>
+            <w:r/>
+            <w:r>
+              <w:rPr>
+                <w:sz w:val="16"/>
+              </w:rPr>
+              <w:t>No battery guard</w:t>
+            </w:r>
+          </w:p>
+        </w:tc>
+        <w:tc>
+          <w:tcPr>
+            <w:tcW w:type="dxa" w:w="1242"/>
+          </w:tcPr>
+          <w:p>
+            <w:r/>
+            <w:r>
+              <w:rPr>
+                <w:sz w:val="16"/>
+              </w:rPr>
+              <w:t>43.6±1.2</w:t>
+            </w:r>
+          </w:p>
+        </w:tc>
+        <w:tc>
+          <w:tcPr>
+            <w:tcW w:type="dxa" w:w="1242"/>
+          </w:tcPr>
+          <w:p>
+            <w:r/>
+            <w:r>
+              <w:rPr>
+                <w:sz w:val="16"/>
+              </w:rPr>
+              <w:t>42.0±1.5</w:t>
+            </w:r>
+          </w:p>
+        </w:tc>
+        <w:tc>
+          <w:tcPr>
+            <w:tcW w:type="dxa" w:w="1242"/>
+          </w:tcPr>
+          <w:p>
+            <w:r/>
+            <w:r>
+              <w:rPr>
+                <w:sz w:val="16"/>
+              </w:rPr>
+              <w:t>33.2±1.6</w:t>
+            </w:r>
+          </w:p>
+        </w:tc>
+        <w:tc>
+          <w:tcPr>
+            <w:tcW w:type="dxa" w:w="1242"/>
+          </w:tcPr>
+          <w:p>
+            <w:r/>
+            <w:r>
+              <w:rPr>
+                <w:sz w:val="16"/>
+              </w:rPr>
+              <w:t>36.9±1.1</w:t>
+            </w:r>
+          </w:p>
+        </w:tc>
+        <w:tc>
+          <w:tcPr>
+            <w:tcW w:type="dxa" w:w="1242"/>
+          </w:tcPr>
+          <w:p>
+            <w:r/>
+            <w:r>
+              <w:rPr>
+                <w:sz w:val="16"/>
+              </w:rPr>
+              <w:t>38.7±1.3</w:t>
+            </w:r>
+          </w:p>
+        </w:tc>
+        <w:tc>
+          <w:tcPr>
+            <w:tcW w:type="dxa" w:w="1242"/>
+          </w:tcPr>
+          <w:p>
+            <w:r/>
+            <w:r>
+              <w:rPr>
+                <w:sz w:val="16"/>
+              </w:rPr>
+              <w:t>31.1±1.3</w:t>
+            </w:r>
+          </w:p>
+        </w:tc>
+        <w:tc>
+          <w:tcPr>
+            <w:tcW w:type="dxa" w:w="1242"/>
+          </w:tcPr>
+          <w:p>
+            <w:r/>
+            <w:r>
+              <w:rPr>
+                <w:sz w:val="16"/>
+              </w:rPr>
+              <w:t>13.1</w:t>
+            </w:r>
+          </w:p>
+        </w:tc>
+      </w:tr>
+    </w:tbl>
+    <w:p/>
+    <w:p>
+      <w:r>
+        <w:rPr>
+          <w:b/>
+          <w:color w:val="111111"/>
+        </w:rPr>
+        <w:t>Table 6.</w:t>
+      </w:r>
+      <w:r>
+        <w:rPr>
+          <w:color w:val="111111"/>
+        </w:rPr>
+        <w:t xml:space="preserve"> Ablation: value captured (%, mean ± 95 % CI), and the time below the battery reserve in the energy-starved scenario.</w:t>
+      </w:r>
+    </w:p>
+    <w:p>
+      <w:r>
+        <w:rPr>
+          <w:color w:val="111111"/>
+        </w:rPr>
+        <w:t>Four findings stand out, all from paired runs on identical days.</w:t>
+      </w:r>
+    </w:p>
+    <w:p>
+      <w:pPr>
+        <w:pStyle w:val="ListNumber"/>
+      </w:pPr>
+      <w:r>
+        <w:rPr>
+          <w:b/>
+          <w:color w:val="111111"/>
+        </w:rPr>
+        <w:t>The storage price is indispensable when memory binds.</w:t>
+      </w:r>
+      <w:r>
+        <w:rPr>
+          <w:color w:val="111111"/>
+        </w:rPr>
+        <w:t xml:space="preserve"> Without it, or without prices at all, the engine stops processing in the storage-tight scenario. Overflow triples (4.3 % vs 1.5 % of items) and value collapses from 36.9 % to 23.8 %. It has no effect in the other scenarios.</w:t>
+      </w:r>
+    </w:p>
+    <w:p>
+      <w:pPr>
+        <w:pStyle w:val="ListNumber"/>
+      </w:pPr>
+      <w:r>
+        <w:rPr>
+          <w:b/>
+          <w:color w:val="111111"/>
+        </w:rPr>
+        <w:t>Queue-aware re-valuation</w:t>
+      </w:r>
+      <w:r>
+        <w:rPr>
+          <w:color w:val="111111"/>
+        </w:rPr>
+        <w:t xml:space="preserve"> adds 0.5–1.4 points wherever the downlink queue matters: nominal, energy-starved, downlink-starved and event surge. It adds nothing when storage or compute binds.</w:t>
+      </w:r>
+    </w:p>
+    <w:p>
+      <w:pPr>
+        <w:pStyle w:val="ListNumber"/>
+      </w:pPr>
+      <w:r>
+        <w:rPr>
+          <w:b/>
+          <w:color w:val="111111"/>
+        </w:rPr>
+        <w:t>The battery guard is a safety net.</w:t>
+      </w:r>
+      <w:r>
+        <w:rPr>
+          <w:color w:val="111111"/>
+        </w:rPr>
+        <w:t xml:space="preserve"> Removing it in the energy-starved scenario lowers the mean lowest charge from 28 % to 17 %. It also multiplies the time below the reserve by four (13.1 % vs 3.3 %). The value gain is not significant (0.6 ± 0.7 points).</w:t>
+      </w:r>
+    </w:p>
+    <w:p>
+      <w:pPr>
+        <w:pStyle w:val="ListNumber"/>
+      </w:pPr>
+      <w:r>
+        <w:rPr>
+          <w:b/>
+          <w:color w:val="111111"/>
+        </w:rPr>
+        <w:t>The other prices add up to 0.7 points.</w:t>
+      </w:r>
+      <w:r>
+        <w:rPr>
+          <w:color w:val="111111"/>
+        </w:rPr>
+        <w:t xml:space="preserve"> In the compute-starved scenario they cost 0.7 points instead, a sign that the GPU price, solved over a two-pass horizon, is slightly conservative there.</w:t>
+      </w:r>
+    </w:p>
+    <w:p>
+      <w:r>
+        <w:rPr>
+          <w:color w:val="111111"/>
+        </w:rPr>
+        <w:t>With prices set to zero, the engine reduces to an explicit expected-value comparison with guards. This already beats the heuristics whenever storage is not the bottleneck. The energy price rarely becomes positive, because the planning horizon spans several orbits of solar harvest; the battery guard handles short-term energy scarcity. A shorter energy horizon and a GPU price solved over the processing queue are natural refinements.</w:t>
+      </w:r>
+    </w:p>
+    <w:p>
+      <w:pPr>
+        <w:pStyle w:val="Heading2"/>
+      </w:pPr>
+      <w:r>
+        <w:rPr>
+          <w:color w:val="111111"/>
+        </w:rPr>
+        <w:t>6.5 Sensitivity</w:t>
+      </w:r>
+    </w:p>
+    <w:p>
+      <w:r>
+        <w:rPr>
+          <w:color w:val="111111"/>
+        </w:rPr>
+        <w:t>On the tuning seeds, we varied the planning horizon (</w:t>
+      </w:r>
+      <w:r>
+        <w:rPr>
+          <w:i/>
+          <w:color w:val="111111"/>
+        </w:rPr>
+        <w:t>K</w:t>
+      </w:r>
+      <w:r>
+        <w:rPr>
+          <w:color w:val="111111"/>
+        </w:rPr>
+        <w:t xml:space="preserve"> ∈ {2, 3, 5} passes), the storage guard (300 or 900 s of peak acquisition) and the urgency weight (</w:t>
+      </w:r>
+      <w:r>
+        <w:rPr>
+          <w:i/>
+          <w:color w:val="111111"/>
+        </w:rPr>
+        <w:t>w</w:t>
+      </w:r>
+      <w:r>
+        <w:rPr>
+          <w:i/>
+          <w:color w:val="111111"/>
+        </w:rPr>
+        <w:t>u</w:t>
+      </w:r>
+      <w:r>
+        <w:rPr>
+          <w:color w:val="111111"/>
+        </w:rPr>
+        <w:t xml:space="preserve"> ∈ {0, 1}). Across all 12 combinations, the average value over the six scenarios stayed within 34.6–36.2 %. The defaults are within 0.01 points of the best combination (</w:t>
+      </w:r>
+      <w:r>
+        <w:rPr>
+          <w:rFonts w:ascii="Consolas" w:hAnsi="Consolas"/>
+          <w:color w:val="111111"/>
+        </w:rPr>
+        <w:t>tools/sensitivity.py</w:t>
+      </w:r>
+      <w:r>
+        <w:rPr>
+          <w:color w:val="111111"/>
+        </w:rPr>
+        <w:t>). The planning horizon and the urgency weight changed the average by at most 0.08 points. Only the storage guard mattered: a 15-minute guard wastes half of a 2.85 GB memory, which costs 1.5 points on average. In an earlier sweep on the synthetic geometry, varying the worthless-item threshold (1 %, 0.1 % or 0) changed value by at most 0.1 points. Beyond keeping the storage guard proportionate to the memory, the engine does not depend on fine-tuning. Its behaviour comes from explicit valuation and prices that adapt automatically to each scenario.</w:t>
+      </w:r>
+    </w:p>
+    <w:p>
+      <w:pPr>
+        <w:pStyle w:val="Heading2"/>
+      </w:pPr>
+      <w:r>
+        <w:rPr>
+          <w:color w:val="111111"/>
+        </w:rPr>
+        <w:t>6.6 Robustness: synthetic geometry</w:t>
+      </w:r>
+    </w:p>
+    <w:p>
+      <w:r>
+        <w:rPr>
+          <w:color w:val="111111"/>
+        </w:rPr>
+        <w:t>We repeated the whole benchmark on a synthetic geometry, with the same seeds, engine, baselines and stress rule. The geometry is a 95-min orbit with fixed 35-min eclipses and two clusters of three passes per day, which gives 29 GB/day of downlink. Table 7 gives the value captured.</w:t>
+      </w:r>
+    </w:p>
+    <w:p>
+      <w:r>
+        <w:rPr>
+          <w:color w:val="111111"/>
+        </w:rPr>
+        <w:t>The pattern is the same as on the real orbit. The engine ranks first in five of six scenarios. When storage is tight it trails process-all and the rule set (36.6 % vs 39.1 % and 38.7 %). The real geometry has fewer and irregular passes (21.5 GB/day), which widens the engine's advantage when the downlink binds. The qualitative conclusions do not depend on the geometry.</w:t>
       </w:r>
     </w:p>
     <w:tbl>
@@ -8160,7 +11684,7 @@
                 <w:b/>
                 <w:sz w:val="16"/>
               </w:rPr>
-              <w:t>Variant</w:t>
+              <w:t>Strategy</w:t>
             </w:r>
           </w:p>
         </w:tc>
@@ -8235,22 +11759,22 @@
                 <w:b/>
                 <w:sz w:val="16"/>
               </w:rPr>
+              <w:t>Compute-starved</w:t>
+            </w:r>
+          </w:p>
+        </w:tc>
+        <w:tc>
+          <w:tcPr>
+            <w:tcW w:type="dxa" w:w="1419"/>
+          </w:tcPr>
+          <w:p>
+            <w:r/>
+            <w:r>
+              <w:rPr>
+                <w:b/>
+                <w:sz w:val="16"/>
+              </w:rPr>
               <w:t>Event surge</w:t>
-            </w:r>
-          </w:p>
-        </w:tc>
-        <w:tc>
-          <w:tcPr>
-            <w:tcW w:type="dxa" w:w="1419"/>
-          </w:tcPr>
-          <w:p>
-            <w:r/>
-            <w:r>
-              <w:rPr>
-                <w:b/>
-                <w:sz w:val="16"/>
-              </w:rPr>
-              <w:t>Below reserve % (energy-starved)</w:t>
             </w:r>
           </w:p>
         </w:tc>
@@ -8266,7 +11790,7 @@
               <w:rPr>
                 <w:sz w:val="16"/>
               </w:rPr>
-              <w:t>Full engine</w:t>
+              <w:t>Value-aware (ours)</w:t>
             </w:r>
           </w:p>
         </w:tc>
@@ -8280,7 +11804,7 @@
               <w:rPr>
                 <w:sz w:val="16"/>
               </w:rPr>
-              <w:t>43.6±1.2</w:t>
+              <w:t>43.3±1.6</w:t>
             </w:r>
           </w:p>
         </w:tc>
@@ -8294,7 +11818,7 @@
               <w:rPr>
                 <w:sz w:val="16"/>
               </w:rPr>
-              <w:t>43.3±1.2</w:t>
+              <w:t>42.3±1.6</w:t>
             </w:r>
           </w:p>
         </w:tc>
@@ -8308,7 +11832,7 @@
               <w:rPr>
                 <w:sz w:val="16"/>
               </w:rPr>
-              <w:t>33.2±1.6</w:t>
+              <w:t>34.6±1.6</w:t>
             </w:r>
           </w:p>
         </w:tc>
@@ -8322,7 +11846,7 @@
               <w:rPr>
                 <w:sz w:val="16"/>
               </w:rPr>
-              <w:t>41.0±1.2</w:t>
+              <w:t>36.6±1.7</w:t>
             </w:r>
           </w:p>
         </w:tc>
@@ -8336,7 +11860,7 @@
               <w:rPr>
                 <w:sz w:val="16"/>
               </w:rPr>
-              <w:t>31.1±1.3</w:t>
+              <w:t>40.9±1.6</w:t>
             </w:r>
           </w:p>
         </w:tc>
@@ -8350,7 +11874,7 @@
               <w:rPr>
                 <w:sz w:val="16"/>
               </w:rPr>
-              <w:t>1.1</w:t>
+              <w:t>34.4±1.3</w:t>
             </w:r>
           </w:p>
         </w:tc>
@@ -8366,7 +11890,7 @@
               <w:rPr>
                 <w:sz w:val="16"/>
               </w:rPr>
-              <w:t>No shadow prices (all λ = 0)</w:t>
+              <w:t>Bandwidth-aware rules</w:t>
             </w:r>
           </w:p>
         </w:tc>
@@ -8380,7 +11904,7 @@
               <w:rPr>
                 <w:sz w:val="16"/>
               </w:rPr>
-              <w:t>43.5±1.2</w:t>
+              <w:t>42.4±1.7</w:t>
             </w:r>
           </w:p>
         </w:tc>
@@ -8394,7 +11918,7 @@
               <w:rPr>
                 <w:sz w:val="16"/>
               </w:rPr>
-              <w:t>43.2±1.2</w:t>
+              <w:t>39.6±1.9</w:t>
             </w:r>
           </w:p>
         </w:tc>
@@ -8408,7 +11932,7 @@
               <w:rPr>
                 <w:sz w:val="16"/>
               </w:rPr>
-              <w:t>32.6±1.6</w:t>
+              <w:t>32.6±2.0</w:t>
             </w:r>
           </w:p>
         </w:tc>
@@ -8422,7 +11946,7 @@
               <w:rPr>
                 <w:sz w:val="16"/>
               </w:rPr>
-              <w:t>38.3±1.2</w:t>
+              <w:t>35.3±1.4</w:t>
             </w:r>
           </w:p>
         </w:tc>
@@ -8436,7 +11960,7 @@
               <w:rPr>
                 <w:sz w:val="16"/>
               </w:rPr>
-              <w:t>31.0±1.3</w:t>
+              <w:t>39.3±1.7</w:t>
             </w:r>
           </w:p>
         </w:tc>
@@ -8450,7 +11974,7 @@
               <w:rPr>
                 <w:sz w:val="16"/>
               </w:rPr>
-              <w:t>0.9</w:t>
+              <w:t>34.0±1.3</w:t>
             </w:r>
           </w:p>
         </w:tc>
@@ -8466,7 +11990,7 @@
               <w:rPr>
                 <w:sz w:val="16"/>
               </w:rPr>
-              <w:t>No storage price</w:t>
+              <w:t>Priority rules</w:t>
             </w:r>
           </w:p>
         </w:tc>
@@ -8480,7 +12004,7 @@
               <w:rPr>
                 <w:sz w:val="16"/>
               </w:rPr>
-              <w:t>43.6±1.2</w:t>
+              <w:t>40.6±1.6</w:t>
             </w:r>
           </w:p>
         </w:tc>
@@ -8494,7 +12018,7 @@
               <w:rPr>
                 <w:sz w:val="16"/>
               </w:rPr>
-              <w:t>43.3±1.2</w:t>
+              <w:t>36.1±2.0</w:t>
             </w:r>
           </w:p>
         </w:tc>
@@ -8508,7 +12032,7 @@
               <w:rPr>
                 <w:sz w:val="16"/>
               </w:rPr>
-              <w:t>33.2±1.6</w:t>
+              <w:t>33.2±2.1</w:t>
             </w:r>
           </w:p>
         </w:tc>
@@ -8522,7 +12046,7 @@
               <w:rPr>
                 <w:sz w:val="16"/>
               </w:rPr>
-              <w:t>38.3±1.2</w:t>
+              <w:t>38.7±1.6</w:t>
             </w:r>
           </w:p>
         </w:tc>
@@ -8536,7 +12060,7 @@
               <w:rPr>
                 <w:sz w:val="16"/>
               </w:rPr>
-              <w:t>31.1±1.3</w:t>
+              <w:t>38.8±1.8</w:t>
             </w:r>
           </w:p>
         </w:tc>
@@ -8550,7 +12074,7 @@
               <w:rPr>
                 <w:sz w:val="16"/>
               </w:rPr>
-              <w:t>1.1</w:t>
+              <w:t>33.4±1.4</w:t>
             </w:r>
           </w:p>
         </w:tc>
@@ -8566,7 +12090,7 @@
               <w:rPr>
                 <w:sz w:val="16"/>
               </w:rPr>
-              <w:t>No queue-aware re-valuation</w:t>
+              <w:t>Process-all</w:t>
             </w:r>
           </w:p>
         </w:tc>
@@ -8580,7 +12104,7 @@
               <w:rPr>
                 <w:sz w:val="16"/>
               </w:rPr>
-              <w:t>42.2±1.1</w:t>
+              <w:t>40.2±1.6</w:t>
             </w:r>
           </w:p>
         </w:tc>
@@ -8594,7 +12118,7 @@
               <w:rPr>
                 <w:sz w:val="16"/>
               </w:rPr>
-              <w:t>41.9±1.1</w:t>
+              <w:t>22.0±4.2</w:t>
             </w:r>
           </w:p>
         </w:tc>
@@ -8608,7 +12132,7 @@
               <w:rPr>
                 <w:sz w:val="16"/>
               </w:rPr>
-              <w:t>32.7±1.5</w:t>
+              <w:t>31.8±2.1</w:t>
             </w:r>
           </w:p>
         </w:tc>
@@ -8622,7 +12146,7 @@
               <w:rPr>
                 <w:sz w:val="16"/>
               </w:rPr>
-              <w:t>38.7±1.2</w:t>
+              <w:t>39.1±1.6</w:t>
             </w:r>
           </w:p>
         </w:tc>
@@ -8636,7 +12160,7 @@
               <w:rPr>
                 <w:sz w:val="16"/>
               </w:rPr>
-              <w:t>30.5±1.3</w:t>
+              <w:t>28.1±1.5</w:t>
             </w:r>
           </w:p>
         </w:tc>
@@ -8650,7 +12174,7 @@
               <w:rPr>
                 <w:sz w:val="16"/>
               </w:rPr>
-              <w:t>1.3</w:t>
+              <w:t>32.9±1.3</w:t>
             </w:r>
           </w:p>
         </w:tc>
@@ -8666,7 +12190,7 @@
               <w:rPr>
                 <w:sz w:val="16"/>
               </w:rPr>
-              <w:t>No battery guard</w:t>
+              <w:t>Bent-pipe</w:t>
             </w:r>
           </w:p>
         </w:tc>
@@ -8680,7 +12204,7 @@
               <w:rPr>
                 <w:sz w:val="16"/>
               </w:rPr>
-              <w:t>43.6±1.2</w:t>
+              <w:t>10.3±1.1</w:t>
             </w:r>
           </w:p>
         </w:tc>
@@ -8694,7 +12218,7 @@
               <w:rPr>
                 <w:sz w:val="16"/>
               </w:rPr>
-              <w:t>43.2±1.2</w:t>
+              <w:t>10.3±1.1</w:t>
             </w:r>
           </w:p>
         </w:tc>
@@ -8708,7 +12232,7 @@
               <w:rPr>
                 <w:sz w:val="16"/>
               </w:rPr>
-              <w:t>33.2±1.6</w:t>
+              <w:t>2.7±0.4</w:t>
             </w:r>
           </w:p>
         </w:tc>
@@ -8722,7 +12246,7 @@
               <w:rPr>
                 <w:sz w:val="16"/>
               </w:rPr>
-              <w:t>41.0±1.2</w:t>
+              <w:t>16.1±1.2</w:t>
             </w:r>
           </w:p>
         </w:tc>
@@ -8736,7 +12260,7 @@
               <w:rPr>
                 <w:sz w:val="16"/>
               </w:rPr>
-              <w:t>31.1±1.3</w:t>
+              <w:t>10.3±1.1</w:t>
             </w:r>
           </w:p>
         </w:tc>
@@ -8750,7 +12274,7 @@
               <w:rPr>
                 <w:sz w:val="16"/>
               </w:rPr>
-              <w:t>3.2</w:t>
+              <w:t>4.5±0.7</w:t>
             </w:r>
           </w:p>
         </w:tc>
@@ -8763,635 +12287,13 @@
           <w:b/>
           <w:color w:val="111111"/>
         </w:rPr>
-        <w:t>Table 5.</w:t>
-      </w:r>
-      <w:r>
-        <w:rPr>
-          <w:color w:val="111111"/>
-        </w:rPr>
-        <w:t xml:space="preserve"> Ablation: value captured (%, mean ± 95 % CI), and the time below the battery reserve in the energy-starved scenario.</w:t>
-      </w:r>
-    </w:p>
-    <w:p>
-      <w:r>
-        <w:rPr>
-          <w:color w:val="111111"/>
-        </w:rPr>
-        <w:t>Three findings stand out, all from paired runs on identical days.</w:t>
-      </w:r>
-    </w:p>
-    <w:p>
-      <w:pPr>
-        <w:pStyle w:val="ListNumber"/>
-      </w:pPr>
-      <w:r>
-        <w:rPr>
-          <w:b/>
-          <w:color w:val="111111"/>
-        </w:rPr>
-        <w:t>Queue-aware re-valuation is the most valuable single component.</w:t>
-      </w:r>
-      <w:r>
-        <w:rPr>
-          <w:color w:val="111111"/>
-        </w:rPr>
-        <w:t xml:space="preserve"> Without it, value drops in every scenario, by 0.5–2.3 points. The loss is largest when storage is tight, where optimistic delivery estimates keep too much raw data onboard.</w:t>
-      </w:r>
-    </w:p>
-    <w:p>
-      <w:pPr>
-        <w:pStyle w:val="ListNumber"/>
-      </w:pPr>
-      <w:r>
-        <w:rPr>
-          <w:b/>
-          <w:color w:val="111111"/>
-        </w:rPr>
-        <w:t>Pricing matters most when storage binds.</w:t>
-      </w:r>
-      <w:r>
-        <w:rPr>
-          <w:color w:val="111111"/>
-        </w:rPr>
-        <w:t xml:space="preserve"> With all prices set to zero, value drops by 0.1–0.6 points in four scenarios but by 2.7 points in the storage-tight one, where overflow losses triple (1.0 % vs 0.3 %). Removing only the storage price has the same effect. In that scenario the price is what lets the engine tie the rule set rather than fall 2.7 points behind it.</w:t>
-      </w:r>
-    </w:p>
-    <w:p>
-      <w:pPr>
-        <w:pStyle w:val="ListNumber"/>
-      </w:pPr>
-      <w:r>
-        <w:rPr>
-          <w:b/>
-          <w:color w:val="111111"/>
-        </w:rPr>
-        <w:t>The battery guard is a safety net.</w:t>
-      </w:r>
-      <w:r>
-        <w:rPr>
-          <w:color w:val="111111"/>
-        </w:rPr>
-        <w:t xml:space="preserve"> Removing it triples the time below the reserve in the energy-starved scenario (3.2 % vs 1.1 %) with no gain in value. It changes nothing when energy is plentiful.</w:t>
-      </w:r>
-    </w:p>
-    <w:p>
-      <w:r>
-        <w:rPr>
-          <w:color w:val="111111"/>
-        </w:rPr>
-        <w:t>With prices set to zero, the engine reduces to an explicit expected-value comparison with guards, which already beats the heuristics in most scenarios. The energy price rarely becomes positive, because the planning horizon spans several orbits of solar harvest. Short-term energy scarcity is handled by the battery guard instead. A shorter energy horizon is a natural refinement.</w:t>
-      </w:r>
-    </w:p>
-    <w:p>
-      <w:pPr>
-        <w:pStyle w:val="Heading2"/>
-      </w:pPr>
-      <w:r>
-        <w:rPr>
-          <w:color w:val="111111"/>
-        </w:rPr>
-        <w:t>6.5 Sensitivity</w:t>
-      </w:r>
-    </w:p>
-    <w:p>
-      <w:r>
-        <w:rPr>
-          <w:color w:val="111111"/>
-        </w:rPr>
-        <w:t>On the tuning seeds, we varied the planning horizon (</w:t>
-      </w:r>
-      <w:r>
-        <w:rPr>
-          <w:i/>
-          <w:color w:val="111111"/>
-        </w:rPr>
-        <w:t>K</w:t>
-      </w:r>
-      <w:r>
-        <w:rPr>
-          <w:color w:val="111111"/>
-        </w:rPr>
-        <w:t xml:space="preserve"> ∈ {2, 3, 5} passes), the storage guard (300 or 900 s of peak acquisition) and the urgency weight (</w:t>
-      </w:r>
-      <w:r>
-        <w:rPr>
-          <w:i/>
-          <w:color w:val="111111"/>
-        </w:rPr>
-        <w:t>w</w:t>
-      </w:r>
-      <w:r>
-        <w:rPr>
-          <w:i/>
-          <w:color w:val="111111"/>
-        </w:rPr>
-        <w:t>u</w:t>
-      </w:r>
-      <w:r>
-        <w:rPr>
-          <w:color w:val="111111"/>
-        </w:rPr>
-        <w:t xml:space="preserve"> ∈ {0, 1}). On the real geometry, the average value across the five scenarios stayed within 37.1–37.4 % for all 12 combinations, a spread of 0.31 points. The defaults are within 0.01 points of the best combination (</w:t>
-      </w:r>
-      <w:r>
-        <w:rPr>
-          <w:rFonts w:ascii="Consolas" w:hAnsi="Consolas"/>
-          <w:color w:val="111111"/>
-        </w:rPr>
-        <w:t>tools/sensitivity.py</w:t>
-      </w:r>
-      <w:r>
-        <w:rPr>
-          <w:color w:val="111111"/>
-        </w:rPr>
-        <w:t>). On the synthetic geometry, varying the worthless-item threshold (1 %, 0.1 % or 0) changed value by at most 0.1 points. The engine therefore does not depend on fine-tuning. Its behaviour comes from explicit valuation and prices that adapt automatically to each scenario.</w:t>
-      </w:r>
-    </w:p>
-    <w:p>
-      <w:pPr>
-        <w:pStyle w:val="Heading2"/>
-      </w:pPr>
-      <w:r>
-        <w:rPr>
-          <w:color w:val="111111"/>
-        </w:rPr>
-        <w:t>6.6 Robustness: synthetic geometry</w:t>
-      </w:r>
-    </w:p>
-    <w:p>
-      <w:r>
-        <w:rPr>
-          <w:color w:val="111111"/>
-        </w:rPr>
-        <w:t>Before adopting the real orbit, we ran the identical benchmark on a synthetic geometry, with the same seeds, engine and baselines. It used a 95-min orbit with fixed 35-min eclipses and two clusters of three passes per day, giving 29 GB/day of downlink. Table 6 gives the value captured. The engine ranked first in all five synthetic scenarios, including storage-tight (41.5 % vs 40.6 %), with gains of 2–14 % over the rules. The real geometry has fewer and irregular passes (21.5 GB/day). It widens the engine's advantage when the downlink binds and narrows it when storage binds. The qualitative conclusions do not depend on the geometry.</w:t>
-      </w:r>
-    </w:p>
-    <w:tbl>
-      <w:tblPr>
-        <w:tblStyle w:val="LightList-Accent1"/>
-        <w:tblW w:type="auto" w:w="0"/>
-        <w:jc w:val="center"/>
-        <w:tblLook w:firstColumn="1" w:firstRow="1" w:lastColumn="0" w:lastRow="0" w:noHBand="0" w:noVBand="1" w:val="04A0"/>
-      </w:tblPr>
-      <w:tblGrid>
-        <w:gridCol w:w="1656"/>
-        <w:gridCol w:w="1656"/>
-        <w:gridCol w:w="1656"/>
-        <w:gridCol w:w="1656"/>
-        <w:gridCol w:w="1656"/>
-        <w:gridCol w:w="1656"/>
-      </w:tblGrid>
-      <w:tr>
-        <w:tc>
-          <w:tcPr>
-            <w:tcW w:type="dxa" w:w="1656"/>
-          </w:tcPr>
-          <w:p>
-            <w:r/>
-            <w:r>
-              <w:rPr>
-                <w:b/>
-                <w:sz w:val="16"/>
-              </w:rPr>
-              <w:t>Strategy</w:t>
-            </w:r>
-          </w:p>
-        </w:tc>
-        <w:tc>
-          <w:tcPr>
-            <w:tcW w:type="dxa" w:w="1656"/>
-          </w:tcPr>
-          <w:p>
-            <w:r/>
-            <w:r>
-              <w:rPr>
-                <w:b/>
-                <w:sz w:val="16"/>
-              </w:rPr>
-              <w:t>Nominal</w:t>
-            </w:r>
-          </w:p>
-        </w:tc>
-        <w:tc>
-          <w:tcPr>
-            <w:tcW w:type="dxa" w:w="1656"/>
-          </w:tcPr>
-          <w:p>
-            <w:r/>
-            <w:r>
-              <w:rPr>
-                <w:b/>
-                <w:sz w:val="16"/>
-              </w:rPr>
-              <w:t>Energy-starved</w:t>
-            </w:r>
-          </w:p>
-        </w:tc>
-        <w:tc>
-          <w:tcPr>
-            <w:tcW w:type="dxa" w:w="1656"/>
-          </w:tcPr>
-          <w:p>
-            <w:r/>
-            <w:r>
-              <w:rPr>
-                <w:b/>
-                <w:sz w:val="16"/>
-              </w:rPr>
-              <w:t>Downlink-starved</w:t>
-            </w:r>
-          </w:p>
-        </w:tc>
-        <w:tc>
-          <w:tcPr>
-            <w:tcW w:type="dxa" w:w="1656"/>
-          </w:tcPr>
-          <w:p>
-            <w:r/>
-            <w:r>
-              <w:rPr>
-                <w:b/>
-                <w:sz w:val="16"/>
-              </w:rPr>
-              <w:t>Storage-tight</w:t>
-            </w:r>
-          </w:p>
-        </w:tc>
-        <w:tc>
-          <w:tcPr>
-            <w:tcW w:type="dxa" w:w="1656"/>
-          </w:tcPr>
-          <w:p>
-            <w:r/>
-            <w:r>
-              <w:rPr>
-                <w:b/>
-                <w:sz w:val="16"/>
-              </w:rPr>
-              <w:t>Event surge</w:t>
-            </w:r>
-          </w:p>
-        </w:tc>
-      </w:tr>
-      <w:tr>
-        <w:tc>
-          <w:tcPr>
-            <w:tcW w:type="dxa" w:w="1656"/>
-          </w:tcPr>
-          <w:p>
-            <w:r/>
-            <w:r>
-              <w:rPr>
-                <w:sz w:val="16"/>
-              </w:rPr>
-              <w:t>Value-aware (ours)</w:t>
-            </w:r>
-          </w:p>
-        </w:tc>
-        <w:tc>
-          <w:tcPr>
-            <w:tcW w:type="dxa" w:w="1656"/>
-          </w:tcPr>
-          <w:p>
-            <w:r/>
-            <w:r>
-              <w:rPr>
-                <w:sz w:val="16"/>
-              </w:rPr>
-              <w:t>43.3±1.6</w:t>
-            </w:r>
-          </w:p>
-        </w:tc>
-        <w:tc>
-          <w:tcPr>
-            <w:tcW w:type="dxa" w:w="1656"/>
-          </w:tcPr>
-          <w:p>
-            <w:r/>
-            <w:r>
-              <w:rPr>
-                <w:sz w:val="16"/>
-              </w:rPr>
-              <w:t>42.8±1.6</w:t>
-            </w:r>
-          </w:p>
-        </w:tc>
-        <w:tc>
-          <w:tcPr>
-            <w:tcW w:type="dxa" w:w="1656"/>
-          </w:tcPr>
-          <w:p>
-            <w:r/>
-            <w:r>
-              <w:rPr>
-                <w:sz w:val="16"/>
-              </w:rPr>
-              <w:t>34.6±1.6</w:t>
-            </w:r>
-          </w:p>
-        </w:tc>
-        <w:tc>
-          <w:tcPr>
-            <w:tcW w:type="dxa" w:w="1656"/>
-          </w:tcPr>
-          <w:p>
-            <w:r/>
-            <w:r>
-              <w:rPr>
-                <w:sz w:val="16"/>
-              </w:rPr>
-              <w:t>41.5±1.7</w:t>
-            </w:r>
-          </w:p>
-        </w:tc>
-        <w:tc>
-          <w:tcPr>
-            <w:tcW w:type="dxa" w:w="1656"/>
-          </w:tcPr>
-          <w:p>
-            <w:r/>
-            <w:r>
-              <w:rPr>
-                <w:sz w:val="16"/>
-              </w:rPr>
-              <w:t>34.4±1.3</w:t>
-            </w:r>
-          </w:p>
-        </w:tc>
-      </w:tr>
-      <w:tr>
-        <w:tc>
-          <w:tcPr>
-            <w:tcW w:type="dxa" w:w="1656"/>
-          </w:tcPr>
-          <w:p>
-            <w:r/>
-            <w:r>
-              <w:rPr>
-                <w:sz w:val="16"/>
-              </w:rPr>
-              <w:t>Priority rules</w:t>
-            </w:r>
-          </w:p>
-        </w:tc>
-        <w:tc>
-          <w:tcPr>
-            <w:tcW w:type="dxa" w:w="1656"/>
-          </w:tcPr>
-          <w:p>
-            <w:r/>
-            <w:r>
-              <w:rPr>
-                <w:sz w:val="16"/>
-              </w:rPr>
-              <w:t>40.6±1.6</w:t>
-            </w:r>
-          </w:p>
-        </w:tc>
-        <w:tc>
-          <w:tcPr>
-            <w:tcW w:type="dxa" w:w="1656"/>
-          </w:tcPr>
-          <w:p>
-            <w:r/>
-            <w:r>
-              <w:rPr>
-                <w:sz w:val="16"/>
-              </w:rPr>
-              <w:t>37.6±2.0</w:t>
-            </w:r>
-          </w:p>
-        </w:tc>
-        <w:tc>
-          <w:tcPr>
-            <w:tcW w:type="dxa" w:w="1656"/>
-          </w:tcPr>
-          <w:p>
-            <w:r/>
-            <w:r>
-              <w:rPr>
-                <w:sz w:val="16"/>
-              </w:rPr>
-              <w:t>33.2±2.1</w:t>
-            </w:r>
-          </w:p>
-        </w:tc>
-        <w:tc>
-          <w:tcPr>
-            <w:tcW w:type="dxa" w:w="1656"/>
-          </w:tcPr>
-          <w:p>
-            <w:r/>
-            <w:r>
-              <w:rPr>
-                <w:sz w:val="16"/>
-              </w:rPr>
-              <w:t>40.6±1.6</w:t>
-            </w:r>
-          </w:p>
-        </w:tc>
-        <w:tc>
-          <w:tcPr>
-            <w:tcW w:type="dxa" w:w="1656"/>
-          </w:tcPr>
-          <w:p>
-            <w:r/>
-            <w:r>
-              <w:rPr>
-                <w:sz w:val="16"/>
-              </w:rPr>
-              <w:t>33.4±1.4</w:t>
-            </w:r>
-          </w:p>
-        </w:tc>
-      </w:tr>
-      <w:tr>
-        <w:tc>
-          <w:tcPr>
-            <w:tcW w:type="dxa" w:w="1656"/>
-          </w:tcPr>
-          <w:p>
-            <w:r/>
-            <w:r>
-              <w:rPr>
-                <w:sz w:val="16"/>
-              </w:rPr>
-              <w:t>Process-all</w:t>
-            </w:r>
-          </w:p>
-        </w:tc>
-        <w:tc>
-          <w:tcPr>
-            <w:tcW w:type="dxa" w:w="1656"/>
-          </w:tcPr>
-          <w:p>
-            <w:r/>
-            <w:r>
-              <w:rPr>
-                <w:sz w:val="16"/>
-              </w:rPr>
-              <w:t>40.2±1.6</w:t>
-            </w:r>
-          </w:p>
-        </w:tc>
-        <w:tc>
-          <w:tcPr>
-            <w:tcW w:type="dxa" w:w="1656"/>
-          </w:tcPr>
-          <w:p>
-            <w:r/>
-            <w:r>
-              <w:rPr>
-                <w:sz w:val="16"/>
-              </w:rPr>
-              <w:t>33.8±4.7</w:t>
-            </w:r>
-          </w:p>
-        </w:tc>
-        <w:tc>
-          <w:tcPr>
-            <w:tcW w:type="dxa" w:w="1656"/>
-          </w:tcPr>
-          <w:p>
-            <w:r/>
-            <w:r>
-              <w:rPr>
-                <w:sz w:val="16"/>
-              </w:rPr>
-              <w:t>31.8±2.1</w:t>
-            </w:r>
-          </w:p>
-        </w:tc>
-        <w:tc>
-          <w:tcPr>
-            <w:tcW w:type="dxa" w:w="1656"/>
-          </w:tcPr>
-          <w:p>
-            <w:r/>
-            <w:r>
-              <w:rPr>
-                <w:sz w:val="16"/>
-              </w:rPr>
-              <w:t>40.2±1.6</w:t>
-            </w:r>
-          </w:p>
-        </w:tc>
-        <w:tc>
-          <w:tcPr>
-            <w:tcW w:type="dxa" w:w="1656"/>
-          </w:tcPr>
-          <w:p>
-            <w:r/>
-            <w:r>
-              <w:rPr>
-                <w:sz w:val="16"/>
-              </w:rPr>
-              <w:t>32.9±1.3</w:t>
-            </w:r>
-          </w:p>
-        </w:tc>
-      </w:tr>
-      <w:tr>
-        <w:tc>
-          <w:tcPr>
-            <w:tcW w:type="dxa" w:w="1656"/>
-          </w:tcPr>
-          <w:p>
-            <w:r/>
-            <w:r>
-              <w:rPr>
-                <w:sz w:val="16"/>
-              </w:rPr>
-              <w:t>Bent-pipe</w:t>
-            </w:r>
-          </w:p>
-        </w:tc>
-        <w:tc>
-          <w:tcPr>
-            <w:tcW w:type="dxa" w:w="1656"/>
-          </w:tcPr>
-          <w:p>
-            <w:r/>
-            <w:r>
-              <w:rPr>
-                <w:sz w:val="16"/>
-              </w:rPr>
-              <w:t>10.3±1.1</w:t>
-            </w:r>
-          </w:p>
-        </w:tc>
-        <w:tc>
-          <w:tcPr>
-            <w:tcW w:type="dxa" w:w="1656"/>
-          </w:tcPr>
-          <w:p>
-            <w:r/>
-            <w:r>
-              <w:rPr>
-                <w:sz w:val="16"/>
-              </w:rPr>
-              <w:t>10.3±1.1</w:t>
-            </w:r>
-          </w:p>
-        </w:tc>
-        <w:tc>
-          <w:tcPr>
-            <w:tcW w:type="dxa" w:w="1656"/>
-          </w:tcPr>
-          <w:p>
-            <w:r/>
-            <w:r>
-              <w:rPr>
-                <w:sz w:val="16"/>
-              </w:rPr>
-              <w:t>2.7±0.4</w:t>
-            </w:r>
-          </w:p>
-        </w:tc>
-        <w:tc>
-          <w:tcPr>
-            <w:tcW w:type="dxa" w:w="1656"/>
-          </w:tcPr>
-          <w:p>
-            <w:r/>
-            <w:r>
-              <w:rPr>
-                <w:sz w:val="16"/>
-              </w:rPr>
-              <w:t>16.1±1.3</w:t>
-            </w:r>
-          </w:p>
-        </w:tc>
-        <w:tc>
-          <w:tcPr>
-            <w:tcW w:type="dxa" w:w="1656"/>
-          </w:tcPr>
-          <w:p>
-            <w:r/>
-            <w:r>
-              <w:rPr>
-                <w:sz w:val="16"/>
-              </w:rPr>
-              <w:t>4.5±0.7</w:t>
-            </w:r>
-          </w:p>
-        </w:tc>
-      </w:tr>
-    </w:tbl>
-    <w:p/>
-    <w:p>
-      <w:r>
-        <w:rPr>
-          <w:b/>
-          <w:color w:val="111111"/>
-        </w:rPr>
-        <w:t>Table 6.</w:t>
-      </w:r>
-      <w:r>
-        <w:rPr>
-          <w:color w:val="111111"/>
-        </w:rPr>
-        <w:t xml:space="preserve"> Value captured (%, mean ± 95 % CI over 20 seeds) with the synthetic geometry.</w:t>
+        <w:t>Table 7.</w:t>
+      </w:r>
+      <w:r>
+        <w:rPr>
+          <w:color w:val="111111"/>
+        </w:rPr>
+        <w:t xml:space="preserve"> Value captured (%, mean ± 95 % CI over 20 days) with the synthetic geometry.</w:t>
       </w:r>
     </w:p>
     <w:p>
@@ -9417,7 +12319,7 @@
         <w:rPr>
           <w:color w:val="111111"/>
         </w:rPr>
-        <w:t xml:space="preserve"> The orbit, passes and eclipses are real (Sentinel-2A over Toulouse). Satellite resources, workload and value parameters are plausible orders of magnitude, not a specific mission. The ranking of strategies was stable across five scenarios and two geometries, but absolute numbers should not be over-interpreted.</w:t>
+        <w:t xml:space="preserve"> The orbit, passes and eclipses are real (Sentinel-2A over Toulouse). Satellite resources, workload and value parameters are plausible orders of magnitude, not a specific mission. The ranking of strategies was stable across six scenarios and two geometries, but absolute numbers should not be over-interpreted.</w:t>
       </w:r>
     </w:p>
     <w:p>
@@ -9426,13 +12328,13 @@
           <w:b/>
           <w:color w:val="111111"/>
         </w:rPr>
-        <w:t>Value model.</w:t>
-      </w:r>
-      <w:r>
-        <w:rPr>
-          <w:color w:val="111111"/>
-        </w:rPr>
-        <w:t xml:space="preserve"> The value model (priority × usefulness × exponential timeliness decay) is an assumption. It is also the lever through which operators would express mission priorities. The engine is agnostic to its exact form: any function of delivery time can be used.</w:t>
+        <w:t>When to process everything.</w:t>
+      </w:r>
+      <w:r>
+        <w:rPr>
+          <w:color w:val="111111"/>
+        </w:rPr>
+        <w:t xml:space="preserve"> When mass memory is the tightest resource, the simple process-everything policy was the best we tested. A natural extension is to let the engine recognise that regime: it can raise its storage guard in proportion to the forecast acquisition bursts, or switch to immediate processing when the storage price saturates.</w:t>
       </w:r>
     </w:p>
     <w:p>
@@ -9441,13 +12343,13 @@
           <w:b/>
           <w:color w:val="111111"/>
         </w:rPr>
-        <w:t>Forecasts.</w:t>
-      </w:r>
-      <w:r>
-        <w:rPr>
-          <w:color w:val="111111"/>
-        </w:rPr>
-        <w:t xml:space="preserve"> The engine's pass and eclipse forecasts come from the same propagated orbit, so they are exact. In operations, TLE-based predictions drift by seconds to minutes over days. SGP4 errors also grow across our 62-day span, which affects the timing of individual later days but not the statistics of the pass geometry. Link outages, elevation-dependent data rates and battery ageing are not modelled.</w:t>
+        <w:t>Value model.</w:t>
+      </w:r>
+      <w:r>
+        <w:rPr>
+          <w:color w:val="111111"/>
+        </w:rPr>
+        <w:t xml:space="preserve"> The value model (priority × usefulness × exponential timeliness decay) is an assumption. It is also the lever through which operators would express mission priorities. The engine is agnostic to its exact form: any function of delivery time can be used.</w:t>
       </w:r>
     </w:p>
     <w:p>
@@ -9456,13 +12358,13 @@
           <w:b/>
           <w:color w:val="111111"/>
         </w:rPr>
-        <w:t>Optimality.</w:t>
-      </w:r>
-      <w:r>
-        <w:rPr>
-          <w:color w:val="111111"/>
-        </w:rPr>
-        <w:t xml:space="preserve"> The prices come from two coordinate-wise rounds, an approximate dual solution. Planned use can therefore slightly exceed a forecast supply, but the simulator still enforces every hard limit. We compare against heuristics, not yet against an optimum. A hindsight mixed-integer program on reduced instances would bound the optimality gap. It is the first item of our future work.</w:t>
+        <w:t>Forecasts.</w:t>
+      </w:r>
+      <w:r>
+        <w:rPr>
+          <w:color w:val="111111"/>
+        </w:rPr>
+        <w:t xml:space="preserve"> The engine's pass and eclipse forecasts come from the same propagated orbit, so they are exact. In operations, TLE-based predictions drift by seconds to minutes over days. SGP4 errors also grow across our 62-day span, which affects the timing of individual later days but not the statistics of the pass geometry. Link outages, elevation-dependent data rates and battery ageing are not modelled.</w:t>
       </w:r>
     </w:p>
     <w:p>
@@ -9471,13 +12373,13 @@
           <w:b/>
           <w:color w:val="111111"/>
         </w:rPr>
-        <w:t>Completion metric.</w:t>
-      </w:r>
-      <w:r>
-        <w:rPr>
-          <w:color w:val="111111"/>
-        </w:rPr>
-        <w:t xml:space="preserve"> The engine optimizes value, not item counts. Section 6.3 explains the resulting completion trade-off.</w:t>
+        <w:t>Optimality.</w:t>
+      </w:r>
+      <w:r>
+        <w:rPr>
+          <w:color w:val="111111"/>
+        </w:rPr>
+        <w:t xml:space="preserve"> The prices come from two coordinate-wise rounds, an approximate dual solution. Planned use can therefore slightly exceed a forecast supply, but the simulator still enforces every hard limit. We compare against heuristics, not yet against an optimum. A hindsight mixed-integer program on reduced instances would bound the optimality gap. It is the first item of our future work.</w:t>
       </w:r>
     </w:p>
     <w:p>
@@ -9486,13 +12388,28 @@
           <w:b/>
           <w:color w:val="111111"/>
         </w:rPr>
+        <w:t>Completion metric.</w:t>
+      </w:r>
+      <w:r>
+        <w:rPr>
+          <w:color w:val="111111"/>
+        </w:rPr>
+        <w:t xml:space="preserve"> The engine optimizes value, not item counts. Section 6.3 explains the resulting completion trade-off.</w:t>
+      </w:r>
+    </w:p>
+    <w:p>
+      <w:r>
+        <w:rPr>
+          <w:b/>
+          <w:color w:val="111111"/>
+        </w:rPr>
         <w:t>Onboard cost.</w:t>
       </w:r>
       <w:r>
         <w:rPr>
           <w:color w:val="111111"/>
         </w:rPr>
-        <w:t xml:space="preserve"> The engine costs about 1 ms per step on a laptop core. On a flight processor it would be slower, but the 30 s period leaves ample margin, and the computation is vectorized and allocation-light.</w:t>
+        <w:t xml:space="preserve"> The engine costs about 1.5 ms per step on a laptop core. On a flight processor it would be slower, but the 30 s period leaves ample margin, and the computation is vectorized and allocation-light.</w:t>
       </w:r>
     </w:p>
     <w:p>
@@ -9511,7 +12428,7 @@
         <w:rPr>
           <w:color w:val="111111"/>
         </w:rPr>
-        <w:t>Valuing every option explicitly, pricing the resources that bind, and guarding battery and storage is a simple, explainable and effective way to decide onboard whether to process, store or transmit. On a benchmark built on Sentinel-2A's real orbit, it beats a hand-tuned rule set and process-everything on every day in four of the five scenarios, and ties them when storage is tightest. It uses markedly less energy and protects the battery when energy is scarce. Before the final submission we plan to:</w:t>
+        <w:t>Valuing every option explicitly, pricing the resources that bind, and guarding battery and storage is a simple, explainable and effective way to decide onboard whether to process, store or transmit. On a benchmark built on Sentinel-2A's real orbit, it captured the most value in five of six scenarios, beating four baselines on 18–20 of 20 days in each. It uses markedly less energy and keeps a battery margin when energy is scarce. When mass memory is the binding constraint, processing everything immediately remains slightly better. Before the final submission we plan to:</w:t>
       </w:r>
     </w:p>
     <w:p>
@@ -9921,6 +12838,31 @@
           <w:color w:val="111111"/>
         </w:rPr>
         <w:t>python -m pytest --cov</w:t>
+      </w:r>
+    </w:p>
+    <w:p>
+      <w:pPr>
+        <w:pStyle w:val="ListBullet"/>
+      </w:pPr>
+      <w:r>
+        <w:rPr>
+          <w:b/>
+          <w:color w:val="111111"/>
+        </w:rPr>
+        <w:t>Scenario calibration:</w:t>
+      </w:r>
+      <w:r>
+        <w:rPr>
+          <w:color w:val="111111"/>
+        </w:rPr>
+        <w:t xml:space="preserve"> </w:t>
+      </w:r>
+      <w:r>
+        <w:rPr>
+          <w:rFonts w:ascii="Consolas" w:hAnsi="Consolas"/>
+          <w:color w:val="111111"/>
+        </w:rPr>
+        <w:t>python tools/calibrate_scenarios.py</w:t>
       </w:r>
     </w:p>
     <w:p>
